--- a/Fase_2/Evidencias Proyecto/Documento 02- Product Backlog.docx
+++ b/Fase_2/Evidencias Proyecto/Documento 02- Product Backlog.docx
@@ -3395,6 +3395,18 @@
     </w:p>
     <w:p>
       <w:pPr>
+        <w:pStyle w:val="Prrafodelista"/>
+        <w:rPr>
+          <w:rFonts w:ascii="Arial" w:hAnsi="Arial" w:cs="Arial"/>
+          <w:b/>
+          <w:bCs/>
+          <w:color w:val="1F497D" w:themeColor="text2"/>
+          <w:lang w:val="es-ES" w:eastAsia="es-ES"/>
+        </w:rPr>
+      </w:pPr>
+    </w:p>
+    <w:p>
+      <w:pPr>
         <w:pStyle w:val="Ttulo2"/>
         <w:rPr>
           <w:rFonts w:ascii="Arial" w:hAnsi="Arial" w:cs="Arial"/>
@@ -3666,6 +3678,18 @@
     </w:p>
     <w:p>
       <w:pPr>
+        <w:pStyle w:val="Prrafodelista"/>
+        <w:rPr>
+          <w:rFonts w:ascii="Arial" w:hAnsi="Arial" w:cs="Arial"/>
+          <w:b/>
+          <w:bCs/>
+          <w:color w:val="1F497D" w:themeColor="text2"/>
+          <w:lang w:val="es-ES" w:eastAsia="es-ES"/>
+        </w:rPr>
+      </w:pPr>
+    </w:p>
+    <w:p>
+      <w:pPr>
         <w:pStyle w:val="Ttulo2"/>
         <w:rPr>
           <w:rFonts w:ascii="Arial" w:hAnsi="Arial" w:cs="Arial"/>
@@ -3884,39 +3908,35 @@
       <w:pPr>
         <w:rPr>
           <w:rFonts w:ascii="Arial" w:hAnsi="Arial" w:cs="Arial"/>
-          <w:color w:val="1F497D" w:themeColor="text2"/>
-        </w:rPr>
-      </w:pPr>
-      <w:r>
-        <w:rPr>
-          <w:rFonts w:ascii="Arial" w:hAnsi="Arial" w:cs="Arial"/>
-          <w:color w:val="1F497D" w:themeColor="text2"/>
+          <w:b/>
+          <w:bCs/>
+          <w:color w:val="1F497D" w:themeColor="text2"/>
+          <w:sz w:val="26"/>
+          <w:szCs w:val="26"/>
+        </w:rPr>
+      </w:pPr>
+      <w:r>
+        <w:rPr>
+          <w:rFonts w:ascii="Arial" w:hAnsi="Arial" w:cs="Arial"/>
+          <w:b/>
+          <w:bCs/>
+          <w:color w:val="1F497D" w:themeColor="text2"/>
+          <w:sz w:val="26"/>
+          <w:szCs w:val="26"/>
         </w:rPr>
         <w:br w:type="page"/>
       </w:r>
-    </w:p>
-    <w:p>
-      <w:pPr>
-        <w:pStyle w:val="Ttulo2"/>
-        <w:rPr>
-          <w:rFonts w:ascii="Arial" w:hAnsi="Arial" w:cs="Arial"/>
-          <w:color w:val="1F497D" w:themeColor="text2"/>
-        </w:rPr>
-      </w:pPr>
-      <w:r>
-        <w:rPr>
-          <w:rFonts w:ascii="Arial" w:hAnsi="Arial" w:cs="Arial"/>
-          <w:color w:val="1F497D" w:themeColor="text2"/>
+      <w:r>
+        <w:rPr>
+          <w:rFonts w:ascii="Arial" w:hAnsi="Arial" w:cs="Arial"/>
+          <w:b/>
+          <w:bCs/>
+          <w:color w:val="1F497D" w:themeColor="text2"/>
+          <w:sz w:val="26"/>
+          <w:szCs w:val="26"/>
         </w:rPr>
         <w:lastRenderedPageBreak/>
-        <w:t>Historia 00</w:t>
-      </w:r>
-      <w:r>
-        <w:rPr>
-          <w:rFonts w:ascii="Arial" w:hAnsi="Arial" w:cs="Arial"/>
-          <w:color w:val="1F497D" w:themeColor="text2"/>
-        </w:rPr>
-        <w:t>4 – Consultar estudiantes</w:t>
+        <w:t>Historia 004 – Consultar estudiantes</w:t>
       </w:r>
     </w:p>
     <w:p>
@@ -4134,10 +4154,11 @@
     </w:p>
     <w:p>
       <w:pPr>
-        <w:rPr>
-          <w:rFonts w:ascii="Arial" w:hAnsi="Arial" w:cs="Arial"/>
-          <w:color w:val="1F497D" w:themeColor="text2"/>
-          <w:lang w:val="es-ES"/>
+        <w:pStyle w:val="Prrafodelista"/>
+        <w:rPr>
+          <w:rFonts w:ascii="Arial" w:hAnsi="Arial" w:cs="Arial"/>
+          <w:color w:val="1F497D" w:themeColor="text2"/>
+          <w:lang w:val="es-ES" w:eastAsia="es-ES"/>
         </w:rPr>
       </w:pPr>
     </w:p>
@@ -4697,7 +4718,6 @@
           <w:color w:val="1F497D" w:themeColor="text2"/>
           <w:lang w:val="es-ES" w:eastAsia="es-ES"/>
         </w:rPr>
-        <w:lastRenderedPageBreak/>
         <w:t xml:space="preserve">Criterio 6: </w:t>
       </w:r>
       <w:r>
@@ -5289,7 +5309,6 @@
           <w:rFonts w:ascii="Arial" w:hAnsi="Arial"/>
           <w:color w:val="1F497D" w:themeColor="text2"/>
         </w:rPr>
-        <w:lastRenderedPageBreak/>
         <w:t>Criterios de Aceptación</w:t>
       </w:r>
     </w:p>
@@ -5358,6 +5377,7 @@
           <w:color w:val="1F497D" w:themeColor="text2"/>
           <w:lang w:val="es-ES" w:eastAsia="es-ES"/>
         </w:rPr>
+        <w:lastRenderedPageBreak/>
         <w:t xml:space="preserve">Criterio 2: </w:t>
       </w:r>
       <w:r>
@@ -14392,6 +14412,7 @@
     <w:rsid w:val="00252686"/>
     <w:rsid w:val="002835FC"/>
     <w:rsid w:val="002C06A7"/>
+    <w:rsid w:val="00320554"/>
     <w:rsid w:val="00387FD7"/>
     <w:rsid w:val="004F7F49"/>
     <w:rsid w:val="0057410B"/>
@@ -14416,10 +14437,13 @@
     <w:rsid w:val="00C47BA2"/>
     <w:rsid w:val="00C5036F"/>
     <w:rsid w:val="00C861E5"/>
+    <w:rsid w:val="00CD5CD6"/>
     <w:rsid w:val="00CF44FB"/>
+    <w:rsid w:val="00D14A17"/>
     <w:rsid w:val="00DD693D"/>
     <w:rsid w:val="00EC21D5"/>
     <w:rsid w:val="00F973B6"/>
+    <w:rsid w:val="00FA717A"/>
   </w:rsids>
   <m:mathPr>
     <m:mathFont m:val="Cambria Math"/>
@@ -15172,10 +15196,6 @@
 </file>
 
 <file path=customXml/item2.xml><?xml version="1.0" encoding="utf-8"?>
-<b:Sources xmlns:b="http://schemas.openxmlformats.org/officeDocument/2006/bibliography" xmlns="http://schemas.openxmlformats.org/officeDocument/2006/bibliography" SelectedStyle="\APA.XSL" StyleName="APA"/>
-</file>
-
-<file path=customXml/item3.xml><?xml version="1.0" encoding="utf-8"?>
 <p:properties xmlns:p="http://schemas.microsoft.com/office/2006/metadata/properties" xmlns:xsi="http://www.w3.org/2001/XMLSchema-instance" xmlns:pc="http://schemas.microsoft.com/office/infopath/2007/PartnerControls">
   <documentManagement>
     <lcf76f155ced4ddcb4097134ff3c332f xmlns="e1e7bc46-bed0-459f-9452-a76b1c5b695e">
@@ -15185,7 +15205,7 @@
 </p:properties>
 </file>
 
-<file path=customXml/item4.xml><?xml version="1.0" encoding="utf-8"?>
+<file path=customXml/item3.xml><?xml version="1.0" encoding="utf-8"?>
 <ct:contentTypeSchema xmlns:ct="http://schemas.microsoft.com/office/2006/metadata/contentType" xmlns:ma="http://schemas.microsoft.com/office/2006/metadata/properties/metaAttributes" ct:_="" ma:_="" ma:contentTypeName="Documento" ma:contentTypeID="0x0101005395107FFD641345A10C8A5ACACB9D20" ma:contentTypeVersion="13" ma:contentTypeDescription="Crear nuevo documento." ma:contentTypeScope="" ma:versionID="7407f70e7181b908656026f379795b2c">
   <xsd:schema xmlns:xsd="http://www.w3.org/2001/XMLSchema" xmlns:xs="http://www.w3.org/2001/XMLSchema" xmlns:p="http://schemas.microsoft.com/office/2006/metadata/properties" xmlns:ns2="e1e7bc46-bed0-459f-9452-a76b1c5b695e" xmlns:ns3="bb8cf7e1-610f-40a0-8f00-126b9d139fde" targetNamespace="http://schemas.microsoft.com/office/2006/metadata/properties" ma:root="true" ma:fieldsID="b29ea8901729e1eaaa4e48e09148c760" ns2:_="" ns3:_="">
     <xsd:import namespace="e1e7bc46-bed0-459f-9452-a76b1c5b695e"/>
@@ -15402,13 +15422,17 @@
 </ct:contentTypeSchema>
 </file>
 
-<file path=customXml/item5.xml><?xml version="1.0" encoding="utf-8"?>
+<file path=customXml/item4.xml><?xml version="1.0" encoding="utf-8"?>
 <?mso-contentType ?>
 <FormTemplates xmlns="http://schemas.microsoft.com/sharepoint/v3/contenttype/forms">
   <Display>DocumentLibraryForm</Display>
   <Edit>DocumentLibraryForm</Edit>
   <New>DocumentLibraryForm</New>
 </FormTemplates>
+</file>
+
+<file path=customXml/item5.xml><?xml version="1.0" encoding="utf-8"?>
+<b:Sources xmlns:b="http://schemas.openxmlformats.org/officeDocument/2006/bibliography" xmlns="http://schemas.openxmlformats.org/officeDocument/2006/bibliography" SelectedStyle="\APA.XSL" StyleName="APA"/>
 </file>
 
 <file path=customXml/itemProps1.xml><?xml version="1.0" encoding="utf-8"?>
@@ -15420,14 +15444,6 @@
 </file>
 
 <file path=customXml/itemProps2.xml><?xml version="1.0" encoding="utf-8"?>
-<ds:datastoreItem xmlns:ds="http://schemas.openxmlformats.org/officeDocument/2006/customXml" ds:itemID="{BD6EC776-6679-4C69-98E3-6D068EA0A3C9}">
-  <ds:schemaRefs>
-    <ds:schemaRef ds:uri="http://schemas.openxmlformats.org/officeDocument/2006/bibliography"/>
-  </ds:schemaRefs>
-</ds:datastoreItem>
-</file>
-
-<file path=customXml/itemProps3.xml><?xml version="1.0" encoding="utf-8"?>
 <ds:datastoreItem xmlns:ds="http://schemas.openxmlformats.org/officeDocument/2006/customXml" ds:itemID="{E1036DFC-1D85-404D-898C-621D06C0EB1C}">
   <ds:schemaRefs>
     <ds:schemaRef ds:uri="http://schemas.microsoft.com/office/2006/metadata/properties"/>
@@ -15437,7 +15453,7 @@
 </ds:datastoreItem>
 </file>
 
-<file path=customXml/itemProps4.xml><?xml version="1.0" encoding="utf-8"?>
+<file path=customXml/itemProps3.xml><?xml version="1.0" encoding="utf-8"?>
 <ds:datastoreItem xmlns:ds="http://schemas.openxmlformats.org/officeDocument/2006/customXml" ds:itemID="{444115BD-C1C6-48AD-B714-E1866627071D}">
   <ds:schemaRefs>
     <ds:schemaRef ds:uri="http://schemas.microsoft.com/office/2006/metadata/contentType"/>
@@ -15456,10 +15472,18 @@
 </ds:datastoreItem>
 </file>
 
-<file path=customXml/itemProps5.xml><?xml version="1.0" encoding="utf-8"?>
+<file path=customXml/itemProps4.xml><?xml version="1.0" encoding="utf-8"?>
 <ds:datastoreItem xmlns:ds="http://schemas.openxmlformats.org/officeDocument/2006/customXml" ds:itemID="{EE9AAF0E-D63F-459F-A0FB-CDCE9F728F33}">
   <ds:schemaRefs>
     <ds:schemaRef ds:uri="http://schemas.microsoft.com/sharepoint/v3/contenttype/forms"/>
   </ds:schemaRefs>
 </ds:datastoreItem>
+</file>
+
+<file path=customXml/itemProps5.xml><?xml version="1.0" encoding="utf-8"?>
+<ds:datastoreItem xmlns:ds="http://schemas.openxmlformats.org/officeDocument/2006/customXml" ds:itemID="{BD6EC776-6679-4C69-98E3-6D068EA0A3C9}">
+  <ds:schemaRefs>
+    <ds:schemaRef ds:uri="http://schemas.openxmlformats.org/officeDocument/2006/bibliography"/>
+  </ds:schemaRefs>
+</ds:datastoreItem>
 </file>
--- a/Fase_2/Evidencias Proyecto/Documento 02- Product Backlog.docx
+++ b/Fase_2/Evidencias Proyecto/Documento 02- Product Backlog.docx
@@ -431,1433 +431,4292 @@
     </w:sdt>
     <w:p>
       <w:pPr>
-        <w:spacing w:after="0" w:line="240" w:lineRule="auto"/>
-        <w:jc w:val="both"/>
-        <w:rPr>
-          <w:rFonts w:cstheme="minorHAnsi"/>
-          <w:sz w:val="32"/>
-        </w:rPr>
-      </w:pPr>
-    </w:p>
-    <w:p>
-      <w:pPr>
         <w:spacing w:after="0"/>
         <w:jc w:val="both"/>
         <w:rPr>
-          <w:rFonts w:eastAsiaTheme="majorEastAsia" w:cstheme="minorHAnsi"/>
-          <w:b/>
-          <w:bCs/>
-          <w:color w:val="365F91" w:themeColor="accent1" w:themeShade="BF"/>
+          <w:rFonts w:ascii="Arial" w:hAnsi="Arial" w:cs="Arial"/>
+          <w:b/>
+          <w:bCs/>
+          <w:color w:val="1F497D" w:themeColor="text2"/>
           <w:sz w:val="28"/>
           <w:szCs w:val="28"/>
         </w:rPr>
       </w:pPr>
-    </w:p>
-    <w:sdt>
-      <w:sdtPr>
-        <w:rPr>
-          <w:rFonts w:asciiTheme="minorHAnsi" w:eastAsiaTheme="minorHAnsi" w:hAnsiTheme="minorHAnsi" w:cstheme="minorHAnsi"/>
-          <w:b w:val="0"/>
-          <w:bCs w:val="0"/>
-          <w:color w:val="auto"/>
-          <w:sz w:val="22"/>
-          <w:szCs w:val="22"/>
-          <w:lang w:val="es-AR"/>
-        </w:rPr>
-        <w:id w:val="1371383"/>
-        <w:docPartObj>
-          <w:docPartGallery w:val="Table of Contents"/>
-          <w:docPartUnique/>
-        </w:docPartObj>
-      </w:sdtPr>
-      <w:sdtContent>
-        <w:p>
-          <w:pPr>
-            <w:pStyle w:val="TtuloTDC"/>
-            <w:jc w:val="both"/>
-            <w:rPr>
-              <w:rFonts w:asciiTheme="minorHAnsi" w:hAnsiTheme="minorHAnsi" w:cstheme="minorHAnsi"/>
-              <w:color w:val="1F497D" w:themeColor="text2"/>
-            </w:rPr>
-          </w:pPr>
-          <w:r>
-            <w:rPr>
-              <w:rFonts w:asciiTheme="minorHAnsi" w:hAnsiTheme="minorHAnsi" w:cstheme="minorHAnsi"/>
-              <w:color w:val="1F497D" w:themeColor="text2"/>
-            </w:rPr>
-            <w:t>Contenido</w:t>
-          </w:r>
-        </w:p>
-        <w:p>
-          <w:pPr>
-            <w:pStyle w:val="TDC1"/>
-            <w:tabs>
-              <w:tab w:val="left" w:pos="440"/>
-              <w:tab w:val="right" w:leader="dot" w:pos="8828"/>
-            </w:tabs>
-            <w:rPr>
-              <w:rFonts w:eastAsiaTheme="minorEastAsia"/>
-              <w:b w:val="0"/>
-              <w:bCs w:val="0"/>
-              <w:caps w:val="0"/>
-              <w:noProof/>
-              <w:color w:val="1F497D" w:themeColor="text2"/>
-              <w:kern w:val="2"/>
-              <w:sz w:val="24"/>
-              <w:szCs w:val="24"/>
-              <w:lang w:val="es-CL" w:eastAsia="es-MX"/>
-              <w14:ligatures w14:val="standardContextual"/>
-            </w:rPr>
-          </w:pPr>
-          <w:r>
-            <w:rPr>
-              <w:rFonts w:cstheme="minorHAnsi"/>
-              <w:i/>
-              <w:iCs/>
-              <w:color w:val="1F497D" w:themeColor="text2"/>
-              <w:lang w:val="es-ES"/>
-            </w:rPr>
-            <w:fldChar w:fldCharType="begin"/>
-          </w:r>
-          <w:r>
-            <w:rPr>
-              <w:rFonts w:cstheme="minorHAnsi"/>
-              <w:color w:val="1F497D" w:themeColor="text2"/>
-              <w:lang w:val="es-ES"/>
-            </w:rPr>
-            <w:instrText xml:space="preserve"> TOC \o "1-3" \h \z \u </w:instrText>
-          </w:r>
-          <w:r>
-            <w:rPr>
-              <w:rFonts w:cstheme="minorHAnsi"/>
-              <w:i/>
-              <w:iCs/>
-              <w:color w:val="1F497D" w:themeColor="text2"/>
-              <w:lang w:val="es-ES"/>
-            </w:rPr>
-            <w:fldChar w:fldCharType="separate"/>
-          </w:r>
-          <w:hyperlink w:anchor="_Toc241504844" w:history="1">
-            <w:r>
-              <w:rPr>
-                <w:rStyle w:val="Hipervnculo"/>
-                <w:rFonts w:eastAsia="Times New Roman" w:cstheme="minorHAnsi"/>
-                <w:noProof/>
-                <w:color w:val="1F497D" w:themeColor="text2"/>
-                <w:kern w:val="32"/>
-              </w:rPr>
-              <w:t>2</w:t>
-            </w:r>
-            <w:r>
-              <w:rPr>
-                <w:rFonts w:eastAsiaTheme="minorEastAsia"/>
-                <w:b w:val="0"/>
-                <w:bCs w:val="0"/>
-                <w:caps w:val="0"/>
-                <w:noProof/>
-                <w:color w:val="1F497D" w:themeColor="text2"/>
-                <w:kern w:val="2"/>
-                <w:sz w:val="24"/>
-                <w:szCs w:val="24"/>
-                <w:lang w:val="es-CL" w:eastAsia="es-MX"/>
-                <w14:ligatures w14:val="standardContextual"/>
-              </w:rPr>
-              <w:tab/>
-            </w:r>
-            <w:r>
-              <w:rPr>
-                <w:rStyle w:val="Hipervnculo"/>
-                <w:rFonts w:eastAsia="Times New Roman" w:cstheme="minorHAnsi"/>
-                <w:noProof/>
-                <w:color w:val="1F497D" w:themeColor="text2"/>
-                <w:kern w:val="32"/>
-              </w:rPr>
-              <w:t>Ficha del documento</w:t>
-            </w:r>
-            <w:r>
-              <w:rPr>
-                <w:noProof/>
-                <w:webHidden/>
-                <w:color w:val="1F497D" w:themeColor="text2"/>
-              </w:rPr>
-              <w:tab/>
-            </w:r>
-            <w:r>
-              <w:rPr>
-                <w:noProof/>
-                <w:webHidden/>
-                <w:color w:val="1F497D" w:themeColor="text2"/>
-              </w:rPr>
-              <w:fldChar w:fldCharType="begin"/>
-            </w:r>
-            <w:r>
-              <w:rPr>
-                <w:noProof/>
-                <w:webHidden/>
-                <w:color w:val="1F497D" w:themeColor="text2"/>
-              </w:rPr>
-              <w:instrText xml:space="preserve"> PAGEREF _Toc241504844 \h </w:instrText>
-            </w:r>
-            <w:r>
-              <w:rPr>
-                <w:noProof/>
-                <w:webHidden/>
-                <w:color w:val="1F497D" w:themeColor="text2"/>
-              </w:rPr>
-            </w:r>
-            <w:r>
-              <w:rPr>
-                <w:noProof/>
-                <w:webHidden/>
-                <w:color w:val="1F497D" w:themeColor="text2"/>
-              </w:rPr>
-              <w:fldChar w:fldCharType="separate"/>
-            </w:r>
-            <w:r>
-              <w:rPr>
-                <w:noProof/>
-                <w:webHidden/>
-                <w:color w:val="1F497D" w:themeColor="text2"/>
-              </w:rPr>
-              <w:t>2</w:t>
-            </w:r>
-            <w:r>
-              <w:rPr>
-                <w:noProof/>
-                <w:webHidden/>
-                <w:color w:val="1F497D" w:themeColor="text2"/>
-              </w:rPr>
-              <w:fldChar w:fldCharType="end"/>
-            </w:r>
-          </w:hyperlink>
-        </w:p>
-        <w:p>
-          <w:pPr>
-            <w:pStyle w:val="TDC1"/>
-            <w:tabs>
-              <w:tab w:val="left" w:pos="440"/>
-              <w:tab w:val="right" w:leader="dot" w:pos="8828"/>
-            </w:tabs>
-            <w:rPr>
-              <w:rFonts w:eastAsiaTheme="minorEastAsia"/>
-              <w:b w:val="0"/>
-              <w:bCs w:val="0"/>
-              <w:caps w:val="0"/>
-              <w:noProof/>
-              <w:color w:val="1F497D" w:themeColor="text2"/>
-              <w:kern w:val="2"/>
-              <w:sz w:val="24"/>
-              <w:szCs w:val="24"/>
-              <w:lang w:val="es-CL" w:eastAsia="es-MX"/>
-              <w14:ligatures w14:val="standardContextual"/>
-            </w:rPr>
-          </w:pPr>
-          <w:hyperlink w:anchor="_Toc241504845" w:history="1">
-            <w:r>
-              <w:rPr>
-                <w:rStyle w:val="Hipervnculo"/>
-                <w:noProof/>
-                <w:color w:val="1F497D" w:themeColor="text2"/>
-              </w:rPr>
-              <w:t>3</w:t>
-            </w:r>
-            <w:r>
-              <w:rPr>
-                <w:rFonts w:eastAsiaTheme="minorEastAsia"/>
-                <w:b w:val="0"/>
-                <w:bCs w:val="0"/>
-                <w:caps w:val="0"/>
-                <w:noProof/>
-                <w:color w:val="1F497D" w:themeColor="text2"/>
-                <w:kern w:val="2"/>
-                <w:sz w:val="24"/>
-                <w:szCs w:val="24"/>
-                <w:lang w:val="es-CL" w:eastAsia="es-MX"/>
-                <w14:ligatures w14:val="standardContextual"/>
-              </w:rPr>
-              <w:tab/>
-            </w:r>
-            <w:r>
-              <w:rPr>
-                <w:rStyle w:val="Hipervnculo"/>
-                <w:noProof/>
-                <w:color w:val="1F497D" w:themeColor="text2"/>
-              </w:rPr>
-              <w:t>Integrantes:</w:t>
-            </w:r>
-            <w:r>
-              <w:rPr>
-                <w:noProof/>
-                <w:webHidden/>
-                <w:color w:val="1F497D" w:themeColor="text2"/>
-              </w:rPr>
-              <w:tab/>
-            </w:r>
-            <w:r>
-              <w:rPr>
-                <w:noProof/>
-                <w:webHidden/>
-                <w:color w:val="1F497D" w:themeColor="text2"/>
-              </w:rPr>
-              <w:fldChar w:fldCharType="begin"/>
-            </w:r>
-            <w:r>
-              <w:rPr>
-                <w:noProof/>
-                <w:webHidden/>
-                <w:color w:val="1F497D" w:themeColor="text2"/>
-              </w:rPr>
-              <w:instrText xml:space="preserve"> PAGEREF _Toc241504845 \h </w:instrText>
-            </w:r>
-            <w:r>
-              <w:rPr>
-                <w:noProof/>
-                <w:webHidden/>
-                <w:color w:val="1F497D" w:themeColor="text2"/>
-              </w:rPr>
-            </w:r>
-            <w:r>
-              <w:rPr>
-                <w:noProof/>
-                <w:webHidden/>
-                <w:color w:val="1F497D" w:themeColor="text2"/>
-              </w:rPr>
-              <w:fldChar w:fldCharType="separate"/>
-            </w:r>
-            <w:r>
-              <w:rPr>
-                <w:noProof/>
-                <w:webHidden/>
-                <w:color w:val="1F497D" w:themeColor="text2"/>
-              </w:rPr>
-              <w:t>3</w:t>
-            </w:r>
-            <w:r>
-              <w:rPr>
-                <w:noProof/>
-                <w:webHidden/>
-                <w:color w:val="1F497D" w:themeColor="text2"/>
-              </w:rPr>
-              <w:fldChar w:fldCharType="end"/>
-            </w:r>
-          </w:hyperlink>
-        </w:p>
-        <w:p>
-          <w:pPr>
-            <w:pStyle w:val="TDC1"/>
-            <w:tabs>
-              <w:tab w:val="left" w:pos="440"/>
-              <w:tab w:val="right" w:leader="dot" w:pos="8828"/>
-            </w:tabs>
-            <w:rPr>
-              <w:rFonts w:eastAsiaTheme="minorEastAsia"/>
-              <w:b w:val="0"/>
-              <w:bCs w:val="0"/>
-              <w:caps w:val="0"/>
-              <w:noProof/>
-              <w:color w:val="1F497D" w:themeColor="text2"/>
-              <w:kern w:val="2"/>
-              <w:sz w:val="24"/>
-              <w:szCs w:val="24"/>
-              <w:lang w:val="es-CL" w:eastAsia="es-MX"/>
-              <w14:ligatures w14:val="standardContextual"/>
-            </w:rPr>
-          </w:pPr>
-          <w:hyperlink w:anchor="_Toc241504846" w:history="1">
-            <w:r>
-              <w:rPr>
-                <w:rStyle w:val="Hipervnculo"/>
-                <w:rFonts w:cstheme="minorHAnsi"/>
-                <w:noProof/>
-                <w:color w:val="1F497D" w:themeColor="text2"/>
-              </w:rPr>
-              <w:t>4</w:t>
-            </w:r>
-            <w:r>
-              <w:rPr>
-                <w:rFonts w:eastAsiaTheme="minorEastAsia"/>
-                <w:b w:val="0"/>
-                <w:bCs w:val="0"/>
-                <w:caps w:val="0"/>
-                <w:noProof/>
-                <w:color w:val="1F497D" w:themeColor="text2"/>
-                <w:kern w:val="2"/>
-                <w:sz w:val="24"/>
-                <w:szCs w:val="24"/>
-                <w:lang w:val="es-CL" w:eastAsia="es-MX"/>
-                <w14:ligatures w14:val="standardContextual"/>
-              </w:rPr>
-              <w:tab/>
-            </w:r>
-            <w:r>
-              <w:rPr>
-                <w:rStyle w:val="Hipervnculo"/>
-                <w:rFonts w:cstheme="minorHAnsi"/>
-                <w:noProof/>
-                <w:color w:val="1F497D" w:themeColor="text2"/>
-              </w:rPr>
-              <w:t>Historias de Usuario</w:t>
-            </w:r>
-            <w:r>
-              <w:rPr>
-                <w:noProof/>
-                <w:webHidden/>
-                <w:color w:val="1F497D" w:themeColor="text2"/>
-              </w:rPr>
-              <w:tab/>
-            </w:r>
-            <w:r>
-              <w:rPr>
-                <w:noProof/>
-                <w:webHidden/>
-                <w:color w:val="1F497D" w:themeColor="text2"/>
-              </w:rPr>
-              <w:fldChar w:fldCharType="begin"/>
-            </w:r>
-            <w:r>
-              <w:rPr>
-                <w:noProof/>
-                <w:webHidden/>
-                <w:color w:val="1F497D" w:themeColor="text2"/>
-              </w:rPr>
-              <w:instrText xml:space="preserve"> PAGEREF _Toc241504846 \h </w:instrText>
-            </w:r>
-            <w:r>
-              <w:rPr>
-                <w:noProof/>
-                <w:webHidden/>
-                <w:color w:val="1F497D" w:themeColor="text2"/>
-              </w:rPr>
-            </w:r>
-            <w:r>
-              <w:rPr>
-                <w:noProof/>
-                <w:webHidden/>
-                <w:color w:val="1F497D" w:themeColor="text2"/>
-              </w:rPr>
-              <w:fldChar w:fldCharType="separate"/>
-            </w:r>
-            <w:r>
-              <w:rPr>
-                <w:noProof/>
-                <w:webHidden/>
-                <w:color w:val="1F497D" w:themeColor="text2"/>
-              </w:rPr>
-              <w:t>4</w:t>
-            </w:r>
-            <w:r>
-              <w:rPr>
-                <w:noProof/>
-                <w:webHidden/>
-                <w:color w:val="1F497D" w:themeColor="text2"/>
-              </w:rPr>
-              <w:fldChar w:fldCharType="end"/>
-            </w:r>
-          </w:hyperlink>
-        </w:p>
-        <w:p>
-          <w:pPr>
-            <w:pStyle w:val="TDC2"/>
-            <w:tabs>
-              <w:tab w:val="left" w:pos="880"/>
-              <w:tab w:val="right" w:leader="dot" w:pos="8828"/>
-            </w:tabs>
-            <w:rPr>
-              <w:rFonts w:eastAsiaTheme="minorEastAsia"/>
-              <w:smallCaps w:val="0"/>
-              <w:noProof/>
-              <w:color w:val="1F497D" w:themeColor="text2"/>
-              <w:kern w:val="2"/>
-              <w:sz w:val="24"/>
-              <w:szCs w:val="24"/>
-              <w:lang w:val="es-CL" w:eastAsia="es-MX"/>
-              <w14:ligatures w14:val="standardContextual"/>
-            </w:rPr>
-          </w:pPr>
-          <w:hyperlink w:anchor="_Toc241504847" w:history="1">
-            <w:r>
-              <w:rPr>
-                <w:rStyle w:val="Hipervnculo"/>
-                <w:noProof/>
-                <w:color w:val="1F497D" w:themeColor="text2"/>
-              </w:rPr>
-              <w:t>4.1</w:t>
-            </w:r>
-            <w:r>
-              <w:rPr>
-                <w:rFonts w:eastAsiaTheme="minorEastAsia"/>
-                <w:smallCaps w:val="0"/>
-                <w:noProof/>
-                <w:color w:val="1F497D" w:themeColor="text2"/>
-                <w:kern w:val="2"/>
-                <w:sz w:val="24"/>
-                <w:szCs w:val="24"/>
-                <w:lang w:val="es-CL" w:eastAsia="es-MX"/>
-                <w14:ligatures w14:val="standardContextual"/>
-              </w:rPr>
-              <w:tab/>
-            </w:r>
-            <w:r>
-              <w:rPr>
-                <w:rStyle w:val="Hipervnculo"/>
-                <w:noProof/>
-                <w:color w:val="1F497D" w:themeColor="text2"/>
-              </w:rPr>
-              <w:t>Historia 001</w:t>
-            </w:r>
-            <w:r>
-              <w:rPr>
-                <w:noProof/>
-                <w:webHidden/>
-                <w:color w:val="1F497D" w:themeColor="text2"/>
-              </w:rPr>
-              <w:tab/>
-            </w:r>
-            <w:r>
-              <w:rPr>
-                <w:noProof/>
-                <w:webHidden/>
-                <w:color w:val="1F497D" w:themeColor="text2"/>
-              </w:rPr>
-              <w:fldChar w:fldCharType="begin"/>
-            </w:r>
-            <w:r>
-              <w:rPr>
-                <w:noProof/>
-                <w:webHidden/>
-                <w:color w:val="1F497D" w:themeColor="text2"/>
-              </w:rPr>
-              <w:instrText xml:space="preserve"> PAGEREF _Toc241504847 \h </w:instrText>
-            </w:r>
-            <w:r>
-              <w:rPr>
-                <w:noProof/>
-                <w:webHidden/>
-                <w:color w:val="1F497D" w:themeColor="text2"/>
-              </w:rPr>
-            </w:r>
-            <w:r>
-              <w:rPr>
-                <w:noProof/>
-                <w:webHidden/>
-                <w:color w:val="1F497D" w:themeColor="text2"/>
-              </w:rPr>
-              <w:fldChar w:fldCharType="separate"/>
-            </w:r>
-            <w:r>
-              <w:rPr>
-                <w:noProof/>
-                <w:webHidden/>
-                <w:color w:val="1F497D" w:themeColor="text2"/>
-              </w:rPr>
-              <w:t>4</w:t>
-            </w:r>
-            <w:r>
-              <w:rPr>
-                <w:noProof/>
-                <w:webHidden/>
-                <w:color w:val="1F497D" w:themeColor="text2"/>
-              </w:rPr>
-              <w:fldChar w:fldCharType="end"/>
-            </w:r>
-          </w:hyperlink>
-        </w:p>
-        <w:p>
-          <w:pPr>
-            <w:pStyle w:val="TDC3"/>
-            <w:tabs>
-              <w:tab w:val="left" w:pos="1320"/>
-              <w:tab w:val="right" w:leader="dot" w:pos="8828"/>
-            </w:tabs>
-            <w:rPr>
-              <w:rFonts w:eastAsiaTheme="minorEastAsia"/>
-              <w:i w:val="0"/>
-              <w:iCs w:val="0"/>
-              <w:noProof/>
-              <w:color w:val="1F497D" w:themeColor="text2"/>
-              <w:kern w:val="2"/>
-              <w:sz w:val="24"/>
-              <w:szCs w:val="24"/>
-              <w:lang w:val="es-CL" w:eastAsia="es-MX"/>
-              <w14:ligatures w14:val="standardContextual"/>
-            </w:rPr>
-          </w:pPr>
-          <w:hyperlink w:anchor="_Toc241504848" w:history="1">
-            <w:r>
-              <w:rPr>
-                <w:rStyle w:val="Hipervnculo"/>
-                <w:noProof/>
-                <w:color w:val="1F497D" w:themeColor="text2"/>
-              </w:rPr>
-              <w:t>4.1.1</w:t>
-            </w:r>
-            <w:r>
-              <w:rPr>
-                <w:rFonts w:eastAsiaTheme="minorEastAsia"/>
-                <w:i w:val="0"/>
-                <w:iCs w:val="0"/>
-                <w:noProof/>
-                <w:color w:val="1F497D" w:themeColor="text2"/>
-                <w:kern w:val="2"/>
-                <w:sz w:val="24"/>
-                <w:szCs w:val="24"/>
-                <w:lang w:val="es-CL" w:eastAsia="es-MX"/>
-                <w14:ligatures w14:val="standardContextual"/>
-              </w:rPr>
-              <w:tab/>
-            </w:r>
-            <w:r>
-              <w:rPr>
-                <w:rStyle w:val="Hipervnculo"/>
-                <w:noProof/>
-                <w:color w:val="1F497D" w:themeColor="text2"/>
-              </w:rPr>
-              <w:t>Definición</w:t>
-            </w:r>
-            <w:r>
-              <w:rPr>
-                <w:noProof/>
-                <w:webHidden/>
-                <w:color w:val="1F497D" w:themeColor="text2"/>
-              </w:rPr>
-              <w:tab/>
-            </w:r>
-            <w:r>
-              <w:rPr>
-                <w:noProof/>
-                <w:webHidden/>
-                <w:color w:val="1F497D" w:themeColor="text2"/>
-              </w:rPr>
-              <w:fldChar w:fldCharType="begin"/>
-            </w:r>
-            <w:r>
-              <w:rPr>
-                <w:noProof/>
-                <w:webHidden/>
-                <w:color w:val="1F497D" w:themeColor="text2"/>
-              </w:rPr>
-              <w:instrText xml:space="preserve"> PAGEREF _Toc241504848 \h </w:instrText>
-            </w:r>
-            <w:r>
-              <w:rPr>
-                <w:noProof/>
-                <w:webHidden/>
-                <w:color w:val="1F497D" w:themeColor="text2"/>
-              </w:rPr>
-            </w:r>
-            <w:r>
-              <w:rPr>
-                <w:noProof/>
-                <w:webHidden/>
-                <w:color w:val="1F497D" w:themeColor="text2"/>
-              </w:rPr>
-              <w:fldChar w:fldCharType="separate"/>
-            </w:r>
-            <w:r>
-              <w:rPr>
-                <w:noProof/>
-                <w:webHidden/>
-                <w:color w:val="1F497D" w:themeColor="text2"/>
-              </w:rPr>
-              <w:t>4</w:t>
-            </w:r>
-            <w:r>
-              <w:rPr>
-                <w:noProof/>
-                <w:webHidden/>
-                <w:color w:val="1F497D" w:themeColor="text2"/>
-              </w:rPr>
-              <w:fldChar w:fldCharType="end"/>
-            </w:r>
-          </w:hyperlink>
-        </w:p>
-        <w:p>
-          <w:pPr>
-            <w:pStyle w:val="TDC3"/>
-            <w:tabs>
-              <w:tab w:val="left" w:pos="1320"/>
-              <w:tab w:val="right" w:leader="dot" w:pos="8828"/>
-            </w:tabs>
-            <w:rPr>
-              <w:rFonts w:eastAsiaTheme="minorEastAsia"/>
-              <w:i w:val="0"/>
-              <w:iCs w:val="0"/>
-              <w:noProof/>
-              <w:color w:val="1F497D" w:themeColor="text2"/>
-              <w:kern w:val="2"/>
-              <w:sz w:val="24"/>
-              <w:szCs w:val="24"/>
-              <w:lang w:val="es-CL" w:eastAsia="es-MX"/>
-              <w14:ligatures w14:val="standardContextual"/>
-            </w:rPr>
-          </w:pPr>
-          <w:hyperlink w:anchor="_Toc241504849" w:history="1">
-            <w:r>
-              <w:rPr>
-                <w:rStyle w:val="Hipervnculo"/>
-                <w:noProof/>
-                <w:color w:val="1F497D" w:themeColor="text2"/>
-              </w:rPr>
-              <w:t>4.1.2</w:t>
-            </w:r>
-            <w:r>
-              <w:rPr>
-                <w:rFonts w:eastAsiaTheme="minorEastAsia"/>
-                <w:i w:val="0"/>
-                <w:iCs w:val="0"/>
-                <w:noProof/>
-                <w:color w:val="1F497D" w:themeColor="text2"/>
-                <w:kern w:val="2"/>
-                <w:sz w:val="24"/>
-                <w:szCs w:val="24"/>
-                <w:lang w:val="es-CL" w:eastAsia="es-MX"/>
-                <w14:ligatures w14:val="standardContextual"/>
-              </w:rPr>
-              <w:tab/>
-            </w:r>
-            <w:r>
-              <w:rPr>
-                <w:rStyle w:val="Hipervnculo"/>
-                <w:noProof/>
-                <w:color w:val="1F497D" w:themeColor="text2"/>
-              </w:rPr>
-              <w:t>Criterios de Aceptación</w:t>
-            </w:r>
-            <w:r>
-              <w:rPr>
-                <w:noProof/>
-                <w:webHidden/>
-                <w:color w:val="1F497D" w:themeColor="text2"/>
-              </w:rPr>
-              <w:tab/>
-            </w:r>
-            <w:r>
-              <w:rPr>
-                <w:noProof/>
-                <w:webHidden/>
-                <w:color w:val="1F497D" w:themeColor="text2"/>
-              </w:rPr>
-              <w:fldChar w:fldCharType="begin"/>
-            </w:r>
-            <w:r>
-              <w:rPr>
-                <w:noProof/>
-                <w:webHidden/>
-                <w:color w:val="1F497D" w:themeColor="text2"/>
-              </w:rPr>
-              <w:instrText xml:space="preserve"> PAGEREF _Toc241504849 \h </w:instrText>
-            </w:r>
-            <w:r>
-              <w:rPr>
-                <w:noProof/>
-                <w:webHidden/>
-                <w:color w:val="1F497D" w:themeColor="text2"/>
-              </w:rPr>
-            </w:r>
-            <w:r>
-              <w:rPr>
-                <w:noProof/>
-                <w:webHidden/>
-                <w:color w:val="1F497D" w:themeColor="text2"/>
-              </w:rPr>
-              <w:fldChar w:fldCharType="separate"/>
-            </w:r>
-            <w:r>
-              <w:rPr>
-                <w:noProof/>
-                <w:webHidden/>
-                <w:color w:val="1F497D" w:themeColor="text2"/>
-              </w:rPr>
-              <w:t>4</w:t>
-            </w:r>
-            <w:r>
-              <w:rPr>
-                <w:noProof/>
-                <w:webHidden/>
-                <w:color w:val="1F497D" w:themeColor="text2"/>
-              </w:rPr>
-              <w:fldChar w:fldCharType="end"/>
-            </w:r>
-          </w:hyperlink>
-          <w:r>
-            <w:t>|</w:t>
-          </w:r>
-        </w:p>
-        <w:p>
-          <w:pPr>
-            <w:pStyle w:val="TDC2"/>
-            <w:tabs>
-              <w:tab w:val="left" w:pos="880"/>
-              <w:tab w:val="right" w:leader="dot" w:pos="8828"/>
-            </w:tabs>
-            <w:rPr>
-              <w:rFonts w:eastAsiaTheme="minorEastAsia"/>
-              <w:smallCaps w:val="0"/>
-              <w:noProof/>
-              <w:color w:val="1F497D" w:themeColor="text2"/>
-              <w:kern w:val="2"/>
-              <w:sz w:val="24"/>
-              <w:szCs w:val="24"/>
-              <w:lang w:val="es-CL" w:eastAsia="es-MX"/>
-              <w14:ligatures w14:val="standardContextual"/>
-            </w:rPr>
-          </w:pPr>
-          <w:hyperlink w:anchor="_Toc241504850" w:history="1">
-            <w:r>
-              <w:rPr>
-                <w:rStyle w:val="Hipervnculo"/>
-                <w:noProof/>
-                <w:color w:val="1F497D" w:themeColor="text2"/>
-              </w:rPr>
-              <w:t>4.2</w:t>
-            </w:r>
-            <w:r>
-              <w:rPr>
-                <w:rFonts w:eastAsiaTheme="minorEastAsia"/>
-                <w:smallCaps w:val="0"/>
-                <w:noProof/>
-                <w:color w:val="1F497D" w:themeColor="text2"/>
-                <w:kern w:val="2"/>
-                <w:sz w:val="24"/>
-                <w:szCs w:val="24"/>
-                <w:lang w:val="es-CL" w:eastAsia="es-MX"/>
-                <w14:ligatures w14:val="standardContextual"/>
-              </w:rPr>
-              <w:tab/>
-            </w:r>
-            <w:r>
-              <w:rPr>
-                <w:rStyle w:val="Hipervnculo"/>
-                <w:noProof/>
-                <w:color w:val="1F497D" w:themeColor="text2"/>
-              </w:rPr>
-              <w:t>Historia 002</w:t>
-            </w:r>
-            <w:r>
-              <w:rPr>
-                <w:noProof/>
-                <w:webHidden/>
-                <w:color w:val="1F497D" w:themeColor="text2"/>
-              </w:rPr>
-              <w:tab/>
-            </w:r>
-            <w:r>
-              <w:rPr>
-                <w:noProof/>
-                <w:webHidden/>
-                <w:color w:val="1F497D" w:themeColor="text2"/>
-              </w:rPr>
-              <w:fldChar w:fldCharType="begin"/>
-            </w:r>
-            <w:r>
-              <w:rPr>
-                <w:noProof/>
-                <w:webHidden/>
-                <w:color w:val="1F497D" w:themeColor="text2"/>
-              </w:rPr>
-              <w:instrText xml:space="preserve"> PAGEREF _Toc241504850 \h </w:instrText>
-            </w:r>
-            <w:r>
-              <w:rPr>
-                <w:noProof/>
-                <w:webHidden/>
-                <w:color w:val="1F497D" w:themeColor="text2"/>
-              </w:rPr>
-            </w:r>
-            <w:r>
-              <w:rPr>
-                <w:noProof/>
-                <w:webHidden/>
-                <w:color w:val="1F497D" w:themeColor="text2"/>
-              </w:rPr>
-              <w:fldChar w:fldCharType="separate"/>
-            </w:r>
-            <w:r>
-              <w:rPr>
-                <w:noProof/>
-                <w:webHidden/>
-                <w:color w:val="1F497D" w:themeColor="text2"/>
-              </w:rPr>
-              <w:t>4</w:t>
-            </w:r>
-            <w:r>
-              <w:rPr>
-                <w:noProof/>
-                <w:webHidden/>
-                <w:color w:val="1F497D" w:themeColor="text2"/>
-              </w:rPr>
-              <w:fldChar w:fldCharType="end"/>
-            </w:r>
-          </w:hyperlink>
-        </w:p>
-        <w:p>
-          <w:pPr>
-            <w:pStyle w:val="TDC3"/>
-            <w:tabs>
-              <w:tab w:val="left" w:pos="1320"/>
-              <w:tab w:val="right" w:leader="dot" w:pos="8828"/>
-            </w:tabs>
-            <w:rPr>
-              <w:rFonts w:eastAsiaTheme="minorEastAsia"/>
-              <w:i w:val="0"/>
-              <w:iCs w:val="0"/>
-              <w:noProof/>
-              <w:color w:val="1F497D" w:themeColor="text2"/>
-              <w:kern w:val="2"/>
-              <w:sz w:val="24"/>
-              <w:szCs w:val="24"/>
-              <w:lang w:val="es-CL" w:eastAsia="es-MX"/>
-              <w14:ligatures w14:val="standardContextual"/>
-            </w:rPr>
-          </w:pPr>
-          <w:hyperlink w:anchor="_Toc241504851" w:history="1">
-            <w:r>
-              <w:rPr>
-                <w:rStyle w:val="Hipervnculo"/>
-                <w:noProof/>
-                <w:color w:val="1F497D" w:themeColor="text2"/>
-              </w:rPr>
-              <w:t>4.2.1</w:t>
-            </w:r>
-            <w:r>
-              <w:rPr>
-                <w:rFonts w:eastAsiaTheme="minorEastAsia"/>
-                <w:i w:val="0"/>
-                <w:iCs w:val="0"/>
-                <w:noProof/>
-                <w:color w:val="1F497D" w:themeColor="text2"/>
-                <w:kern w:val="2"/>
-                <w:sz w:val="24"/>
-                <w:szCs w:val="24"/>
-                <w:lang w:val="es-CL" w:eastAsia="es-MX"/>
-                <w14:ligatures w14:val="standardContextual"/>
-              </w:rPr>
-              <w:tab/>
-            </w:r>
-            <w:r>
-              <w:rPr>
-                <w:rStyle w:val="Hipervnculo"/>
-                <w:noProof/>
-                <w:color w:val="1F497D" w:themeColor="text2"/>
-              </w:rPr>
-              <w:t>Definición</w:t>
-            </w:r>
-            <w:r>
-              <w:rPr>
-                <w:noProof/>
-                <w:webHidden/>
-                <w:color w:val="1F497D" w:themeColor="text2"/>
-              </w:rPr>
-              <w:tab/>
-            </w:r>
-            <w:r>
-              <w:rPr>
-                <w:noProof/>
-                <w:webHidden/>
-                <w:color w:val="1F497D" w:themeColor="text2"/>
-              </w:rPr>
-              <w:fldChar w:fldCharType="begin"/>
-            </w:r>
-            <w:r>
-              <w:rPr>
-                <w:noProof/>
-                <w:webHidden/>
-                <w:color w:val="1F497D" w:themeColor="text2"/>
-              </w:rPr>
-              <w:instrText xml:space="preserve"> PAGEREF _Toc241504851 \h </w:instrText>
-            </w:r>
-            <w:r>
-              <w:rPr>
-                <w:noProof/>
-                <w:webHidden/>
-                <w:color w:val="1F497D" w:themeColor="text2"/>
-              </w:rPr>
-            </w:r>
-            <w:r>
-              <w:rPr>
-                <w:noProof/>
-                <w:webHidden/>
-                <w:color w:val="1F497D" w:themeColor="text2"/>
-              </w:rPr>
-              <w:fldChar w:fldCharType="separate"/>
-            </w:r>
-            <w:r>
-              <w:rPr>
-                <w:noProof/>
-                <w:webHidden/>
-                <w:color w:val="1F497D" w:themeColor="text2"/>
-              </w:rPr>
-              <w:t>4</w:t>
-            </w:r>
-            <w:r>
-              <w:rPr>
-                <w:noProof/>
-                <w:webHidden/>
-                <w:color w:val="1F497D" w:themeColor="text2"/>
-              </w:rPr>
-              <w:fldChar w:fldCharType="end"/>
-            </w:r>
-          </w:hyperlink>
-        </w:p>
-        <w:p>
-          <w:pPr>
-            <w:pStyle w:val="TDC3"/>
-            <w:tabs>
-              <w:tab w:val="left" w:pos="1320"/>
-              <w:tab w:val="right" w:leader="dot" w:pos="8828"/>
-            </w:tabs>
-            <w:rPr>
-              <w:rFonts w:eastAsiaTheme="minorEastAsia"/>
-              <w:i w:val="0"/>
-              <w:iCs w:val="0"/>
-              <w:noProof/>
-              <w:color w:val="1F497D" w:themeColor="text2"/>
-              <w:kern w:val="2"/>
-              <w:sz w:val="24"/>
-              <w:szCs w:val="24"/>
-              <w:lang w:val="es-CL" w:eastAsia="es-MX"/>
-              <w14:ligatures w14:val="standardContextual"/>
-            </w:rPr>
-          </w:pPr>
-          <w:hyperlink w:anchor="_Toc241504852" w:history="1">
-            <w:r>
-              <w:rPr>
-                <w:rStyle w:val="Hipervnculo"/>
-                <w:noProof/>
-                <w:color w:val="1F497D" w:themeColor="text2"/>
-              </w:rPr>
-              <w:t>4.2.2</w:t>
-            </w:r>
-            <w:r>
-              <w:rPr>
-                <w:rFonts w:eastAsiaTheme="minorEastAsia"/>
-                <w:i w:val="0"/>
-                <w:iCs w:val="0"/>
-                <w:noProof/>
-                <w:color w:val="1F497D" w:themeColor="text2"/>
-                <w:kern w:val="2"/>
-                <w:sz w:val="24"/>
-                <w:szCs w:val="24"/>
-                <w:lang w:val="es-CL" w:eastAsia="es-MX"/>
-                <w14:ligatures w14:val="standardContextual"/>
-              </w:rPr>
-              <w:tab/>
-            </w:r>
-            <w:r>
-              <w:rPr>
-                <w:rStyle w:val="Hipervnculo"/>
-                <w:noProof/>
-                <w:color w:val="1F497D" w:themeColor="text2"/>
-              </w:rPr>
-              <w:t>Criterios de Aceptación</w:t>
-            </w:r>
-            <w:r>
-              <w:rPr>
-                <w:noProof/>
-                <w:webHidden/>
-                <w:color w:val="1F497D" w:themeColor="text2"/>
-              </w:rPr>
-              <w:tab/>
-            </w:r>
-            <w:r>
-              <w:rPr>
-                <w:noProof/>
-                <w:webHidden/>
-                <w:color w:val="1F497D" w:themeColor="text2"/>
-              </w:rPr>
-              <w:fldChar w:fldCharType="begin"/>
-            </w:r>
-            <w:r>
-              <w:rPr>
-                <w:noProof/>
-                <w:webHidden/>
-                <w:color w:val="1F497D" w:themeColor="text2"/>
-              </w:rPr>
-              <w:instrText xml:space="preserve"> PAGEREF _Toc241504852 \h </w:instrText>
-            </w:r>
-            <w:r>
-              <w:rPr>
-                <w:noProof/>
-                <w:webHidden/>
-                <w:color w:val="1F497D" w:themeColor="text2"/>
-              </w:rPr>
-            </w:r>
-            <w:r>
-              <w:rPr>
-                <w:noProof/>
-                <w:webHidden/>
-                <w:color w:val="1F497D" w:themeColor="text2"/>
-              </w:rPr>
-              <w:fldChar w:fldCharType="separate"/>
-            </w:r>
-            <w:r>
-              <w:rPr>
-                <w:noProof/>
-                <w:webHidden/>
-                <w:color w:val="1F497D" w:themeColor="text2"/>
-              </w:rPr>
-              <w:t>4</w:t>
-            </w:r>
-            <w:r>
-              <w:rPr>
-                <w:noProof/>
-                <w:webHidden/>
-                <w:color w:val="1F497D" w:themeColor="text2"/>
-              </w:rPr>
-              <w:fldChar w:fldCharType="end"/>
-            </w:r>
-          </w:hyperlink>
-        </w:p>
-        <w:p>
-          <w:pPr>
-            <w:pStyle w:val="TDC1"/>
-            <w:tabs>
-              <w:tab w:val="left" w:pos="440"/>
-              <w:tab w:val="right" w:leader="dot" w:pos="8828"/>
-            </w:tabs>
-            <w:rPr>
-              <w:rFonts w:eastAsiaTheme="minorEastAsia"/>
-              <w:b w:val="0"/>
-              <w:bCs w:val="0"/>
-              <w:caps w:val="0"/>
-              <w:noProof/>
-              <w:color w:val="1F497D" w:themeColor="text2"/>
-              <w:kern w:val="2"/>
-              <w:sz w:val="24"/>
-              <w:szCs w:val="24"/>
-              <w:lang w:val="es-CL" w:eastAsia="es-MX"/>
-              <w14:ligatures w14:val="standardContextual"/>
-            </w:rPr>
-          </w:pPr>
-          <w:hyperlink w:anchor="_Toc241504853" w:history="1">
-            <w:r>
-              <w:rPr>
-                <w:rStyle w:val="Hipervnculo"/>
-                <w:noProof/>
-                <w:color w:val="1F497D" w:themeColor="text2"/>
-                <w:lang w:val="es-ES" w:eastAsia="es-ES"/>
-              </w:rPr>
-              <w:t>5</w:t>
-            </w:r>
-            <w:r>
-              <w:rPr>
-                <w:rFonts w:eastAsiaTheme="minorEastAsia"/>
-                <w:b w:val="0"/>
-                <w:bCs w:val="0"/>
-                <w:caps w:val="0"/>
-                <w:noProof/>
-                <w:color w:val="1F497D" w:themeColor="text2"/>
-                <w:kern w:val="2"/>
-                <w:sz w:val="24"/>
-                <w:szCs w:val="24"/>
-                <w:lang w:val="es-CL" w:eastAsia="es-MX"/>
-                <w14:ligatures w14:val="standardContextual"/>
-              </w:rPr>
-              <w:tab/>
-            </w:r>
-            <w:r>
-              <w:rPr>
-                <w:rStyle w:val="Hipervnculo"/>
-                <w:noProof/>
-                <w:color w:val="1F497D" w:themeColor="text2"/>
-                <w:lang w:val="es-ES" w:eastAsia="es-ES"/>
-              </w:rPr>
-              <w:t>Backlog</w:t>
-            </w:r>
-            <w:r>
-              <w:rPr>
-                <w:noProof/>
-                <w:webHidden/>
-                <w:color w:val="1F497D" w:themeColor="text2"/>
-              </w:rPr>
-              <w:tab/>
-            </w:r>
-            <w:r>
-              <w:rPr>
-                <w:noProof/>
-                <w:webHidden/>
-                <w:color w:val="1F497D" w:themeColor="text2"/>
-              </w:rPr>
-              <w:fldChar w:fldCharType="begin"/>
-            </w:r>
-            <w:r>
-              <w:rPr>
-                <w:noProof/>
-                <w:webHidden/>
-                <w:color w:val="1F497D" w:themeColor="text2"/>
-              </w:rPr>
-              <w:instrText xml:space="preserve"> PAGEREF _Toc241504853 \h </w:instrText>
-            </w:r>
-            <w:r>
-              <w:rPr>
-                <w:noProof/>
-                <w:webHidden/>
-                <w:color w:val="1F497D" w:themeColor="text2"/>
-              </w:rPr>
-            </w:r>
-            <w:r>
-              <w:rPr>
-                <w:noProof/>
-                <w:webHidden/>
-                <w:color w:val="1F497D" w:themeColor="text2"/>
-              </w:rPr>
-              <w:fldChar w:fldCharType="separate"/>
-            </w:r>
-            <w:r>
-              <w:rPr>
-                <w:noProof/>
-                <w:webHidden/>
-                <w:color w:val="1F497D" w:themeColor="text2"/>
-              </w:rPr>
-              <w:t>5</w:t>
-            </w:r>
-            <w:r>
-              <w:rPr>
-                <w:noProof/>
-                <w:webHidden/>
-                <w:color w:val="1F497D" w:themeColor="text2"/>
-              </w:rPr>
-              <w:fldChar w:fldCharType="end"/>
-            </w:r>
-          </w:hyperlink>
-        </w:p>
-        <w:p>
-          <w:pPr>
-            <w:pStyle w:val="TDC2"/>
-            <w:tabs>
-              <w:tab w:val="left" w:pos="880"/>
-              <w:tab w:val="right" w:leader="dot" w:pos="8828"/>
-            </w:tabs>
-            <w:rPr>
-              <w:rFonts w:eastAsiaTheme="minorEastAsia"/>
-              <w:smallCaps w:val="0"/>
-              <w:noProof/>
-              <w:color w:val="1F497D" w:themeColor="text2"/>
-              <w:kern w:val="2"/>
-              <w:sz w:val="24"/>
-              <w:szCs w:val="24"/>
-              <w:lang w:val="es-CL" w:eastAsia="es-MX"/>
-              <w14:ligatures w14:val="standardContextual"/>
-            </w:rPr>
-          </w:pPr>
-          <w:hyperlink w:anchor="_Toc241504854" w:history="1">
-            <w:r>
-              <w:rPr>
-                <w:rStyle w:val="Hipervnculo"/>
-                <w:noProof/>
-                <w:color w:val="1F497D" w:themeColor="text2"/>
-                <w:lang w:val="es-ES" w:eastAsia="es-ES"/>
-              </w:rPr>
-              <w:t>5.1</w:t>
-            </w:r>
-            <w:r>
-              <w:rPr>
-                <w:rFonts w:eastAsiaTheme="minorEastAsia"/>
-                <w:smallCaps w:val="0"/>
-                <w:noProof/>
-                <w:color w:val="1F497D" w:themeColor="text2"/>
-                <w:kern w:val="2"/>
-                <w:sz w:val="24"/>
-                <w:szCs w:val="24"/>
-                <w:lang w:val="es-CL" w:eastAsia="es-MX"/>
-                <w14:ligatures w14:val="standardContextual"/>
-              </w:rPr>
-              <w:tab/>
-            </w:r>
-            <w:r>
-              <w:rPr>
-                <w:rStyle w:val="Hipervnculo"/>
-                <w:noProof/>
-                <w:color w:val="1F497D" w:themeColor="text2"/>
-                <w:lang w:val="es-ES" w:eastAsia="es-ES"/>
-              </w:rPr>
-              <w:t>Historias con su peso relativo</w:t>
-            </w:r>
-            <w:r>
-              <w:rPr>
-                <w:noProof/>
-                <w:webHidden/>
-                <w:color w:val="1F497D" w:themeColor="text2"/>
-              </w:rPr>
-              <w:tab/>
-            </w:r>
-            <w:r>
-              <w:rPr>
-                <w:noProof/>
-                <w:webHidden/>
-                <w:color w:val="1F497D" w:themeColor="text2"/>
-              </w:rPr>
-              <w:fldChar w:fldCharType="begin"/>
-            </w:r>
-            <w:r>
-              <w:rPr>
-                <w:noProof/>
-                <w:webHidden/>
-                <w:color w:val="1F497D" w:themeColor="text2"/>
-              </w:rPr>
-              <w:instrText xml:space="preserve"> PAGEREF _Toc241504854 \h </w:instrText>
-            </w:r>
-            <w:r>
-              <w:rPr>
-                <w:noProof/>
-                <w:webHidden/>
-                <w:color w:val="1F497D" w:themeColor="text2"/>
-              </w:rPr>
-            </w:r>
-            <w:r>
-              <w:rPr>
-                <w:noProof/>
-                <w:webHidden/>
-                <w:color w:val="1F497D" w:themeColor="text2"/>
-              </w:rPr>
-              <w:fldChar w:fldCharType="separate"/>
-            </w:r>
-            <w:r>
-              <w:rPr>
-                <w:noProof/>
-                <w:webHidden/>
-                <w:color w:val="1F497D" w:themeColor="text2"/>
-              </w:rPr>
-              <w:t>5</w:t>
-            </w:r>
-            <w:r>
-              <w:rPr>
-                <w:noProof/>
-                <w:webHidden/>
-                <w:color w:val="1F497D" w:themeColor="text2"/>
-              </w:rPr>
-              <w:fldChar w:fldCharType="end"/>
-            </w:r>
-          </w:hyperlink>
-        </w:p>
-        <w:p>
-          <w:pPr>
-            <w:pStyle w:val="TDC2"/>
-            <w:tabs>
-              <w:tab w:val="left" w:pos="880"/>
-              <w:tab w:val="right" w:leader="dot" w:pos="8828"/>
-            </w:tabs>
-            <w:rPr>
-              <w:rFonts w:eastAsiaTheme="minorEastAsia"/>
-              <w:smallCaps w:val="0"/>
-              <w:noProof/>
-              <w:color w:val="1F497D" w:themeColor="text2"/>
-              <w:kern w:val="2"/>
-              <w:sz w:val="24"/>
-              <w:szCs w:val="24"/>
-              <w:lang w:val="es-CL" w:eastAsia="es-MX"/>
-              <w14:ligatures w14:val="standardContextual"/>
-            </w:rPr>
-          </w:pPr>
-          <w:hyperlink w:anchor="_Toc241504855" w:history="1">
-            <w:r>
-              <w:rPr>
-                <w:rStyle w:val="Hipervnculo"/>
-                <w:noProof/>
-                <w:color w:val="1F497D" w:themeColor="text2"/>
-                <w:lang w:val="es-ES" w:eastAsia="es-ES"/>
-              </w:rPr>
-              <w:t>5.2</w:t>
-            </w:r>
-            <w:r>
-              <w:rPr>
-                <w:rFonts w:eastAsiaTheme="minorEastAsia"/>
-                <w:smallCaps w:val="0"/>
-                <w:noProof/>
-                <w:color w:val="1F497D" w:themeColor="text2"/>
-                <w:kern w:val="2"/>
-                <w:sz w:val="24"/>
-                <w:szCs w:val="24"/>
-                <w:lang w:val="es-CL" w:eastAsia="es-MX"/>
-                <w14:ligatures w14:val="standardContextual"/>
-              </w:rPr>
-              <w:tab/>
-            </w:r>
-            <w:r>
-              <w:rPr>
-                <w:rStyle w:val="Hipervnculo"/>
-                <w:noProof/>
-                <w:color w:val="1F497D" w:themeColor="text2"/>
-                <w:lang w:val="es-ES" w:eastAsia="es-ES"/>
-              </w:rPr>
-              <w:t>Backlog priorizado</w:t>
-            </w:r>
-            <w:r>
-              <w:rPr>
-                <w:noProof/>
-                <w:webHidden/>
-                <w:color w:val="1F497D" w:themeColor="text2"/>
-              </w:rPr>
-              <w:tab/>
-            </w:r>
-            <w:r>
-              <w:rPr>
-                <w:noProof/>
-                <w:webHidden/>
-                <w:color w:val="1F497D" w:themeColor="text2"/>
-              </w:rPr>
-              <w:fldChar w:fldCharType="begin"/>
-            </w:r>
-            <w:r>
-              <w:rPr>
-                <w:noProof/>
-                <w:webHidden/>
-                <w:color w:val="1F497D" w:themeColor="text2"/>
-              </w:rPr>
-              <w:instrText xml:space="preserve"> PAGEREF _Toc241504855 \h </w:instrText>
-            </w:r>
-            <w:r>
-              <w:rPr>
-                <w:noProof/>
-                <w:webHidden/>
-                <w:color w:val="1F497D" w:themeColor="text2"/>
-              </w:rPr>
-            </w:r>
-            <w:r>
-              <w:rPr>
-                <w:noProof/>
-                <w:webHidden/>
-                <w:color w:val="1F497D" w:themeColor="text2"/>
-              </w:rPr>
-              <w:fldChar w:fldCharType="separate"/>
-            </w:r>
-            <w:r>
-              <w:rPr>
-                <w:noProof/>
-                <w:webHidden/>
-                <w:color w:val="1F497D" w:themeColor="text2"/>
-              </w:rPr>
-              <w:t>5</w:t>
-            </w:r>
-            <w:r>
-              <w:rPr>
-                <w:noProof/>
-                <w:webHidden/>
-                <w:color w:val="1F497D" w:themeColor="text2"/>
-              </w:rPr>
-              <w:fldChar w:fldCharType="end"/>
-            </w:r>
-          </w:hyperlink>
-        </w:p>
-        <w:p>
-          <w:pPr>
-            <w:jc w:val="both"/>
-            <w:rPr>
-              <w:rFonts w:cstheme="minorHAnsi"/>
-              <w:lang w:val="es-ES"/>
-            </w:rPr>
-          </w:pPr>
-          <w:r>
-            <w:rPr>
-              <w:rFonts w:cstheme="minorHAnsi"/>
-              <w:color w:val="1F497D" w:themeColor="text2"/>
-              <w:lang w:val="es-ES"/>
-            </w:rPr>
-            <w:fldChar w:fldCharType="end"/>
-          </w:r>
-        </w:p>
-      </w:sdtContent>
-    </w:sdt>
+      <w:r>
+        <w:rPr>
+          <w:rFonts w:ascii="Arial" w:hAnsi="Arial" w:cs="Arial"/>
+          <w:b/>
+          <w:bCs/>
+          <w:color w:val="1F497D" w:themeColor="text2"/>
+          <w:sz w:val="28"/>
+          <w:szCs w:val="28"/>
+        </w:rPr>
+        <w:lastRenderedPageBreak/>
+        <w:t>Índice de contenidos</w:t>
+      </w:r>
+    </w:p>
+    <w:p>
+      <w:pPr>
+        <w:spacing w:after="0"/>
+        <w:jc w:val="both"/>
+        <w:rPr>
+          <w:rFonts w:ascii="Arial" w:hAnsi="Arial" w:cs="Arial"/>
+          <w:color w:val="1F497D" w:themeColor="text2"/>
+        </w:rPr>
+      </w:pPr>
+      <w:r>
+        <w:rPr>
+          <w:rFonts w:ascii="Arial" w:hAnsi="Arial" w:cs="Arial"/>
+          <w:color w:val="1F497D" w:themeColor="text2"/>
+        </w:rPr>
+        <w:t>1 Ficha del Documento………………………………………</w:t>
+      </w:r>
+      <w:r>
+        <w:rPr>
+          <w:rFonts w:ascii="Arial" w:hAnsi="Arial" w:cs="Arial"/>
+          <w:color w:val="1F497D" w:themeColor="text2"/>
+        </w:rPr>
+        <w:t>...</w:t>
+      </w:r>
+      <w:r>
+        <w:rPr>
+          <w:rFonts w:ascii="Arial" w:hAnsi="Arial" w:cs="Arial"/>
+          <w:color w:val="1F497D" w:themeColor="text2"/>
+        </w:rPr>
+        <w:t>………………………….………</w:t>
+      </w:r>
+      <w:r>
+        <w:rPr>
+          <w:rFonts w:ascii="Arial" w:hAnsi="Arial" w:cs="Arial"/>
+          <w:color w:val="1F497D" w:themeColor="text2"/>
+        </w:rPr>
+        <w:t>3</w:t>
+      </w:r>
+    </w:p>
+    <w:p>
+      <w:pPr>
+        <w:spacing w:after="0"/>
+        <w:jc w:val="both"/>
+        <w:rPr>
+          <w:rFonts w:ascii="Arial" w:hAnsi="Arial" w:cs="Arial"/>
+          <w:color w:val="1F497D" w:themeColor="text2"/>
+          <w:lang w:val="es-ES"/>
+        </w:rPr>
+      </w:pPr>
+      <w:r>
+        <w:rPr>
+          <w:rFonts w:ascii="Arial" w:hAnsi="Arial" w:cs="Arial"/>
+          <w:color w:val="1F497D" w:themeColor="text2"/>
+          <w:lang w:val="es-ES"/>
+        </w:rPr>
+        <w:t>2 Integrantes</w:t>
+      </w:r>
+      <w:r>
+        <w:rPr>
+          <w:rFonts w:ascii="Arial" w:hAnsi="Arial" w:cs="Arial"/>
+          <w:color w:val="1F497D" w:themeColor="text2"/>
+        </w:rPr>
+        <w:t>………………………………………………………………………………………..</w:t>
+      </w:r>
+      <w:r>
+        <w:rPr>
+          <w:rFonts w:ascii="Arial" w:hAnsi="Arial" w:cs="Arial"/>
+          <w:color w:val="1F497D" w:themeColor="text2"/>
+        </w:rPr>
+        <w:t>3</w:t>
+      </w:r>
+    </w:p>
+    <w:p>
+      <w:pPr>
+        <w:spacing w:after="0"/>
+        <w:jc w:val="both"/>
+        <w:rPr>
+          <w:rFonts w:ascii="Arial" w:hAnsi="Arial" w:cs="Arial"/>
+          <w:color w:val="1F497D" w:themeColor="text2"/>
+          <w:lang w:val="es-ES"/>
+        </w:rPr>
+      </w:pPr>
+      <w:r>
+        <w:rPr>
+          <w:rFonts w:ascii="Arial" w:hAnsi="Arial" w:cs="Arial"/>
+          <w:color w:val="1F497D" w:themeColor="text2"/>
+          <w:lang w:val="es-ES"/>
+        </w:rPr>
+        <w:t xml:space="preserve">3 </w:t>
+      </w:r>
+      <w:r>
+        <w:rPr>
+          <w:rFonts w:ascii="Arial" w:hAnsi="Arial" w:cs="Arial"/>
+          <w:color w:val="1F497D" w:themeColor="text2"/>
+          <w:lang w:val="es-ES"/>
+        </w:rPr>
+        <w:t>Historias de Usuario</w:t>
+      </w:r>
+      <w:r>
+        <w:rPr>
+          <w:rFonts w:ascii="Arial" w:hAnsi="Arial" w:cs="Arial"/>
+          <w:color w:val="1F497D" w:themeColor="text2"/>
+        </w:rPr>
+        <w:t>…………………………………………</w:t>
+      </w:r>
+      <w:r>
+        <w:rPr>
+          <w:rFonts w:ascii="Arial" w:hAnsi="Arial" w:cs="Arial"/>
+          <w:color w:val="1F497D" w:themeColor="text2"/>
+        </w:rPr>
+        <w:t>.</w:t>
+      </w:r>
+      <w:r>
+        <w:rPr>
+          <w:rFonts w:ascii="Arial" w:hAnsi="Arial" w:cs="Arial"/>
+          <w:color w:val="1F497D" w:themeColor="text2"/>
+        </w:rPr>
+        <w:t>………………………………….</w:t>
+      </w:r>
+      <w:r>
+        <w:rPr>
+          <w:rFonts w:ascii="Arial" w:hAnsi="Arial" w:cs="Arial"/>
+          <w:color w:val="1F497D" w:themeColor="text2"/>
+        </w:rPr>
+        <w:t>5</w:t>
+      </w:r>
+    </w:p>
+    <w:p>
+      <w:pPr>
+        <w:spacing w:after="0"/>
+        <w:jc w:val="both"/>
+        <w:rPr>
+          <w:rFonts w:ascii="Arial" w:hAnsi="Arial" w:cs="Arial"/>
+          <w:color w:val="1F497D" w:themeColor="text2"/>
+          <w:lang w:val="es-ES"/>
+        </w:rPr>
+      </w:pPr>
+      <w:r>
+        <w:rPr>
+          <w:rFonts w:ascii="Arial" w:hAnsi="Arial" w:cs="Arial"/>
+          <w:color w:val="1F497D" w:themeColor="text2"/>
+          <w:lang w:val="es-ES"/>
+        </w:rPr>
+        <w:tab/>
+      </w:r>
+      <w:r>
+        <w:rPr>
+          <w:rFonts w:ascii="Arial" w:hAnsi="Arial" w:cs="Arial"/>
+          <w:color w:val="1F497D" w:themeColor="text2"/>
+          <w:lang w:val="es-ES"/>
+        </w:rPr>
+        <w:t>3.1 Historia 001 – Iniciar sesión</w:t>
+      </w:r>
+      <w:r>
+        <w:rPr>
+          <w:rFonts w:ascii="Arial" w:hAnsi="Arial" w:cs="Arial"/>
+          <w:color w:val="1F497D" w:themeColor="text2"/>
+        </w:rPr>
+        <w:t>…………………………………………………………</w:t>
+      </w:r>
+      <w:r>
+        <w:rPr>
+          <w:rFonts w:ascii="Arial" w:hAnsi="Arial" w:cs="Arial"/>
+          <w:color w:val="1F497D" w:themeColor="text2"/>
+        </w:rPr>
+        <w:t>.</w:t>
+      </w:r>
+      <w:r>
+        <w:rPr>
+          <w:rFonts w:ascii="Arial" w:hAnsi="Arial" w:cs="Arial"/>
+          <w:color w:val="1F497D" w:themeColor="text2"/>
+        </w:rPr>
+        <w:t>5</w:t>
+      </w:r>
+    </w:p>
+    <w:p>
+      <w:pPr>
+        <w:spacing w:after="0"/>
+        <w:jc w:val="both"/>
+        <w:rPr>
+          <w:rFonts w:ascii="Arial" w:hAnsi="Arial" w:cs="Arial"/>
+          <w:color w:val="1F497D" w:themeColor="text2"/>
+          <w:lang w:val="es-ES"/>
+        </w:rPr>
+      </w:pPr>
+      <w:r>
+        <w:rPr>
+          <w:rFonts w:ascii="Arial" w:hAnsi="Arial" w:cs="Arial"/>
+          <w:color w:val="1F497D" w:themeColor="text2"/>
+          <w:lang w:val="es-ES"/>
+        </w:rPr>
+        <w:tab/>
+      </w:r>
+      <w:r>
+        <w:rPr>
+          <w:rFonts w:ascii="Arial" w:hAnsi="Arial" w:cs="Arial"/>
+          <w:color w:val="1F497D" w:themeColor="text2"/>
+          <w:lang w:val="es-ES"/>
+        </w:rPr>
+        <w:tab/>
+        <w:t>3.</w:t>
+      </w:r>
+      <w:r>
+        <w:rPr>
+          <w:rFonts w:ascii="Arial" w:hAnsi="Arial" w:cs="Arial"/>
+          <w:color w:val="1F497D" w:themeColor="text2"/>
+          <w:lang w:val="es-ES"/>
+        </w:rPr>
+        <w:t>1</w:t>
+      </w:r>
+      <w:r>
+        <w:rPr>
+          <w:rFonts w:ascii="Arial" w:hAnsi="Arial" w:cs="Arial"/>
+          <w:color w:val="1F497D" w:themeColor="text2"/>
+          <w:lang w:val="es-ES"/>
+        </w:rPr>
+        <w:t xml:space="preserve">.1 </w:t>
+      </w:r>
+      <w:r>
+        <w:rPr>
+          <w:rFonts w:ascii="Arial" w:hAnsi="Arial" w:cs="Arial"/>
+          <w:color w:val="1F497D" w:themeColor="text2"/>
+          <w:lang w:val="es-ES"/>
+        </w:rPr>
+        <w:t>Definición</w:t>
+      </w:r>
+      <w:r>
+        <w:rPr>
+          <w:rFonts w:ascii="Arial" w:hAnsi="Arial" w:cs="Arial"/>
+          <w:color w:val="1F497D" w:themeColor="text2"/>
+          <w:lang w:val="es-ES"/>
+        </w:rPr>
+        <w:t>……….</w:t>
+      </w:r>
+      <w:r>
+        <w:rPr>
+          <w:rFonts w:ascii="Arial" w:hAnsi="Arial" w:cs="Arial"/>
+          <w:color w:val="1F497D" w:themeColor="text2"/>
+        </w:rPr>
+        <w:t>…..………</w:t>
+      </w:r>
+      <w:r>
+        <w:rPr>
+          <w:rFonts w:ascii="Arial" w:hAnsi="Arial" w:cs="Arial"/>
+          <w:color w:val="1F497D" w:themeColor="text2"/>
+        </w:rPr>
+        <w:t>……….</w:t>
+      </w:r>
+      <w:r>
+        <w:rPr>
+          <w:rFonts w:ascii="Arial" w:hAnsi="Arial" w:cs="Arial"/>
+          <w:color w:val="1F497D" w:themeColor="text2"/>
+        </w:rPr>
+        <w:t>………………………………………</w:t>
+      </w:r>
+      <w:r>
+        <w:rPr>
+          <w:rFonts w:ascii="Arial" w:hAnsi="Arial" w:cs="Arial"/>
+          <w:color w:val="1F497D" w:themeColor="text2"/>
+        </w:rPr>
+        <w:t>5</w:t>
+      </w:r>
+    </w:p>
+    <w:p>
+      <w:pPr>
+        <w:spacing w:after="0"/>
+        <w:jc w:val="both"/>
+        <w:rPr>
+          <w:rFonts w:ascii="Arial" w:hAnsi="Arial" w:cs="Arial"/>
+          <w:color w:val="1F497D" w:themeColor="text2"/>
+          <w:lang w:val="es-ES"/>
+        </w:rPr>
+      </w:pPr>
+      <w:r>
+        <w:rPr>
+          <w:rFonts w:ascii="Arial" w:hAnsi="Arial" w:cs="Arial"/>
+          <w:color w:val="1F497D" w:themeColor="text2"/>
+          <w:lang w:val="es-ES"/>
+        </w:rPr>
+        <w:tab/>
+      </w:r>
+      <w:r>
+        <w:rPr>
+          <w:rFonts w:ascii="Arial" w:hAnsi="Arial" w:cs="Arial"/>
+          <w:color w:val="1F497D" w:themeColor="text2"/>
+          <w:lang w:val="es-ES"/>
+        </w:rPr>
+        <w:tab/>
+        <w:t>3.</w:t>
+      </w:r>
+      <w:r>
+        <w:rPr>
+          <w:rFonts w:ascii="Arial" w:hAnsi="Arial" w:cs="Arial"/>
+          <w:color w:val="1F497D" w:themeColor="text2"/>
+          <w:lang w:val="es-ES"/>
+        </w:rPr>
+        <w:t>1</w:t>
+      </w:r>
+      <w:r>
+        <w:rPr>
+          <w:rFonts w:ascii="Arial" w:hAnsi="Arial" w:cs="Arial"/>
+          <w:color w:val="1F497D" w:themeColor="text2"/>
+          <w:lang w:val="es-ES"/>
+        </w:rPr>
+        <w:t>.</w:t>
+      </w:r>
+      <w:r>
+        <w:rPr>
+          <w:rFonts w:ascii="Arial" w:hAnsi="Arial" w:cs="Arial"/>
+          <w:color w:val="1F497D" w:themeColor="text2"/>
+          <w:lang w:val="es-ES"/>
+        </w:rPr>
+        <w:t>2</w:t>
+      </w:r>
+      <w:r>
+        <w:rPr>
+          <w:rFonts w:ascii="Arial" w:hAnsi="Arial" w:cs="Arial"/>
+          <w:color w:val="1F497D" w:themeColor="text2"/>
+          <w:lang w:val="es-ES"/>
+        </w:rPr>
+        <w:t xml:space="preserve"> </w:t>
+      </w:r>
+      <w:r>
+        <w:rPr>
+          <w:rFonts w:ascii="Arial" w:hAnsi="Arial" w:cs="Arial"/>
+          <w:color w:val="1F497D" w:themeColor="text2"/>
+          <w:lang w:val="es-ES"/>
+        </w:rPr>
+        <w:t>Criterios de aceptación…….</w:t>
+      </w:r>
+      <w:r>
+        <w:rPr>
+          <w:rFonts w:ascii="Arial" w:hAnsi="Arial" w:cs="Arial"/>
+          <w:color w:val="1F497D" w:themeColor="text2"/>
+          <w:lang w:val="es-ES"/>
+        </w:rPr>
+        <w:t>……………………………………………</w:t>
+      </w:r>
+      <w:r>
+        <w:rPr>
+          <w:rFonts w:ascii="Arial" w:hAnsi="Arial" w:cs="Arial"/>
+          <w:color w:val="1F497D" w:themeColor="text2"/>
+          <w:lang w:val="es-ES"/>
+        </w:rPr>
+        <w:t>…</w:t>
+      </w:r>
+      <w:r>
+        <w:rPr>
+          <w:rFonts w:ascii="Arial" w:hAnsi="Arial" w:cs="Arial"/>
+          <w:color w:val="1F497D" w:themeColor="text2"/>
+          <w:lang w:val="es-ES"/>
+        </w:rPr>
+        <w:t>5</w:t>
+      </w:r>
+    </w:p>
+    <w:p>
+      <w:pPr>
+        <w:spacing w:after="0"/>
+        <w:ind w:firstLine="708"/>
+        <w:jc w:val="both"/>
+        <w:rPr>
+          <w:rFonts w:ascii="Arial" w:hAnsi="Arial" w:cs="Arial"/>
+          <w:color w:val="1F497D" w:themeColor="text2"/>
+          <w:lang w:val="es-ES"/>
+        </w:rPr>
+      </w:pPr>
+      <w:r>
+        <w:rPr>
+          <w:rFonts w:ascii="Arial" w:hAnsi="Arial" w:cs="Arial"/>
+          <w:color w:val="1F497D" w:themeColor="text2"/>
+          <w:lang w:val="es-ES"/>
+        </w:rPr>
+        <w:t>3.2 Historia 002 – Gestionar usuarios</w:t>
+      </w:r>
+      <w:r>
+        <w:rPr>
+          <w:rFonts w:ascii="Arial" w:hAnsi="Arial" w:cs="Arial"/>
+          <w:color w:val="1F497D" w:themeColor="text2"/>
+          <w:lang w:val="es-ES"/>
+        </w:rPr>
+        <w:t>………………………………</w:t>
+      </w:r>
+      <w:r>
+        <w:rPr>
+          <w:rFonts w:ascii="Arial" w:hAnsi="Arial" w:cs="Arial"/>
+          <w:color w:val="1F497D" w:themeColor="text2"/>
+          <w:lang w:val="es-ES"/>
+        </w:rPr>
+        <w:t>..</w:t>
+      </w:r>
+      <w:r>
+        <w:rPr>
+          <w:rFonts w:ascii="Arial" w:hAnsi="Arial" w:cs="Arial"/>
+          <w:color w:val="1F497D" w:themeColor="text2"/>
+          <w:lang w:val="es-ES"/>
+        </w:rPr>
+        <w:t>…………………</w:t>
+      </w:r>
+      <w:r>
+        <w:rPr>
+          <w:rFonts w:ascii="Arial" w:hAnsi="Arial" w:cs="Arial"/>
+          <w:color w:val="1F497D" w:themeColor="text2"/>
+          <w:lang w:val="es-ES"/>
+        </w:rPr>
+        <w:t>.</w:t>
+      </w:r>
+      <w:r>
+        <w:rPr>
+          <w:rFonts w:ascii="Arial" w:hAnsi="Arial" w:cs="Arial"/>
+          <w:color w:val="1F497D" w:themeColor="text2"/>
+          <w:lang w:val="es-ES"/>
+        </w:rPr>
+        <w:t>5</w:t>
+      </w:r>
+    </w:p>
+    <w:p>
+      <w:pPr>
+        <w:spacing w:after="0"/>
+        <w:jc w:val="both"/>
+        <w:rPr>
+          <w:rFonts w:ascii="Arial" w:hAnsi="Arial" w:cs="Arial"/>
+          <w:color w:val="1F497D" w:themeColor="text2"/>
+          <w:lang w:val="es-ES"/>
+        </w:rPr>
+      </w:pPr>
+      <w:r>
+        <w:rPr>
+          <w:rFonts w:ascii="Arial" w:hAnsi="Arial" w:cs="Arial"/>
+          <w:color w:val="1F497D" w:themeColor="text2"/>
+          <w:lang w:val="es-ES"/>
+        </w:rPr>
+        <w:tab/>
+      </w:r>
+      <w:r>
+        <w:rPr>
+          <w:rFonts w:ascii="Arial" w:hAnsi="Arial" w:cs="Arial"/>
+          <w:color w:val="1F497D" w:themeColor="text2"/>
+          <w:lang w:val="es-ES"/>
+        </w:rPr>
+        <w:tab/>
+        <w:t>3.</w:t>
+      </w:r>
+      <w:r>
+        <w:rPr>
+          <w:rFonts w:ascii="Arial" w:hAnsi="Arial" w:cs="Arial"/>
+          <w:color w:val="1F497D" w:themeColor="text2"/>
+          <w:lang w:val="es-ES"/>
+        </w:rPr>
+        <w:t>2</w:t>
+      </w:r>
+      <w:r>
+        <w:rPr>
+          <w:rFonts w:ascii="Arial" w:hAnsi="Arial" w:cs="Arial"/>
+          <w:color w:val="1F497D" w:themeColor="text2"/>
+          <w:lang w:val="es-ES"/>
+        </w:rPr>
+        <w:t xml:space="preserve">.1 </w:t>
+      </w:r>
+      <w:r>
+        <w:rPr>
+          <w:rFonts w:ascii="Arial" w:hAnsi="Arial" w:cs="Arial"/>
+          <w:color w:val="1F497D" w:themeColor="text2"/>
+          <w:lang w:val="es-ES"/>
+        </w:rPr>
+        <w:t>Definición……….</w:t>
+      </w:r>
+      <w:r>
+        <w:rPr>
+          <w:rFonts w:ascii="Arial" w:hAnsi="Arial" w:cs="Arial"/>
+          <w:color w:val="1F497D" w:themeColor="text2"/>
+        </w:rPr>
+        <w:t>…..………</w:t>
+      </w:r>
+      <w:r>
+        <w:rPr>
+          <w:rFonts w:ascii="Arial" w:hAnsi="Arial" w:cs="Arial"/>
+          <w:color w:val="1F497D" w:themeColor="text2"/>
+        </w:rPr>
+        <w:t>……….</w:t>
+      </w:r>
+      <w:r>
+        <w:rPr>
+          <w:rFonts w:ascii="Arial" w:hAnsi="Arial" w:cs="Arial"/>
+          <w:color w:val="1F497D" w:themeColor="text2"/>
+        </w:rPr>
+        <w:t>………………………………………</w:t>
+      </w:r>
+      <w:r>
+        <w:rPr>
+          <w:rFonts w:ascii="Arial" w:hAnsi="Arial" w:cs="Arial"/>
+          <w:color w:val="1F497D" w:themeColor="text2"/>
+        </w:rPr>
+        <w:t>5</w:t>
+      </w:r>
+    </w:p>
+    <w:p>
+      <w:pPr>
+        <w:spacing w:after="0"/>
+        <w:jc w:val="both"/>
+        <w:rPr>
+          <w:rFonts w:ascii="Arial" w:hAnsi="Arial" w:cs="Arial"/>
+          <w:color w:val="1F497D" w:themeColor="text2"/>
+          <w:lang w:val="es-ES"/>
+        </w:rPr>
+      </w:pPr>
+      <w:r>
+        <w:rPr>
+          <w:rFonts w:ascii="Arial" w:hAnsi="Arial" w:cs="Arial"/>
+          <w:color w:val="1F497D" w:themeColor="text2"/>
+          <w:lang w:val="es-ES"/>
+        </w:rPr>
+        <w:tab/>
+      </w:r>
+      <w:r>
+        <w:rPr>
+          <w:rFonts w:ascii="Arial" w:hAnsi="Arial" w:cs="Arial"/>
+          <w:color w:val="1F497D" w:themeColor="text2"/>
+          <w:lang w:val="es-ES"/>
+        </w:rPr>
+        <w:tab/>
+        <w:t>3.</w:t>
+      </w:r>
+      <w:r>
+        <w:rPr>
+          <w:rFonts w:ascii="Arial" w:hAnsi="Arial" w:cs="Arial"/>
+          <w:color w:val="1F497D" w:themeColor="text2"/>
+          <w:lang w:val="es-ES"/>
+        </w:rPr>
+        <w:t>2</w:t>
+      </w:r>
+      <w:r>
+        <w:rPr>
+          <w:rFonts w:ascii="Arial" w:hAnsi="Arial" w:cs="Arial"/>
+          <w:color w:val="1F497D" w:themeColor="text2"/>
+          <w:lang w:val="es-ES"/>
+        </w:rPr>
+        <w:t>.</w:t>
+      </w:r>
+      <w:r>
+        <w:rPr>
+          <w:rFonts w:ascii="Arial" w:hAnsi="Arial" w:cs="Arial"/>
+          <w:color w:val="1F497D" w:themeColor="text2"/>
+          <w:lang w:val="es-ES"/>
+        </w:rPr>
+        <w:t>2</w:t>
+      </w:r>
+      <w:r>
+        <w:rPr>
+          <w:rFonts w:ascii="Arial" w:hAnsi="Arial" w:cs="Arial"/>
+          <w:color w:val="1F497D" w:themeColor="text2"/>
+          <w:lang w:val="es-ES"/>
+        </w:rPr>
+        <w:t xml:space="preserve"> </w:t>
+      </w:r>
+      <w:r>
+        <w:rPr>
+          <w:rFonts w:ascii="Arial" w:hAnsi="Arial" w:cs="Arial"/>
+          <w:color w:val="1F497D" w:themeColor="text2"/>
+          <w:lang w:val="es-ES"/>
+        </w:rPr>
+        <w:t>Criterios de aceptación…….</w:t>
+      </w:r>
+      <w:r>
+        <w:rPr>
+          <w:rFonts w:ascii="Arial" w:hAnsi="Arial" w:cs="Arial"/>
+          <w:color w:val="1F497D" w:themeColor="text2"/>
+          <w:lang w:val="es-ES"/>
+        </w:rPr>
+        <w:t>……………………………………………</w:t>
+      </w:r>
+      <w:r>
+        <w:rPr>
+          <w:rFonts w:ascii="Arial" w:hAnsi="Arial" w:cs="Arial"/>
+          <w:color w:val="1F497D" w:themeColor="text2"/>
+          <w:lang w:val="es-ES"/>
+        </w:rPr>
+        <w:t>…</w:t>
+      </w:r>
+      <w:r>
+        <w:rPr>
+          <w:rFonts w:ascii="Arial" w:hAnsi="Arial" w:cs="Arial"/>
+          <w:color w:val="1F497D" w:themeColor="text2"/>
+          <w:lang w:val="es-ES"/>
+        </w:rPr>
+        <w:t>5</w:t>
+      </w:r>
+    </w:p>
+    <w:p>
+      <w:pPr>
+        <w:spacing w:after="0"/>
+        <w:jc w:val="both"/>
+        <w:rPr>
+          <w:rFonts w:ascii="Arial" w:hAnsi="Arial" w:cs="Arial"/>
+          <w:color w:val="1F497D" w:themeColor="text2"/>
+          <w:lang w:val="es-ES"/>
+        </w:rPr>
+      </w:pPr>
+      <w:r>
+        <w:rPr>
+          <w:rFonts w:ascii="Arial" w:hAnsi="Arial" w:cs="Arial"/>
+          <w:color w:val="1F497D" w:themeColor="text2"/>
+          <w:lang w:val="es-ES"/>
+        </w:rPr>
+        <w:tab/>
+        <w:t>3.3 Historia 003 – Cerrar sesión</w:t>
+      </w:r>
+      <w:r>
+        <w:rPr>
+          <w:rFonts w:ascii="Arial" w:hAnsi="Arial" w:cs="Arial"/>
+          <w:color w:val="1F497D" w:themeColor="text2"/>
+          <w:lang w:val="es-ES"/>
+        </w:rPr>
+        <w:t>………………………………………………………….6</w:t>
+      </w:r>
+    </w:p>
+    <w:p>
+      <w:pPr>
+        <w:spacing w:after="0"/>
+        <w:jc w:val="both"/>
+        <w:rPr>
+          <w:rFonts w:ascii="Arial" w:hAnsi="Arial" w:cs="Arial"/>
+          <w:color w:val="1F497D" w:themeColor="text2"/>
+          <w:lang w:val="es-ES"/>
+        </w:rPr>
+      </w:pPr>
+      <w:r>
+        <w:rPr>
+          <w:rFonts w:ascii="Arial" w:hAnsi="Arial" w:cs="Arial"/>
+          <w:color w:val="1F497D" w:themeColor="text2"/>
+          <w:lang w:val="es-ES"/>
+        </w:rPr>
+        <w:tab/>
+      </w:r>
+      <w:r>
+        <w:rPr>
+          <w:rFonts w:ascii="Arial" w:hAnsi="Arial" w:cs="Arial"/>
+          <w:color w:val="1F497D" w:themeColor="text2"/>
+          <w:lang w:val="es-ES"/>
+        </w:rPr>
+        <w:tab/>
+        <w:t>3.</w:t>
+      </w:r>
+      <w:r>
+        <w:rPr>
+          <w:rFonts w:ascii="Arial" w:hAnsi="Arial" w:cs="Arial"/>
+          <w:color w:val="1F497D" w:themeColor="text2"/>
+          <w:lang w:val="es-ES"/>
+        </w:rPr>
+        <w:t>3</w:t>
+      </w:r>
+      <w:r>
+        <w:rPr>
+          <w:rFonts w:ascii="Arial" w:hAnsi="Arial" w:cs="Arial"/>
+          <w:color w:val="1F497D" w:themeColor="text2"/>
+          <w:lang w:val="es-ES"/>
+        </w:rPr>
+        <w:t xml:space="preserve">.1 </w:t>
+      </w:r>
+      <w:r>
+        <w:rPr>
+          <w:rFonts w:ascii="Arial" w:hAnsi="Arial" w:cs="Arial"/>
+          <w:color w:val="1F497D" w:themeColor="text2"/>
+          <w:lang w:val="es-ES"/>
+        </w:rPr>
+        <w:t>Definición……….</w:t>
+      </w:r>
+      <w:r>
+        <w:rPr>
+          <w:rFonts w:ascii="Arial" w:hAnsi="Arial" w:cs="Arial"/>
+          <w:color w:val="1F497D" w:themeColor="text2"/>
+        </w:rPr>
+        <w:t>…..………</w:t>
+      </w:r>
+      <w:r>
+        <w:rPr>
+          <w:rFonts w:ascii="Arial" w:hAnsi="Arial" w:cs="Arial"/>
+          <w:color w:val="1F497D" w:themeColor="text2"/>
+        </w:rPr>
+        <w:t>……….</w:t>
+      </w:r>
+      <w:r>
+        <w:rPr>
+          <w:rFonts w:ascii="Arial" w:hAnsi="Arial" w:cs="Arial"/>
+          <w:color w:val="1F497D" w:themeColor="text2"/>
+        </w:rPr>
+        <w:t>………………………………………</w:t>
+      </w:r>
+      <w:r>
+        <w:rPr>
+          <w:rFonts w:ascii="Arial" w:hAnsi="Arial" w:cs="Arial"/>
+          <w:color w:val="1F497D" w:themeColor="text2"/>
+        </w:rPr>
+        <w:t>6</w:t>
+      </w:r>
+    </w:p>
+    <w:p>
+      <w:pPr>
+        <w:spacing w:after="0"/>
+        <w:jc w:val="both"/>
+        <w:rPr>
+          <w:rFonts w:ascii="Arial" w:hAnsi="Arial" w:cs="Arial"/>
+          <w:color w:val="1F497D" w:themeColor="text2"/>
+          <w:lang w:val="es-ES"/>
+        </w:rPr>
+      </w:pPr>
+      <w:r>
+        <w:rPr>
+          <w:rFonts w:ascii="Arial" w:hAnsi="Arial" w:cs="Arial"/>
+          <w:color w:val="1F497D" w:themeColor="text2"/>
+          <w:lang w:val="es-ES"/>
+        </w:rPr>
+        <w:tab/>
+      </w:r>
+      <w:r>
+        <w:rPr>
+          <w:rFonts w:ascii="Arial" w:hAnsi="Arial" w:cs="Arial"/>
+          <w:color w:val="1F497D" w:themeColor="text2"/>
+          <w:lang w:val="es-ES"/>
+        </w:rPr>
+        <w:tab/>
+        <w:t>3.</w:t>
+      </w:r>
+      <w:r>
+        <w:rPr>
+          <w:rFonts w:ascii="Arial" w:hAnsi="Arial" w:cs="Arial"/>
+          <w:color w:val="1F497D" w:themeColor="text2"/>
+          <w:lang w:val="es-ES"/>
+        </w:rPr>
+        <w:t>3</w:t>
+      </w:r>
+      <w:r>
+        <w:rPr>
+          <w:rFonts w:ascii="Arial" w:hAnsi="Arial" w:cs="Arial"/>
+          <w:color w:val="1F497D" w:themeColor="text2"/>
+          <w:lang w:val="es-ES"/>
+        </w:rPr>
+        <w:t>.</w:t>
+      </w:r>
+      <w:r>
+        <w:rPr>
+          <w:rFonts w:ascii="Arial" w:hAnsi="Arial" w:cs="Arial"/>
+          <w:color w:val="1F497D" w:themeColor="text2"/>
+          <w:lang w:val="es-ES"/>
+        </w:rPr>
+        <w:t>2</w:t>
+      </w:r>
+      <w:r>
+        <w:rPr>
+          <w:rFonts w:ascii="Arial" w:hAnsi="Arial" w:cs="Arial"/>
+          <w:color w:val="1F497D" w:themeColor="text2"/>
+          <w:lang w:val="es-ES"/>
+        </w:rPr>
+        <w:t xml:space="preserve"> </w:t>
+      </w:r>
+      <w:r>
+        <w:rPr>
+          <w:rFonts w:ascii="Arial" w:hAnsi="Arial" w:cs="Arial"/>
+          <w:color w:val="1F497D" w:themeColor="text2"/>
+          <w:lang w:val="es-ES"/>
+        </w:rPr>
+        <w:t>Criterios de aceptación…….</w:t>
+      </w:r>
+      <w:r>
+        <w:rPr>
+          <w:rFonts w:ascii="Arial" w:hAnsi="Arial" w:cs="Arial"/>
+          <w:color w:val="1F497D" w:themeColor="text2"/>
+          <w:lang w:val="es-ES"/>
+        </w:rPr>
+        <w:t>……………………………………………</w:t>
+      </w:r>
+      <w:r>
+        <w:rPr>
+          <w:rFonts w:ascii="Arial" w:hAnsi="Arial" w:cs="Arial"/>
+          <w:color w:val="1F497D" w:themeColor="text2"/>
+          <w:lang w:val="es-ES"/>
+        </w:rPr>
+        <w:t>…</w:t>
+      </w:r>
+      <w:r>
+        <w:rPr>
+          <w:rFonts w:ascii="Arial" w:hAnsi="Arial" w:cs="Arial"/>
+          <w:color w:val="1F497D" w:themeColor="text2"/>
+          <w:lang w:val="es-ES"/>
+        </w:rPr>
+        <w:t>6</w:t>
+      </w:r>
+    </w:p>
+    <w:p>
+      <w:pPr>
+        <w:spacing w:after="0"/>
+        <w:jc w:val="both"/>
+        <w:rPr>
+          <w:rFonts w:ascii="Arial" w:hAnsi="Arial" w:cs="Arial"/>
+          <w:color w:val="1F497D" w:themeColor="text2"/>
+          <w:lang w:val="es-ES"/>
+        </w:rPr>
+      </w:pPr>
+      <w:r>
+        <w:rPr>
+          <w:rFonts w:ascii="Arial" w:hAnsi="Arial" w:cs="Arial"/>
+          <w:color w:val="1F497D" w:themeColor="text2"/>
+          <w:lang w:val="es-ES"/>
+        </w:rPr>
+        <w:tab/>
+        <w:t>3.</w:t>
+      </w:r>
+      <w:r>
+        <w:rPr>
+          <w:rFonts w:ascii="Arial" w:hAnsi="Arial" w:cs="Arial"/>
+          <w:color w:val="1F497D" w:themeColor="text2"/>
+          <w:lang w:val="es-ES"/>
+        </w:rPr>
+        <w:t>4</w:t>
+      </w:r>
+      <w:r>
+        <w:rPr>
+          <w:rFonts w:ascii="Arial" w:hAnsi="Arial" w:cs="Arial"/>
+          <w:color w:val="1F497D" w:themeColor="text2"/>
+          <w:lang w:val="es-ES"/>
+        </w:rPr>
+        <w:t xml:space="preserve"> Historia 00</w:t>
+      </w:r>
+      <w:r>
+        <w:rPr>
+          <w:rFonts w:ascii="Arial" w:hAnsi="Arial" w:cs="Arial"/>
+          <w:color w:val="1F497D" w:themeColor="text2"/>
+          <w:lang w:val="es-ES"/>
+        </w:rPr>
+        <w:t>4 – Consultar estudiantes</w:t>
+      </w:r>
+      <w:r>
+        <w:rPr>
+          <w:rFonts w:ascii="Arial" w:hAnsi="Arial" w:cs="Arial"/>
+          <w:color w:val="1F497D" w:themeColor="text2"/>
+          <w:lang w:val="es-ES"/>
+        </w:rPr>
+        <w:t>………………………………………………..6</w:t>
+      </w:r>
+    </w:p>
+    <w:p>
+      <w:pPr>
+        <w:spacing w:after="0"/>
+        <w:jc w:val="both"/>
+        <w:rPr>
+          <w:rFonts w:ascii="Arial" w:hAnsi="Arial" w:cs="Arial"/>
+          <w:color w:val="1F497D" w:themeColor="text2"/>
+          <w:lang w:val="es-ES"/>
+        </w:rPr>
+      </w:pPr>
+      <w:r>
+        <w:rPr>
+          <w:rFonts w:ascii="Arial" w:hAnsi="Arial" w:cs="Arial"/>
+          <w:color w:val="1F497D" w:themeColor="text2"/>
+          <w:lang w:val="es-ES"/>
+        </w:rPr>
+        <w:tab/>
+      </w:r>
+      <w:r>
+        <w:rPr>
+          <w:rFonts w:ascii="Arial" w:hAnsi="Arial" w:cs="Arial"/>
+          <w:color w:val="1F497D" w:themeColor="text2"/>
+          <w:lang w:val="es-ES"/>
+        </w:rPr>
+        <w:tab/>
+        <w:t>3.</w:t>
+      </w:r>
+      <w:r>
+        <w:rPr>
+          <w:rFonts w:ascii="Arial" w:hAnsi="Arial" w:cs="Arial"/>
+          <w:color w:val="1F497D" w:themeColor="text2"/>
+          <w:lang w:val="es-ES"/>
+        </w:rPr>
+        <w:t>4</w:t>
+      </w:r>
+      <w:r>
+        <w:rPr>
+          <w:rFonts w:ascii="Arial" w:hAnsi="Arial" w:cs="Arial"/>
+          <w:color w:val="1F497D" w:themeColor="text2"/>
+          <w:lang w:val="es-ES"/>
+        </w:rPr>
+        <w:t xml:space="preserve">.1 </w:t>
+      </w:r>
+      <w:r>
+        <w:rPr>
+          <w:rFonts w:ascii="Arial" w:hAnsi="Arial" w:cs="Arial"/>
+          <w:color w:val="1F497D" w:themeColor="text2"/>
+          <w:lang w:val="es-ES"/>
+        </w:rPr>
+        <w:t>Definición……….</w:t>
+      </w:r>
+      <w:r>
+        <w:rPr>
+          <w:rFonts w:ascii="Arial" w:hAnsi="Arial" w:cs="Arial"/>
+          <w:color w:val="1F497D" w:themeColor="text2"/>
+        </w:rPr>
+        <w:t>…..………</w:t>
+      </w:r>
+      <w:r>
+        <w:rPr>
+          <w:rFonts w:ascii="Arial" w:hAnsi="Arial" w:cs="Arial"/>
+          <w:color w:val="1F497D" w:themeColor="text2"/>
+        </w:rPr>
+        <w:t>……….</w:t>
+      </w:r>
+      <w:r>
+        <w:rPr>
+          <w:rFonts w:ascii="Arial" w:hAnsi="Arial" w:cs="Arial"/>
+          <w:color w:val="1F497D" w:themeColor="text2"/>
+        </w:rPr>
+        <w:t>………………………………………</w:t>
+      </w:r>
+      <w:r>
+        <w:rPr>
+          <w:rFonts w:ascii="Arial" w:hAnsi="Arial" w:cs="Arial"/>
+          <w:color w:val="1F497D" w:themeColor="text2"/>
+        </w:rPr>
+        <w:t>6</w:t>
+      </w:r>
+    </w:p>
+    <w:p>
+      <w:pPr>
+        <w:spacing w:after="0"/>
+        <w:jc w:val="both"/>
+        <w:rPr>
+          <w:rFonts w:ascii="Arial" w:hAnsi="Arial" w:cs="Arial"/>
+          <w:color w:val="1F497D" w:themeColor="text2"/>
+          <w:lang w:val="es-ES"/>
+        </w:rPr>
+      </w:pPr>
+      <w:r>
+        <w:rPr>
+          <w:rFonts w:ascii="Arial" w:hAnsi="Arial" w:cs="Arial"/>
+          <w:color w:val="1F497D" w:themeColor="text2"/>
+          <w:lang w:val="es-ES"/>
+        </w:rPr>
+        <w:tab/>
+      </w:r>
+      <w:r>
+        <w:rPr>
+          <w:rFonts w:ascii="Arial" w:hAnsi="Arial" w:cs="Arial"/>
+          <w:color w:val="1F497D" w:themeColor="text2"/>
+          <w:lang w:val="es-ES"/>
+        </w:rPr>
+        <w:tab/>
+        <w:t>3.</w:t>
+      </w:r>
+      <w:r>
+        <w:rPr>
+          <w:rFonts w:ascii="Arial" w:hAnsi="Arial" w:cs="Arial"/>
+          <w:color w:val="1F497D" w:themeColor="text2"/>
+          <w:lang w:val="es-ES"/>
+        </w:rPr>
+        <w:t>4</w:t>
+      </w:r>
+      <w:r>
+        <w:rPr>
+          <w:rFonts w:ascii="Arial" w:hAnsi="Arial" w:cs="Arial"/>
+          <w:color w:val="1F497D" w:themeColor="text2"/>
+          <w:lang w:val="es-ES"/>
+        </w:rPr>
+        <w:t>.</w:t>
+      </w:r>
+      <w:r>
+        <w:rPr>
+          <w:rFonts w:ascii="Arial" w:hAnsi="Arial" w:cs="Arial"/>
+          <w:color w:val="1F497D" w:themeColor="text2"/>
+          <w:lang w:val="es-ES"/>
+        </w:rPr>
+        <w:t>2</w:t>
+      </w:r>
+      <w:r>
+        <w:rPr>
+          <w:rFonts w:ascii="Arial" w:hAnsi="Arial" w:cs="Arial"/>
+          <w:color w:val="1F497D" w:themeColor="text2"/>
+          <w:lang w:val="es-ES"/>
+        </w:rPr>
+        <w:t xml:space="preserve"> </w:t>
+      </w:r>
+      <w:r>
+        <w:rPr>
+          <w:rFonts w:ascii="Arial" w:hAnsi="Arial" w:cs="Arial"/>
+          <w:color w:val="1F497D" w:themeColor="text2"/>
+          <w:lang w:val="es-ES"/>
+        </w:rPr>
+        <w:t>Criterios de aceptación…….</w:t>
+      </w:r>
+      <w:r>
+        <w:rPr>
+          <w:rFonts w:ascii="Arial" w:hAnsi="Arial" w:cs="Arial"/>
+          <w:color w:val="1F497D" w:themeColor="text2"/>
+          <w:lang w:val="es-ES"/>
+        </w:rPr>
+        <w:t>……………………………………………</w:t>
+      </w:r>
+      <w:r>
+        <w:rPr>
+          <w:rFonts w:ascii="Arial" w:hAnsi="Arial" w:cs="Arial"/>
+          <w:color w:val="1F497D" w:themeColor="text2"/>
+          <w:lang w:val="es-ES"/>
+        </w:rPr>
+        <w:t>…</w:t>
+      </w:r>
+      <w:r>
+        <w:rPr>
+          <w:rFonts w:ascii="Arial" w:hAnsi="Arial" w:cs="Arial"/>
+          <w:color w:val="1F497D" w:themeColor="text2"/>
+          <w:lang w:val="es-ES"/>
+        </w:rPr>
+        <w:t>6</w:t>
+      </w:r>
+    </w:p>
+    <w:p>
+      <w:pPr>
+        <w:spacing w:after="0"/>
+        <w:jc w:val="both"/>
+        <w:rPr>
+          <w:rFonts w:ascii="Arial" w:hAnsi="Arial" w:cs="Arial"/>
+          <w:color w:val="1F497D" w:themeColor="text2"/>
+          <w:lang w:val="es-ES"/>
+        </w:rPr>
+      </w:pPr>
+      <w:r>
+        <w:rPr>
+          <w:rFonts w:ascii="Arial" w:hAnsi="Arial" w:cs="Arial"/>
+          <w:color w:val="1F497D" w:themeColor="text2"/>
+          <w:lang w:val="es-ES"/>
+        </w:rPr>
+        <w:tab/>
+        <w:t>3.</w:t>
+      </w:r>
+      <w:r>
+        <w:rPr>
+          <w:rFonts w:ascii="Arial" w:hAnsi="Arial" w:cs="Arial"/>
+          <w:color w:val="1F497D" w:themeColor="text2"/>
+          <w:lang w:val="es-ES"/>
+        </w:rPr>
+        <w:t>5</w:t>
+      </w:r>
+      <w:r>
+        <w:rPr>
+          <w:rFonts w:ascii="Arial" w:hAnsi="Arial" w:cs="Arial"/>
+          <w:color w:val="1F497D" w:themeColor="text2"/>
+          <w:lang w:val="es-ES"/>
+        </w:rPr>
+        <w:t xml:space="preserve"> Historia 00</w:t>
+      </w:r>
+      <w:r>
+        <w:rPr>
+          <w:rFonts w:ascii="Arial" w:hAnsi="Arial" w:cs="Arial"/>
+          <w:color w:val="1F497D" w:themeColor="text2"/>
+          <w:lang w:val="es-ES"/>
+        </w:rPr>
+        <w:t>5 – Filtrar estudiantes</w:t>
+      </w:r>
+      <w:r>
+        <w:rPr>
+          <w:rFonts w:ascii="Arial" w:hAnsi="Arial" w:cs="Arial"/>
+          <w:color w:val="1F497D" w:themeColor="text2"/>
+          <w:lang w:val="es-ES"/>
+        </w:rPr>
+        <w:t>…………………………………………………….6</w:t>
+      </w:r>
+    </w:p>
+    <w:p>
+      <w:pPr>
+        <w:spacing w:after="0"/>
+        <w:jc w:val="both"/>
+        <w:rPr>
+          <w:rFonts w:ascii="Arial" w:hAnsi="Arial" w:cs="Arial"/>
+          <w:color w:val="1F497D" w:themeColor="text2"/>
+          <w:lang w:val="es-ES"/>
+        </w:rPr>
+      </w:pPr>
+      <w:r>
+        <w:rPr>
+          <w:rFonts w:ascii="Arial" w:hAnsi="Arial" w:cs="Arial"/>
+          <w:color w:val="1F497D" w:themeColor="text2"/>
+          <w:lang w:val="es-ES"/>
+        </w:rPr>
+        <w:tab/>
+      </w:r>
+      <w:r>
+        <w:rPr>
+          <w:rFonts w:ascii="Arial" w:hAnsi="Arial" w:cs="Arial"/>
+          <w:color w:val="1F497D" w:themeColor="text2"/>
+          <w:lang w:val="es-ES"/>
+        </w:rPr>
+        <w:tab/>
+        <w:t>3.</w:t>
+      </w:r>
+      <w:r>
+        <w:rPr>
+          <w:rFonts w:ascii="Arial" w:hAnsi="Arial" w:cs="Arial"/>
+          <w:color w:val="1F497D" w:themeColor="text2"/>
+          <w:lang w:val="es-ES"/>
+        </w:rPr>
+        <w:t>5</w:t>
+      </w:r>
+      <w:r>
+        <w:rPr>
+          <w:rFonts w:ascii="Arial" w:hAnsi="Arial" w:cs="Arial"/>
+          <w:color w:val="1F497D" w:themeColor="text2"/>
+          <w:lang w:val="es-ES"/>
+        </w:rPr>
+        <w:t xml:space="preserve">.1 </w:t>
+      </w:r>
+      <w:r>
+        <w:rPr>
+          <w:rFonts w:ascii="Arial" w:hAnsi="Arial" w:cs="Arial"/>
+          <w:color w:val="1F497D" w:themeColor="text2"/>
+          <w:lang w:val="es-ES"/>
+        </w:rPr>
+        <w:t>Definición……….</w:t>
+      </w:r>
+      <w:r>
+        <w:rPr>
+          <w:rFonts w:ascii="Arial" w:hAnsi="Arial" w:cs="Arial"/>
+          <w:color w:val="1F497D" w:themeColor="text2"/>
+        </w:rPr>
+        <w:t>…..………</w:t>
+      </w:r>
+      <w:r>
+        <w:rPr>
+          <w:rFonts w:ascii="Arial" w:hAnsi="Arial" w:cs="Arial"/>
+          <w:color w:val="1F497D" w:themeColor="text2"/>
+        </w:rPr>
+        <w:t>……….</w:t>
+      </w:r>
+      <w:r>
+        <w:rPr>
+          <w:rFonts w:ascii="Arial" w:hAnsi="Arial" w:cs="Arial"/>
+          <w:color w:val="1F497D" w:themeColor="text2"/>
+        </w:rPr>
+        <w:t>………………………………………</w:t>
+      </w:r>
+      <w:r>
+        <w:rPr>
+          <w:rFonts w:ascii="Arial" w:hAnsi="Arial" w:cs="Arial"/>
+          <w:color w:val="1F497D" w:themeColor="text2"/>
+        </w:rPr>
+        <w:t>6</w:t>
+      </w:r>
+    </w:p>
+    <w:p>
+      <w:pPr>
+        <w:spacing w:after="0"/>
+        <w:jc w:val="both"/>
+        <w:rPr>
+          <w:rFonts w:ascii="Arial" w:hAnsi="Arial" w:cs="Arial"/>
+          <w:color w:val="1F497D" w:themeColor="text2"/>
+          <w:lang w:val="es-ES"/>
+        </w:rPr>
+      </w:pPr>
+      <w:r>
+        <w:rPr>
+          <w:rFonts w:ascii="Arial" w:hAnsi="Arial" w:cs="Arial"/>
+          <w:color w:val="1F497D" w:themeColor="text2"/>
+          <w:lang w:val="es-ES"/>
+        </w:rPr>
+        <w:tab/>
+      </w:r>
+      <w:r>
+        <w:rPr>
+          <w:rFonts w:ascii="Arial" w:hAnsi="Arial" w:cs="Arial"/>
+          <w:color w:val="1F497D" w:themeColor="text2"/>
+          <w:lang w:val="es-ES"/>
+        </w:rPr>
+        <w:tab/>
+        <w:t>3.</w:t>
+      </w:r>
+      <w:r>
+        <w:rPr>
+          <w:rFonts w:ascii="Arial" w:hAnsi="Arial" w:cs="Arial"/>
+          <w:color w:val="1F497D" w:themeColor="text2"/>
+          <w:lang w:val="es-ES"/>
+        </w:rPr>
+        <w:t>5</w:t>
+      </w:r>
+      <w:r>
+        <w:rPr>
+          <w:rFonts w:ascii="Arial" w:hAnsi="Arial" w:cs="Arial"/>
+          <w:color w:val="1F497D" w:themeColor="text2"/>
+          <w:lang w:val="es-ES"/>
+        </w:rPr>
+        <w:t>.</w:t>
+      </w:r>
+      <w:r>
+        <w:rPr>
+          <w:rFonts w:ascii="Arial" w:hAnsi="Arial" w:cs="Arial"/>
+          <w:color w:val="1F497D" w:themeColor="text2"/>
+          <w:lang w:val="es-ES"/>
+        </w:rPr>
+        <w:t>2</w:t>
+      </w:r>
+      <w:r>
+        <w:rPr>
+          <w:rFonts w:ascii="Arial" w:hAnsi="Arial" w:cs="Arial"/>
+          <w:color w:val="1F497D" w:themeColor="text2"/>
+          <w:lang w:val="es-ES"/>
+        </w:rPr>
+        <w:t xml:space="preserve"> </w:t>
+      </w:r>
+      <w:r>
+        <w:rPr>
+          <w:rFonts w:ascii="Arial" w:hAnsi="Arial" w:cs="Arial"/>
+          <w:color w:val="1F497D" w:themeColor="text2"/>
+          <w:lang w:val="es-ES"/>
+        </w:rPr>
+        <w:t>Criterios de aceptación…….</w:t>
+      </w:r>
+      <w:r>
+        <w:rPr>
+          <w:rFonts w:ascii="Arial" w:hAnsi="Arial" w:cs="Arial"/>
+          <w:color w:val="1F497D" w:themeColor="text2"/>
+          <w:lang w:val="es-ES"/>
+        </w:rPr>
+        <w:t>……………………………………………</w:t>
+      </w:r>
+      <w:r>
+        <w:rPr>
+          <w:rFonts w:ascii="Arial" w:hAnsi="Arial" w:cs="Arial"/>
+          <w:color w:val="1F497D" w:themeColor="text2"/>
+          <w:lang w:val="es-ES"/>
+        </w:rPr>
+        <w:t>…</w:t>
+      </w:r>
+      <w:r>
+        <w:rPr>
+          <w:rFonts w:ascii="Arial" w:hAnsi="Arial" w:cs="Arial"/>
+          <w:color w:val="1F497D" w:themeColor="text2"/>
+          <w:lang w:val="es-ES"/>
+        </w:rPr>
+        <w:t>6</w:t>
+      </w:r>
+    </w:p>
+    <w:p>
+      <w:pPr>
+        <w:spacing w:after="0"/>
+        <w:jc w:val="both"/>
+        <w:rPr>
+          <w:rFonts w:ascii="Arial" w:hAnsi="Arial" w:cs="Arial"/>
+          <w:color w:val="1F497D" w:themeColor="text2"/>
+          <w:lang w:val="es-ES"/>
+        </w:rPr>
+      </w:pPr>
+      <w:r>
+        <w:rPr>
+          <w:rFonts w:ascii="Arial" w:hAnsi="Arial" w:cs="Arial"/>
+          <w:color w:val="1F497D" w:themeColor="text2"/>
+          <w:lang w:val="es-ES"/>
+        </w:rPr>
+        <w:tab/>
+        <w:t>3.</w:t>
+      </w:r>
+      <w:r>
+        <w:rPr>
+          <w:rFonts w:ascii="Arial" w:hAnsi="Arial" w:cs="Arial"/>
+          <w:color w:val="1F497D" w:themeColor="text2"/>
+          <w:lang w:val="es-ES"/>
+        </w:rPr>
+        <w:t>6</w:t>
+      </w:r>
+      <w:r>
+        <w:rPr>
+          <w:rFonts w:ascii="Arial" w:hAnsi="Arial" w:cs="Arial"/>
+          <w:color w:val="1F497D" w:themeColor="text2"/>
+          <w:lang w:val="es-ES"/>
+        </w:rPr>
+        <w:t xml:space="preserve"> Historia 00</w:t>
+      </w:r>
+      <w:r>
+        <w:rPr>
+          <w:rFonts w:ascii="Arial" w:hAnsi="Arial" w:cs="Arial"/>
+          <w:color w:val="1F497D" w:themeColor="text2"/>
+          <w:lang w:val="es-ES"/>
+        </w:rPr>
+        <w:t>6 – Consultar ficha del estudiante</w:t>
+      </w:r>
+      <w:r>
+        <w:rPr>
+          <w:rFonts w:ascii="Arial" w:hAnsi="Arial" w:cs="Arial"/>
+          <w:color w:val="1F497D" w:themeColor="text2"/>
+          <w:lang w:val="es-ES"/>
+        </w:rPr>
+        <w:t>………………………………………7</w:t>
+      </w:r>
+    </w:p>
+    <w:p>
+      <w:pPr>
+        <w:spacing w:after="0"/>
+        <w:jc w:val="both"/>
+        <w:rPr>
+          <w:rFonts w:ascii="Arial" w:hAnsi="Arial" w:cs="Arial"/>
+          <w:color w:val="1F497D" w:themeColor="text2"/>
+          <w:lang w:val="es-ES"/>
+        </w:rPr>
+      </w:pPr>
+      <w:r>
+        <w:rPr>
+          <w:rFonts w:ascii="Arial" w:hAnsi="Arial" w:cs="Arial"/>
+          <w:color w:val="1F497D" w:themeColor="text2"/>
+          <w:lang w:val="es-ES"/>
+        </w:rPr>
+        <w:tab/>
+      </w:r>
+      <w:r>
+        <w:rPr>
+          <w:rFonts w:ascii="Arial" w:hAnsi="Arial" w:cs="Arial"/>
+          <w:color w:val="1F497D" w:themeColor="text2"/>
+          <w:lang w:val="es-ES"/>
+        </w:rPr>
+        <w:tab/>
+        <w:t>3.</w:t>
+      </w:r>
+      <w:r>
+        <w:rPr>
+          <w:rFonts w:ascii="Arial" w:hAnsi="Arial" w:cs="Arial"/>
+          <w:color w:val="1F497D" w:themeColor="text2"/>
+          <w:lang w:val="es-ES"/>
+        </w:rPr>
+        <w:t>6</w:t>
+      </w:r>
+      <w:r>
+        <w:rPr>
+          <w:rFonts w:ascii="Arial" w:hAnsi="Arial" w:cs="Arial"/>
+          <w:color w:val="1F497D" w:themeColor="text2"/>
+          <w:lang w:val="es-ES"/>
+        </w:rPr>
+        <w:t xml:space="preserve">.1 </w:t>
+      </w:r>
+      <w:r>
+        <w:rPr>
+          <w:rFonts w:ascii="Arial" w:hAnsi="Arial" w:cs="Arial"/>
+          <w:color w:val="1F497D" w:themeColor="text2"/>
+          <w:lang w:val="es-ES"/>
+        </w:rPr>
+        <w:t>Definición……….</w:t>
+      </w:r>
+      <w:r>
+        <w:rPr>
+          <w:rFonts w:ascii="Arial" w:hAnsi="Arial" w:cs="Arial"/>
+          <w:color w:val="1F497D" w:themeColor="text2"/>
+        </w:rPr>
+        <w:t>…..………</w:t>
+      </w:r>
+      <w:r>
+        <w:rPr>
+          <w:rFonts w:ascii="Arial" w:hAnsi="Arial" w:cs="Arial"/>
+          <w:color w:val="1F497D" w:themeColor="text2"/>
+        </w:rPr>
+        <w:t>……….</w:t>
+      </w:r>
+      <w:r>
+        <w:rPr>
+          <w:rFonts w:ascii="Arial" w:hAnsi="Arial" w:cs="Arial"/>
+          <w:color w:val="1F497D" w:themeColor="text2"/>
+        </w:rPr>
+        <w:t>………………………………………</w:t>
+      </w:r>
+      <w:r>
+        <w:rPr>
+          <w:rFonts w:ascii="Arial" w:hAnsi="Arial" w:cs="Arial"/>
+          <w:color w:val="1F497D" w:themeColor="text2"/>
+        </w:rPr>
+        <w:t>7</w:t>
+      </w:r>
+    </w:p>
+    <w:p>
+      <w:pPr>
+        <w:spacing w:after="0"/>
+        <w:jc w:val="both"/>
+        <w:rPr>
+          <w:rFonts w:ascii="Arial" w:hAnsi="Arial" w:cs="Arial"/>
+          <w:color w:val="1F497D" w:themeColor="text2"/>
+          <w:lang w:val="es-ES"/>
+        </w:rPr>
+      </w:pPr>
+      <w:r>
+        <w:rPr>
+          <w:rFonts w:ascii="Arial" w:hAnsi="Arial" w:cs="Arial"/>
+          <w:color w:val="1F497D" w:themeColor="text2"/>
+          <w:lang w:val="es-ES"/>
+        </w:rPr>
+        <w:tab/>
+      </w:r>
+      <w:r>
+        <w:rPr>
+          <w:rFonts w:ascii="Arial" w:hAnsi="Arial" w:cs="Arial"/>
+          <w:color w:val="1F497D" w:themeColor="text2"/>
+          <w:lang w:val="es-ES"/>
+        </w:rPr>
+        <w:tab/>
+        <w:t>3.</w:t>
+      </w:r>
+      <w:r>
+        <w:rPr>
+          <w:rFonts w:ascii="Arial" w:hAnsi="Arial" w:cs="Arial"/>
+          <w:color w:val="1F497D" w:themeColor="text2"/>
+          <w:lang w:val="es-ES"/>
+        </w:rPr>
+        <w:t>6</w:t>
+      </w:r>
+      <w:r>
+        <w:rPr>
+          <w:rFonts w:ascii="Arial" w:hAnsi="Arial" w:cs="Arial"/>
+          <w:color w:val="1F497D" w:themeColor="text2"/>
+          <w:lang w:val="es-ES"/>
+        </w:rPr>
+        <w:t>.</w:t>
+      </w:r>
+      <w:r>
+        <w:rPr>
+          <w:rFonts w:ascii="Arial" w:hAnsi="Arial" w:cs="Arial"/>
+          <w:color w:val="1F497D" w:themeColor="text2"/>
+          <w:lang w:val="es-ES"/>
+        </w:rPr>
+        <w:t>2</w:t>
+      </w:r>
+      <w:r>
+        <w:rPr>
+          <w:rFonts w:ascii="Arial" w:hAnsi="Arial" w:cs="Arial"/>
+          <w:color w:val="1F497D" w:themeColor="text2"/>
+          <w:lang w:val="es-ES"/>
+        </w:rPr>
+        <w:t xml:space="preserve"> </w:t>
+      </w:r>
+      <w:r>
+        <w:rPr>
+          <w:rFonts w:ascii="Arial" w:hAnsi="Arial" w:cs="Arial"/>
+          <w:color w:val="1F497D" w:themeColor="text2"/>
+          <w:lang w:val="es-ES"/>
+        </w:rPr>
+        <w:t>Criterios de aceptación…….</w:t>
+      </w:r>
+      <w:r>
+        <w:rPr>
+          <w:rFonts w:ascii="Arial" w:hAnsi="Arial" w:cs="Arial"/>
+          <w:color w:val="1F497D" w:themeColor="text2"/>
+          <w:lang w:val="es-ES"/>
+        </w:rPr>
+        <w:t>……………………………………………</w:t>
+      </w:r>
+      <w:r>
+        <w:rPr>
+          <w:rFonts w:ascii="Arial" w:hAnsi="Arial" w:cs="Arial"/>
+          <w:color w:val="1F497D" w:themeColor="text2"/>
+          <w:lang w:val="es-ES"/>
+        </w:rPr>
+        <w:t>…</w:t>
+      </w:r>
+      <w:r>
+        <w:rPr>
+          <w:rFonts w:ascii="Arial" w:hAnsi="Arial" w:cs="Arial"/>
+          <w:color w:val="1F497D" w:themeColor="text2"/>
+          <w:lang w:val="es-ES"/>
+        </w:rPr>
+        <w:t>7</w:t>
+      </w:r>
+    </w:p>
+    <w:p>
+      <w:pPr>
+        <w:spacing w:after="0"/>
+        <w:jc w:val="both"/>
+        <w:rPr>
+          <w:rFonts w:ascii="Arial" w:hAnsi="Arial" w:cs="Arial"/>
+          <w:color w:val="1F497D" w:themeColor="text2"/>
+          <w:lang w:val="es-ES"/>
+        </w:rPr>
+      </w:pPr>
+      <w:r>
+        <w:rPr>
+          <w:rFonts w:ascii="Arial" w:hAnsi="Arial" w:cs="Arial"/>
+          <w:color w:val="1F497D" w:themeColor="text2"/>
+          <w:lang w:val="es-ES"/>
+        </w:rPr>
+        <w:tab/>
+        <w:t>3.</w:t>
+      </w:r>
+      <w:r>
+        <w:rPr>
+          <w:rFonts w:ascii="Arial" w:hAnsi="Arial" w:cs="Arial"/>
+          <w:color w:val="1F497D" w:themeColor="text2"/>
+          <w:lang w:val="es-ES"/>
+        </w:rPr>
+        <w:t>7</w:t>
+      </w:r>
+      <w:r>
+        <w:rPr>
+          <w:rFonts w:ascii="Arial" w:hAnsi="Arial" w:cs="Arial"/>
+          <w:color w:val="1F497D" w:themeColor="text2"/>
+          <w:lang w:val="es-ES"/>
+        </w:rPr>
+        <w:t xml:space="preserve"> Historia 00</w:t>
+      </w:r>
+      <w:r>
+        <w:rPr>
+          <w:rFonts w:ascii="Arial" w:hAnsi="Arial" w:cs="Arial"/>
+          <w:color w:val="1F497D" w:themeColor="text2"/>
+          <w:lang w:val="es-ES"/>
+        </w:rPr>
+        <w:t>7 – Consultar información académica</w:t>
+      </w:r>
+      <w:r>
+        <w:rPr>
+          <w:rFonts w:ascii="Arial" w:hAnsi="Arial" w:cs="Arial"/>
+          <w:color w:val="1F497D" w:themeColor="text2"/>
+          <w:lang w:val="es-ES"/>
+        </w:rPr>
+        <w:t>………………………………….7</w:t>
+      </w:r>
+    </w:p>
+    <w:p>
+      <w:pPr>
+        <w:spacing w:after="0"/>
+        <w:jc w:val="both"/>
+        <w:rPr>
+          <w:rFonts w:ascii="Arial" w:hAnsi="Arial" w:cs="Arial"/>
+          <w:color w:val="1F497D" w:themeColor="text2"/>
+          <w:lang w:val="es-ES"/>
+        </w:rPr>
+      </w:pPr>
+      <w:r>
+        <w:rPr>
+          <w:rFonts w:ascii="Arial" w:hAnsi="Arial" w:cs="Arial"/>
+          <w:color w:val="1F497D" w:themeColor="text2"/>
+          <w:lang w:val="es-ES"/>
+        </w:rPr>
+        <w:tab/>
+      </w:r>
+      <w:r>
+        <w:rPr>
+          <w:rFonts w:ascii="Arial" w:hAnsi="Arial" w:cs="Arial"/>
+          <w:color w:val="1F497D" w:themeColor="text2"/>
+          <w:lang w:val="es-ES"/>
+        </w:rPr>
+        <w:tab/>
+        <w:t>3.</w:t>
+      </w:r>
+      <w:r>
+        <w:rPr>
+          <w:rFonts w:ascii="Arial" w:hAnsi="Arial" w:cs="Arial"/>
+          <w:color w:val="1F497D" w:themeColor="text2"/>
+          <w:lang w:val="es-ES"/>
+        </w:rPr>
+        <w:t>7</w:t>
+      </w:r>
+      <w:r>
+        <w:rPr>
+          <w:rFonts w:ascii="Arial" w:hAnsi="Arial" w:cs="Arial"/>
+          <w:color w:val="1F497D" w:themeColor="text2"/>
+          <w:lang w:val="es-ES"/>
+        </w:rPr>
+        <w:t xml:space="preserve">.1 </w:t>
+      </w:r>
+      <w:r>
+        <w:rPr>
+          <w:rFonts w:ascii="Arial" w:hAnsi="Arial" w:cs="Arial"/>
+          <w:color w:val="1F497D" w:themeColor="text2"/>
+          <w:lang w:val="es-ES"/>
+        </w:rPr>
+        <w:t>Definición……….</w:t>
+      </w:r>
+      <w:r>
+        <w:rPr>
+          <w:rFonts w:ascii="Arial" w:hAnsi="Arial" w:cs="Arial"/>
+          <w:color w:val="1F497D" w:themeColor="text2"/>
+        </w:rPr>
+        <w:t>…..………</w:t>
+      </w:r>
+      <w:r>
+        <w:rPr>
+          <w:rFonts w:ascii="Arial" w:hAnsi="Arial" w:cs="Arial"/>
+          <w:color w:val="1F497D" w:themeColor="text2"/>
+        </w:rPr>
+        <w:t>……….</w:t>
+      </w:r>
+      <w:r>
+        <w:rPr>
+          <w:rFonts w:ascii="Arial" w:hAnsi="Arial" w:cs="Arial"/>
+          <w:color w:val="1F497D" w:themeColor="text2"/>
+        </w:rPr>
+        <w:t>………………………………………</w:t>
+      </w:r>
+      <w:r>
+        <w:rPr>
+          <w:rFonts w:ascii="Arial" w:hAnsi="Arial" w:cs="Arial"/>
+          <w:color w:val="1F497D" w:themeColor="text2"/>
+        </w:rPr>
+        <w:t>7</w:t>
+      </w:r>
+    </w:p>
+    <w:p>
+      <w:pPr>
+        <w:spacing w:after="0"/>
+        <w:jc w:val="both"/>
+        <w:rPr>
+          <w:rFonts w:ascii="Arial" w:hAnsi="Arial" w:cs="Arial"/>
+          <w:color w:val="1F497D" w:themeColor="text2"/>
+          <w:lang w:val="es-ES"/>
+        </w:rPr>
+      </w:pPr>
+      <w:r>
+        <w:rPr>
+          <w:rFonts w:ascii="Arial" w:hAnsi="Arial" w:cs="Arial"/>
+          <w:color w:val="1F497D" w:themeColor="text2"/>
+          <w:lang w:val="es-ES"/>
+        </w:rPr>
+        <w:tab/>
+      </w:r>
+      <w:r>
+        <w:rPr>
+          <w:rFonts w:ascii="Arial" w:hAnsi="Arial" w:cs="Arial"/>
+          <w:color w:val="1F497D" w:themeColor="text2"/>
+          <w:lang w:val="es-ES"/>
+        </w:rPr>
+        <w:tab/>
+        <w:t>3.</w:t>
+      </w:r>
+      <w:r>
+        <w:rPr>
+          <w:rFonts w:ascii="Arial" w:hAnsi="Arial" w:cs="Arial"/>
+          <w:color w:val="1F497D" w:themeColor="text2"/>
+          <w:lang w:val="es-ES"/>
+        </w:rPr>
+        <w:t>7</w:t>
+      </w:r>
+      <w:r>
+        <w:rPr>
+          <w:rFonts w:ascii="Arial" w:hAnsi="Arial" w:cs="Arial"/>
+          <w:color w:val="1F497D" w:themeColor="text2"/>
+          <w:lang w:val="es-ES"/>
+        </w:rPr>
+        <w:t>.</w:t>
+      </w:r>
+      <w:r>
+        <w:rPr>
+          <w:rFonts w:ascii="Arial" w:hAnsi="Arial" w:cs="Arial"/>
+          <w:color w:val="1F497D" w:themeColor="text2"/>
+          <w:lang w:val="es-ES"/>
+        </w:rPr>
+        <w:t>2</w:t>
+      </w:r>
+      <w:r>
+        <w:rPr>
+          <w:rFonts w:ascii="Arial" w:hAnsi="Arial" w:cs="Arial"/>
+          <w:color w:val="1F497D" w:themeColor="text2"/>
+          <w:lang w:val="es-ES"/>
+        </w:rPr>
+        <w:t xml:space="preserve"> </w:t>
+      </w:r>
+      <w:r>
+        <w:rPr>
+          <w:rFonts w:ascii="Arial" w:hAnsi="Arial" w:cs="Arial"/>
+          <w:color w:val="1F497D" w:themeColor="text2"/>
+          <w:lang w:val="es-ES"/>
+        </w:rPr>
+        <w:t>Criterios de aceptación…….</w:t>
+      </w:r>
+      <w:r>
+        <w:rPr>
+          <w:rFonts w:ascii="Arial" w:hAnsi="Arial" w:cs="Arial"/>
+          <w:color w:val="1F497D" w:themeColor="text2"/>
+          <w:lang w:val="es-ES"/>
+        </w:rPr>
+        <w:t>……………………………………………</w:t>
+      </w:r>
+      <w:r>
+        <w:rPr>
+          <w:rFonts w:ascii="Arial" w:hAnsi="Arial" w:cs="Arial"/>
+          <w:color w:val="1F497D" w:themeColor="text2"/>
+          <w:lang w:val="es-ES"/>
+        </w:rPr>
+        <w:t>…</w:t>
+      </w:r>
+      <w:r>
+        <w:rPr>
+          <w:rFonts w:ascii="Arial" w:hAnsi="Arial" w:cs="Arial"/>
+          <w:color w:val="1F497D" w:themeColor="text2"/>
+          <w:lang w:val="es-ES"/>
+        </w:rPr>
+        <w:t>7</w:t>
+      </w:r>
+    </w:p>
+    <w:p>
+      <w:pPr>
+        <w:spacing w:after="0"/>
+        <w:jc w:val="both"/>
+        <w:rPr>
+          <w:rFonts w:ascii="Arial" w:hAnsi="Arial" w:cs="Arial"/>
+          <w:color w:val="1F497D" w:themeColor="text2"/>
+          <w:lang w:val="es-ES"/>
+        </w:rPr>
+      </w:pPr>
+      <w:r>
+        <w:rPr>
+          <w:rFonts w:ascii="Arial" w:hAnsi="Arial" w:cs="Arial"/>
+          <w:color w:val="1F497D" w:themeColor="text2"/>
+          <w:lang w:val="es-ES"/>
+        </w:rPr>
+        <w:tab/>
+        <w:t>3.</w:t>
+      </w:r>
+      <w:r>
+        <w:rPr>
+          <w:rFonts w:ascii="Arial" w:hAnsi="Arial" w:cs="Arial"/>
+          <w:color w:val="1F497D" w:themeColor="text2"/>
+          <w:lang w:val="es-ES"/>
+        </w:rPr>
+        <w:t>8</w:t>
+      </w:r>
+      <w:r>
+        <w:rPr>
+          <w:rFonts w:ascii="Arial" w:hAnsi="Arial" w:cs="Arial"/>
+          <w:color w:val="1F497D" w:themeColor="text2"/>
+          <w:lang w:val="es-ES"/>
+        </w:rPr>
+        <w:t xml:space="preserve"> Historia 00</w:t>
+      </w:r>
+      <w:r>
+        <w:rPr>
+          <w:rFonts w:ascii="Arial" w:hAnsi="Arial" w:cs="Arial"/>
+          <w:color w:val="1F497D" w:themeColor="text2"/>
+          <w:lang w:val="es-ES"/>
+        </w:rPr>
+        <w:t>8 – Consultar asistencia</w:t>
+      </w:r>
+      <w:r>
+        <w:rPr>
+          <w:rFonts w:ascii="Arial" w:hAnsi="Arial" w:cs="Arial"/>
+          <w:color w:val="1F497D" w:themeColor="text2"/>
+          <w:lang w:val="es-ES"/>
+        </w:rPr>
+        <w:t>………………………………………………….8</w:t>
+      </w:r>
+    </w:p>
+    <w:p>
+      <w:pPr>
+        <w:spacing w:after="0"/>
+        <w:jc w:val="both"/>
+        <w:rPr>
+          <w:rFonts w:ascii="Arial" w:hAnsi="Arial" w:cs="Arial"/>
+          <w:color w:val="1F497D" w:themeColor="text2"/>
+          <w:lang w:val="es-ES"/>
+        </w:rPr>
+      </w:pPr>
+      <w:r>
+        <w:rPr>
+          <w:rFonts w:ascii="Arial" w:hAnsi="Arial" w:cs="Arial"/>
+          <w:color w:val="1F497D" w:themeColor="text2"/>
+          <w:lang w:val="es-ES"/>
+        </w:rPr>
+        <w:tab/>
+      </w:r>
+      <w:r>
+        <w:rPr>
+          <w:rFonts w:ascii="Arial" w:hAnsi="Arial" w:cs="Arial"/>
+          <w:color w:val="1F497D" w:themeColor="text2"/>
+          <w:lang w:val="es-ES"/>
+        </w:rPr>
+        <w:tab/>
+        <w:t>3.</w:t>
+      </w:r>
+      <w:r>
+        <w:rPr>
+          <w:rFonts w:ascii="Arial" w:hAnsi="Arial" w:cs="Arial"/>
+          <w:color w:val="1F497D" w:themeColor="text2"/>
+          <w:lang w:val="es-ES"/>
+        </w:rPr>
+        <w:t>8</w:t>
+      </w:r>
+      <w:r>
+        <w:rPr>
+          <w:rFonts w:ascii="Arial" w:hAnsi="Arial" w:cs="Arial"/>
+          <w:color w:val="1F497D" w:themeColor="text2"/>
+          <w:lang w:val="es-ES"/>
+        </w:rPr>
+        <w:t xml:space="preserve">.1 </w:t>
+      </w:r>
+      <w:r>
+        <w:rPr>
+          <w:rFonts w:ascii="Arial" w:hAnsi="Arial" w:cs="Arial"/>
+          <w:color w:val="1F497D" w:themeColor="text2"/>
+          <w:lang w:val="es-ES"/>
+        </w:rPr>
+        <w:t>Definición……….</w:t>
+      </w:r>
+      <w:r>
+        <w:rPr>
+          <w:rFonts w:ascii="Arial" w:hAnsi="Arial" w:cs="Arial"/>
+          <w:color w:val="1F497D" w:themeColor="text2"/>
+        </w:rPr>
+        <w:t>…..………</w:t>
+      </w:r>
+      <w:r>
+        <w:rPr>
+          <w:rFonts w:ascii="Arial" w:hAnsi="Arial" w:cs="Arial"/>
+          <w:color w:val="1F497D" w:themeColor="text2"/>
+        </w:rPr>
+        <w:t>……….</w:t>
+      </w:r>
+      <w:r>
+        <w:rPr>
+          <w:rFonts w:ascii="Arial" w:hAnsi="Arial" w:cs="Arial"/>
+          <w:color w:val="1F497D" w:themeColor="text2"/>
+        </w:rPr>
+        <w:t>………………………………………</w:t>
+      </w:r>
+      <w:r>
+        <w:rPr>
+          <w:rFonts w:ascii="Arial" w:hAnsi="Arial" w:cs="Arial"/>
+          <w:color w:val="1F497D" w:themeColor="text2"/>
+        </w:rPr>
+        <w:t>8</w:t>
+      </w:r>
+    </w:p>
+    <w:p>
+      <w:pPr>
+        <w:spacing w:after="0"/>
+        <w:jc w:val="both"/>
+        <w:rPr>
+          <w:rFonts w:ascii="Arial" w:hAnsi="Arial" w:cs="Arial"/>
+          <w:color w:val="1F497D" w:themeColor="text2"/>
+          <w:lang w:val="es-ES"/>
+        </w:rPr>
+      </w:pPr>
+      <w:r>
+        <w:rPr>
+          <w:rFonts w:ascii="Arial" w:hAnsi="Arial" w:cs="Arial"/>
+          <w:color w:val="1F497D" w:themeColor="text2"/>
+          <w:lang w:val="es-ES"/>
+        </w:rPr>
+        <w:tab/>
+      </w:r>
+      <w:r>
+        <w:rPr>
+          <w:rFonts w:ascii="Arial" w:hAnsi="Arial" w:cs="Arial"/>
+          <w:color w:val="1F497D" w:themeColor="text2"/>
+          <w:lang w:val="es-ES"/>
+        </w:rPr>
+        <w:tab/>
+        <w:t>3.</w:t>
+      </w:r>
+      <w:r>
+        <w:rPr>
+          <w:rFonts w:ascii="Arial" w:hAnsi="Arial" w:cs="Arial"/>
+          <w:color w:val="1F497D" w:themeColor="text2"/>
+          <w:lang w:val="es-ES"/>
+        </w:rPr>
+        <w:t>8</w:t>
+      </w:r>
+      <w:r>
+        <w:rPr>
+          <w:rFonts w:ascii="Arial" w:hAnsi="Arial" w:cs="Arial"/>
+          <w:color w:val="1F497D" w:themeColor="text2"/>
+          <w:lang w:val="es-ES"/>
+        </w:rPr>
+        <w:t>.</w:t>
+      </w:r>
+      <w:r>
+        <w:rPr>
+          <w:rFonts w:ascii="Arial" w:hAnsi="Arial" w:cs="Arial"/>
+          <w:color w:val="1F497D" w:themeColor="text2"/>
+          <w:lang w:val="es-ES"/>
+        </w:rPr>
+        <w:t>2</w:t>
+      </w:r>
+      <w:r>
+        <w:rPr>
+          <w:rFonts w:ascii="Arial" w:hAnsi="Arial" w:cs="Arial"/>
+          <w:color w:val="1F497D" w:themeColor="text2"/>
+          <w:lang w:val="es-ES"/>
+        </w:rPr>
+        <w:t xml:space="preserve"> </w:t>
+      </w:r>
+      <w:r>
+        <w:rPr>
+          <w:rFonts w:ascii="Arial" w:hAnsi="Arial" w:cs="Arial"/>
+          <w:color w:val="1F497D" w:themeColor="text2"/>
+          <w:lang w:val="es-ES"/>
+        </w:rPr>
+        <w:t>Criterios de aceptación…….</w:t>
+      </w:r>
+      <w:r>
+        <w:rPr>
+          <w:rFonts w:ascii="Arial" w:hAnsi="Arial" w:cs="Arial"/>
+          <w:color w:val="1F497D" w:themeColor="text2"/>
+          <w:lang w:val="es-ES"/>
+        </w:rPr>
+        <w:t>……………………………………………</w:t>
+      </w:r>
+      <w:r>
+        <w:rPr>
+          <w:rFonts w:ascii="Arial" w:hAnsi="Arial" w:cs="Arial"/>
+          <w:color w:val="1F497D" w:themeColor="text2"/>
+          <w:lang w:val="es-ES"/>
+        </w:rPr>
+        <w:t>…</w:t>
+      </w:r>
+      <w:r>
+        <w:rPr>
+          <w:rFonts w:ascii="Arial" w:hAnsi="Arial" w:cs="Arial"/>
+          <w:color w:val="1F497D" w:themeColor="text2"/>
+          <w:lang w:val="es-ES"/>
+        </w:rPr>
+        <w:t>8</w:t>
+      </w:r>
+    </w:p>
+    <w:p>
+      <w:pPr>
+        <w:spacing w:after="0"/>
+        <w:jc w:val="both"/>
+        <w:rPr>
+          <w:rFonts w:ascii="Arial" w:hAnsi="Arial" w:cs="Arial"/>
+          <w:color w:val="1F497D" w:themeColor="text2"/>
+          <w:lang w:val="es-ES"/>
+        </w:rPr>
+      </w:pPr>
+      <w:r>
+        <w:rPr>
+          <w:rFonts w:ascii="Arial" w:hAnsi="Arial" w:cs="Arial"/>
+          <w:color w:val="1F497D" w:themeColor="text2"/>
+          <w:lang w:val="es-ES"/>
+        </w:rPr>
+        <w:tab/>
+        <w:t>3.</w:t>
+      </w:r>
+      <w:r>
+        <w:rPr>
+          <w:rFonts w:ascii="Arial" w:hAnsi="Arial" w:cs="Arial"/>
+          <w:color w:val="1F497D" w:themeColor="text2"/>
+          <w:lang w:val="es-ES"/>
+        </w:rPr>
+        <w:t>9</w:t>
+      </w:r>
+      <w:r>
+        <w:rPr>
+          <w:rFonts w:ascii="Arial" w:hAnsi="Arial" w:cs="Arial"/>
+          <w:color w:val="1F497D" w:themeColor="text2"/>
+          <w:lang w:val="es-ES"/>
+        </w:rPr>
+        <w:t xml:space="preserve"> Historia 00</w:t>
+      </w:r>
+      <w:r>
+        <w:rPr>
+          <w:rFonts w:ascii="Arial" w:hAnsi="Arial" w:cs="Arial"/>
+          <w:color w:val="1F497D" w:themeColor="text2"/>
+          <w:lang w:val="es-ES"/>
+        </w:rPr>
+        <w:t>9 – Registrar observación docente</w:t>
+      </w:r>
+      <w:r>
+        <w:rPr>
+          <w:rFonts w:ascii="Arial" w:hAnsi="Arial" w:cs="Arial"/>
+          <w:color w:val="1F497D" w:themeColor="text2"/>
+          <w:lang w:val="es-ES"/>
+        </w:rPr>
+        <w:t>……………………………………..8</w:t>
+      </w:r>
+    </w:p>
+    <w:p>
+      <w:pPr>
+        <w:spacing w:after="0"/>
+        <w:jc w:val="both"/>
+        <w:rPr>
+          <w:rFonts w:ascii="Arial" w:hAnsi="Arial" w:cs="Arial"/>
+          <w:color w:val="1F497D" w:themeColor="text2"/>
+          <w:lang w:val="es-ES"/>
+        </w:rPr>
+      </w:pPr>
+      <w:r>
+        <w:rPr>
+          <w:rFonts w:ascii="Arial" w:hAnsi="Arial" w:cs="Arial"/>
+          <w:color w:val="1F497D" w:themeColor="text2"/>
+          <w:lang w:val="es-ES"/>
+        </w:rPr>
+        <w:tab/>
+      </w:r>
+      <w:r>
+        <w:rPr>
+          <w:rFonts w:ascii="Arial" w:hAnsi="Arial" w:cs="Arial"/>
+          <w:color w:val="1F497D" w:themeColor="text2"/>
+          <w:lang w:val="es-ES"/>
+        </w:rPr>
+        <w:tab/>
+        <w:t>3.</w:t>
+      </w:r>
+      <w:r>
+        <w:rPr>
+          <w:rFonts w:ascii="Arial" w:hAnsi="Arial" w:cs="Arial"/>
+          <w:color w:val="1F497D" w:themeColor="text2"/>
+          <w:lang w:val="es-ES"/>
+        </w:rPr>
+        <w:t>9</w:t>
+      </w:r>
+      <w:r>
+        <w:rPr>
+          <w:rFonts w:ascii="Arial" w:hAnsi="Arial" w:cs="Arial"/>
+          <w:color w:val="1F497D" w:themeColor="text2"/>
+          <w:lang w:val="es-ES"/>
+        </w:rPr>
+        <w:t xml:space="preserve">.1 </w:t>
+      </w:r>
+      <w:r>
+        <w:rPr>
+          <w:rFonts w:ascii="Arial" w:hAnsi="Arial" w:cs="Arial"/>
+          <w:color w:val="1F497D" w:themeColor="text2"/>
+          <w:lang w:val="es-ES"/>
+        </w:rPr>
+        <w:t>Definición……….</w:t>
+      </w:r>
+      <w:r>
+        <w:rPr>
+          <w:rFonts w:ascii="Arial" w:hAnsi="Arial" w:cs="Arial"/>
+          <w:color w:val="1F497D" w:themeColor="text2"/>
+        </w:rPr>
+        <w:t>…..………</w:t>
+      </w:r>
+      <w:r>
+        <w:rPr>
+          <w:rFonts w:ascii="Arial" w:hAnsi="Arial" w:cs="Arial"/>
+          <w:color w:val="1F497D" w:themeColor="text2"/>
+        </w:rPr>
+        <w:t>……….</w:t>
+      </w:r>
+      <w:r>
+        <w:rPr>
+          <w:rFonts w:ascii="Arial" w:hAnsi="Arial" w:cs="Arial"/>
+          <w:color w:val="1F497D" w:themeColor="text2"/>
+        </w:rPr>
+        <w:t>………………………………………</w:t>
+      </w:r>
+      <w:r>
+        <w:rPr>
+          <w:rFonts w:ascii="Arial" w:hAnsi="Arial" w:cs="Arial"/>
+          <w:color w:val="1F497D" w:themeColor="text2"/>
+        </w:rPr>
+        <w:t>8</w:t>
+      </w:r>
+    </w:p>
+    <w:p>
+      <w:pPr>
+        <w:spacing w:after="0"/>
+        <w:jc w:val="both"/>
+        <w:rPr>
+          <w:rFonts w:ascii="Arial" w:hAnsi="Arial" w:cs="Arial"/>
+          <w:color w:val="1F497D" w:themeColor="text2"/>
+          <w:lang w:val="es-ES"/>
+        </w:rPr>
+      </w:pPr>
+      <w:r>
+        <w:rPr>
+          <w:rFonts w:ascii="Arial" w:hAnsi="Arial" w:cs="Arial"/>
+          <w:color w:val="1F497D" w:themeColor="text2"/>
+          <w:lang w:val="es-ES"/>
+        </w:rPr>
+        <w:tab/>
+      </w:r>
+      <w:r>
+        <w:rPr>
+          <w:rFonts w:ascii="Arial" w:hAnsi="Arial" w:cs="Arial"/>
+          <w:color w:val="1F497D" w:themeColor="text2"/>
+          <w:lang w:val="es-ES"/>
+        </w:rPr>
+        <w:tab/>
+        <w:t>3.</w:t>
+      </w:r>
+      <w:r>
+        <w:rPr>
+          <w:rFonts w:ascii="Arial" w:hAnsi="Arial" w:cs="Arial"/>
+          <w:color w:val="1F497D" w:themeColor="text2"/>
+          <w:lang w:val="es-ES"/>
+        </w:rPr>
+        <w:t>9</w:t>
+      </w:r>
+      <w:r>
+        <w:rPr>
+          <w:rFonts w:ascii="Arial" w:hAnsi="Arial" w:cs="Arial"/>
+          <w:color w:val="1F497D" w:themeColor="text2"/>
+          <w:lang w:val="es-ES"/>
+        </w:rPr>
+        <w:t>.</w:t>
+      </w:r>
+      <w:r>
+        <w:rPr>
+          <w:rFonts w:ascii="Arial" w:hAnsi="Arial" w:cs="Arial"/>
+          <w:color w:val="1F497D" w:themeColor="text2"/>
+          <w:lang w:val="es-ES"/>
+        </w:rPr>
+        <w:t>2</w:t>
+      </w:r>
+      <w:r>
+        <w:rPr>
+          <w:rFonts w:ascii="Arial" w:hAnsi="Arial" w:cs="Arial"/>
+          <w:color w:val="1F497D" w:themeColor="text2"/>
+          <w:lang w:val="es-ES"/>
+        </w:rPr>
+        <w:t xml:space="preserve"> </w:t>
+      </w:r>
+      <w:r>
+        <w:rPr>
+          <w:rFonts w:ascii="Arial" w:hAnsi="Arial" w:cs="Arial"/>
+          <w:color w:val="1F497D" w:themeColor="text2"/>
+          <w:lang w:val="es-ES"/>
+        </w:rPr>
+        <w:t>Criterios de aceptación…….</w:t>
+      </w:r>
+      <w:r>
+        <w:rPr>
+          <w:rFonts w:ascii="Arial" w:hAnsi="Arial" w:cs="Arial"/>
+          <w:color w:val="1F497D" w:themeColor="text2"/>
+          <w:lang w:val="es-ES"/>
+        </w:rPr>
+        <w:t>……………………………………………</w:t>
+      </w:r>
+      <w:r>
+        <w:rPr>
+          <w:rFonts w:ascii="Arial" w:hAnsi="Arial" w:cs="Arial"/>
+          <w:color w:val="1F497D" w:themeColor="text2"/>
+          <w:lang w:val="es-ES"/>
+        </w:rPr>
+        <w:t>…</w:t>
+      </w:r>
+      <w:r>
+        <w:rPr>
+          <w:rFonts w:ascii="Arial" w:hAnsi="Arial" w:cs="Arial"/>
+          <w:color w:val="1F497D" w:themeColor="text2"/>
+          <w:lang w:val="es-ES"/>
+        </w:rPr>
+        <w:t>8</w:t>
+      </w:r>
+    </w:p>
+    <w:p>
+      <w:pPr>
+        <w:spacing w:after="0"/>
+        <w:jc w:val="both"/>
+        <w:rPr>
+          <w:rFonts w:ascii="Arial" w:hAnsi="Arial" w:cs="Arial"/>
+          <w:color w:val="1F497D" w:themeColor="text2"/>
+          <w:lang w:val="es-ES"/>
+        </w:rPr>
+      </w:pPr>
+      <w:r>
+        <w:rPr>
+          <w:rFonts w:ascii="Arial" w:hAnsi="Arial" w:cs="Arial"/>
+          <w:color w:val="1F497D" w:themeColor="text2"/>
+          <w:lang w:val="es-ES"/>
+        </w:rPr>
+        <w:tab/>
+        <w:t>3.</w:t>
+      </w:r>
+      <w:r>
+        <w:rPr>
+          <w:rFonts w:ascii="Arial" w:hAnsi="Arial" w:cs="Arial"/>
+          <w:color w:val="1F497D" w:themeColor="text2"/>
+          <w:lang w:val="es-ES"/>
+        </w:rPr>
+        <w:t>10</w:t>
+      </w:r>
+      <w:r>
+        <w:rPr>
+          <w:rFonts w:ascii="Arial" w:hAnsi="Arial" w:cs="Arial"/>
+          <w:color w:val="1F497D" w:themeColor="text2"/>
+          <w:lang w:val="es-ES"/>
+        </w:rPr>
+        <w:t xml:space="preserve"> Historia 0</w:t>
+      </w:r>
+      <w:r>
+        <w:rPr>
+          <w:rFonts w:ascii="Arial" w:hAnsi="Arial" w:cs="Arial"/>
+          <w:color w:val="1F497D" w:themeColor="text2"/>
+          <w:lang w:val="es-ES"/>
+        </w:rPr>
+        <w:t>10 – Gestionar informes y documentos</w:t>
+      </w:r>
+      <w:r>
+        <w:rPr>
+          <w:rFonts w:ascii="Arial" w:hAnsi="Arial" w:cs="Arial"/>
+          <w:color w:val="1F497D" w:themeColor="text2"/>
+          <w:lang w:val="es-ES"/>
+        </w:rPr>
+        <w:t>………………………………..8</w:t>
+      </w:r>
+    </w:p>
+    <w:p>
+      <w:pPr>
+        <w:spacing w:after="0"/>
+        <w:jc w:val="both"/>
+        <w:rPr>
+          <w:rFonts w:ascii="Arial" w:hAnsi="Arial" w:cs="Arial"/>
+          <w:color w:val="1F497D" w:themeColor="text2"/>
+          <w:lang w:val="es-ES"/>
+        </w:rPr>
+      </w:pPr>
+      <w:r>
+        <w:rPr>
+          <w:rFonts w:ascii="Arial" w:hAnsi="Arial" w:cs="Arial"/>
+          <w:color w:val="1F497D" w:themeColor="text2"/>
+          <w:lang w:val="es-ES"/>
+        </w:rPr>
+        <w:tab/>
+      </w:r>
+      <w:r>
+        <w:rPr>
+          <w:rFonts w:ascii="Arial" w:hAnsi="Arial" w:cs="Arial"/>
+          <w:color w:val="1F497D" w:themeColor="text2"/>
+          <w:lang w:val="es-ES"/>
+        </w:rPr>
+        <w:tab/>
+        <w:t>3.</w:t>
+      </w:r>
+      <w:r>
+        <w:rPr>
+          <w:rFonts w:ascii="Arial" w:hAnsi="Arial" w:cs="Arial"/>
+          <w:color w:val="1F497D" w:themeColor="text2"/>
+          <w:lang w:val="es-ES"/>
+        </w:rPr>
+        <w:t>10</w:t>
+      </w:r>
+      <w:r>
+        <w:rPr>
+          <w:rFonts w:ascii="Arial" w:hAnsi="Arial" w:cs="Arial"/>
+          <w:color w:val="1F497D" w:themeColor="text2"/>
+          <w:lang w:val="es-ES"/>
+        </w:rPr>
+        <w:t xml:space="preserve">.1 </w:t>
+      </w:r>
+      <w:r>
+        <w:rPr>
+          <w:rFonts w:ascii="Arial" w:hAnsi="Arial" w:cs="Arial"/>
+          <w:color w:val="1F497D" w:themeColor="text2"/>
+          <w:lang w:val="es-ES"/>
+        </w:rPr>
+        <w:t>Definición……….</w:t>
+      </w:r>
+      <w:r>
+        <w:rPr>
+          <w:rFonts w:ascii="Arial" w:hAnsi="Arial" w:cs="Arial"/>
+          <w:color w:val="1F497D" w:themeColor="text2"/>
+        </w:rPr>
+        <w:t>..………</w:t>
+      </w:r>
+      <w:r>
+        <w:rPr>
+          <w:rFonts w:ascii="Arial" w:hAnsi="Arial" w:cs="Arial"/>
+          <w:color w:val="1F497D" w:themeColor="text2"/>
+        </w:rPr>
+        <w:t>……….</w:t>
+      </w:r>
+      <w:r>
+        <w:rPr>
+          <w:rFonts w:ascii="Arial" w:hAnsi="Arial" w:cs="Arial"/>
+          <w:color w:val="1F497D" w:themeColor="text2"/>
+        </w:rPr>
+        <w:t>………………………………………</w:t>
+      </w:r>
+      <w:r>
+        <w:rPr>
+          <w:rFonts w:ascii="Arial" w:hAnsi="Arial" w:cs="Arial"/>
+          <w:color w:val="1F497D" w:themeColor="text2"/>
+        </w:rPr>
+        <w:t>..8</w:t>
+      </w:r>
+    </w:p>
+    <w:p>
+      <w:pPr>
+        <w:spacing w:after="0"/>
+        <w:jc w:val="both"/>
+        <w:rPr>
+          <w:rFonts w:ascii="Arial" w:hAnsi="Arial" w:cs="Arial"/>
+          <w:color w:val="1F497D" w:themeColor="text2"/>
+          <w:lang w:val="es-ES"/>
+        </w:rPr>
+      </w:pPr>
+      <w:r>
+        <w:rPr>
+          <w:rFonts w:ascii="Arial" w:hAnsi="Arial" w:cs="Arial"/>
+          <w:color w:val="1F497D" w:themeColor="text2"/>
+          <w:lang w:val="es-ES"/>
+        </w:rPr>
+        <w:tab/>
+      </w:r>
+      <w:r>
+        <w:rPr>
+          <w:rFonts w:ascii="Arial" w:hAnsi="Arial" w:cs="Arial"/>
+          <w:color w:val="1F497D" w:themeColor="text2"/>
+          <w:lang w:val="es-ES"/>
+        </w:rPr>
+        <w:tab/>
+        <w:t>3.</w:t>
+      </w:r>
+      <w:r>
+        <w:rPr>
+          <w:rFonts w:ascii="Arial" w:hAnsi="Arial" w:cs="Arial"/>
+          <w:color w:val="1F497D" w:themeColor="text2"/>
+          <w:lang w:val="es-ES"/>
+        </w:rPr>
+        <w:t>10</w:t>
+      </w:r>
+      <w:r>
+        <w:rPr>
+          <w:rFonts w:ascii="Arial" w:hAnsi="Arial" w:cs="Arial"/>
+          <w:color w:val="1F497D" w:themeColor="text2"/>
+          <w:lang w:val="es-ES"/>
+        </w:rPr>
+        <w:t>.</w:t>
+      </w:r>
+      <w:r>
+        <w:rPr>
+          <w:rFonts w:ascii="Arial" w:hAnsi="Arial" w:cs="Arial"/>
+          <w:color w:val="1F497D" w:themeColor="text2"/>
+          <w:lang w:val="es-ES"/>
+        </w:rPr>
+        <w:t>2</w:t>
+      </w:r>
+      <w:r>
+        <w:rPr>
+          <w:rFonts w:ascii="Arial" w:hAnsi="Arial" w:cs="Arial"/>
+          <w:color w:val="1F497D" w:themeColor="text2"/>
+          <w:lang w:val="es-ES"/>
+        </w:rPr>
+        <w:t xml:space="preserve"> </w:t>
+      </w:r>
+      <w:r>
+        <w:rPr>
+          <w:rFonts w:ascii="Arial" w:hAnsi="Arial" w:cs="Arial"/>
+          <w:color w:val="1F497D" w:themeColor="text2"/>
+          <w:lang w:val="es-ES"/>
+        </w:rPr>
+        <w:t>Criterios de aceptación…….</w:t>
+      </w:r>
+      <w:r>
+        <w:rPr>
+          <w:rFonts w:ascii="Arial" w:hAnsi="Arial" w:cs="Arial"/>
+          <w:color w:val="1F497D" w:themeColor="text2"/>
+          <w:lang w:val="es-ES"/>
+        </w:rPr>
+        <w:t>…………………………………………</w:t>
+      </w:r>
+      <w:r>
+        <w:rPr>
+          <w:rFonts w:ascii="Arial" w:hAnsi="Arial" w:cs="Arial"/>
+          <w:color w:val="1F497D" w:themeColor="text2"/>
+          <w:lang w:val="es-ES"/>
+        </w:rPr>
+        <w:t>…</w:t>
+      </w:r>
+      <w:r>
+        <w:rPr>
+          <w:rFonts w:ascii="Arial" w:hAnsi="Arial" w:cs="Arial"/>
+          <w:color w:val="1F497D" w:themeColor="text2"/>
+          <w:lang w:val="es-ES"/>
+        </w:rPr>
+        <w:t>..8</w:t>
+      </w:r>
+    </w:p>
+    <w:p>
+      <w:pPr>
+        <w:spacing w:after="0"/>
+        <w:jc w:val="both"/>
+        <w:rPr>
+          <w:rFonts w:ascii="Arial" w:hAnsi="Arial" w:cs="Arial"/>
+          <w:color w:val="1F497D" w:themeColor="text2"/>
+          <w:lang w:val="es-ES"/>
+        </w:rPr>
+      </w:pPr>
+      <w:r>
+        <w:rPr>
+          <w:rFonts w:ascii="Arial" w:hAnsi="Arial" w:cs="Arial"/>
+          <w:color w:val="1F497D" w:themeColor="text2"/>
+          <w:lang w:val="es-ES"/>
+        </w:rPr>
+        <w:tab/>
+        <w:t>3.</w:t>
+      </w:r>
+      <w:r>
+        <w:rPr>
+          <w:rFonts w:ascii="Arial" w:hAnsi="Arial" w:cs="Arial"/>
+          <w:color w:val="1F497D" w:themeColor="text2"/>
+          <w:lang w:val="es-ES"/>
+        </w:rPr>
+        <w:t>11</w:t>
+      </w:r>
+      <w:r>
+        <w:rPr>
+          <w:rFonts w:ascii="Arial" w:hAnsi="Arial" w:cs="Arial"/>
+          <w:color w:val="1F497D" w:themeColor="text2"/>
+          <w:lang w:val="es-ES"/>
+        </w:rPr>
+        <w:t xml:space="preserve"> Historia 0</w:t>
+      </w:r>
+      <w:r>
+        <w:rPr>
+          <w:rFonts w:ascii="Arial" w:hAnsi="Arial" w:cs="Arial"/>
+          <w:color w:val="1F497D" w:themeColor="text2"/>
+          <w:lang w:val="es-ES"/>
+        </w:rPr>
+        <w:t>11 – Consultar indicadores del estudiante</w:t>
+      </w:r>
+      <w:r>
+        <w:rPr>
+          <w:rFonts w:ascii="Arial" w:hAnsi="Arial" w:cs="Arial"/>
+          <w:color w:val="1F497D" w:themeColor="text2"/>
+          <w:lang w:val="es-ES"/>
+        </w:rPr>
+        <w:t>…………………………….9</w:t>
+      </w:r>
+    </w:p>
+    <w:p>
+      <w:pPr>
+        <w:spacing w:after="0"/>
+        <w:jc w:val="both"/>
+        <w:rPr>
+          <w:rFonts w:ascii="Arial" w:hAnsi="Arial" w:cs="Arial"/>
+          <w:color w:val="1F497D" w:themeColor="text2"/>
+          <w:lang w:val="es-ES"/>
+        </w:rPr>
+      </w:pPr>
+      <w:r>
+        <w:rPr>
+          <w:rFonts w:ascii="Arial" w:hAnsi="Arial" w:cs="Arial"/>
+          <w:color w:val="1F497D" w:themeColor="text2"/>
+          <w:lang w:val="es-ES"/>
+        </w:rPr>
+        <w:tab/>
+      </w:r>
+      <w:r>
+        <w:rPr>
+          <w:rFonts w:ascii="Arial" w:hAnsi="Arial" w:cs="Arial"/>
+          <w:color w:val="1F497D" w:themeColor="text2"/>
+          <w:lang w:val="es-ES"/>
+        </w:rPr>
+        <w:tab/>
+        <w:t>3.</w:t>
+      </w:r>
+      <w:r>
+        <w:rPr>
+          <w:rFonts w:ascii="Arial" w:hAnsi="Arial" w:cs="Arial"/>
+          <w:color w:val="1F497D" w:themeColor="text2"/>
+          <w:lang w:val="es-ES"/>
+        </w:rPr>
+        <w:t>11</w:t>
+      </w:r>
+      <w:r>
+        <w:rPr>
+          <w:rFonts w:ascii="Arial" w:hAnsi="Arial" w:cs="Arial"/>
+          <w:color w:val="1F497D" w:themeColor="text2"/>
+          <w:lang w:val="es-ES"/>
+        </w:rPr>
+        <w:t xml:space="preserve">.1 </w:t>
+      </w:r>
+      <w:r>
+        <w:rPr>
+          <w:rFonts w:ascii="Arial" w:hAnsi="Arial" w:cs="Arial"/>
+          <w:color w:val="1F497D" w:themeColor="text2"/>
+          <w:lang w:val="es-ES"/>
+        </w:rPr>
+        <w:t>Definición……….</w:t>
+      </w:r>
+      <w:r>
+        <w:rPr>
+          <w:rFonts w:ascii="Arial" w:hAnsi="Arial" w:cs="Arial"/>
+          <w:color w:val="1F497D" w:themeColor="text2"/>
+        </w:rPr>
+        <w:t>…..………</w:t>
+      </w:r>
+      <w:r>
+        <w:rPr>
+          <w:rFonts w:ascii="Arial" w:hAnsi="Arial" w:cs="Arial"/>
+          <w:color w:val="1F497D" w:themeColor="text2"/>
+        </w:rPr>
+        <w:t>……….</w:t>
+      </w:r>
+      <w:r>
+        <w:rPr>
+          <w:rFonts w:ascii="Arial" w:hAnsi="Arial" w:cs="Arial"/>
+          <w:color w:val="1F497D" w:themeColor="text2"/>
+        </w:rPr>
+        <w:t>……………………………………</w:t>
+      </w:r>
+      <w:r>
+        <w:rPr>
+          <w:rFonts w:ascii="Arial" w:hAnsi="Arial" w:cs="Arial"/>
+          <w:color w:val="1F497D" w:themeColor="text2"/>
+        </w:rPr>
+        <w:t>..9</w:t>
+      </w:r>
+    </w:p>
+    <w:p>
+      <w:pPr>
+        <w:spacing w:after="0"/>
+        <w:jc w:val="both"/>
+        <w:rPr>
+          <w:rFonts w:ascii="Arial" w:hAnsi="Arial" w:cs="Arial"/>
+          <w:color w:val="1F497D" w:themeColor="text2"/>
+          <w:lang w:val="es-ES"/>
+        </w:rPr>
+      </w:pPr>
+      <w:r>
+        <w:rPr>
+          <w:rFonts w:ascii="Arial" w:hAnsi="Arial" w:cs="Arial"/>
+          <w:color w:val="1F497D" w:themeColor="text2"/>
+          <w:lang w:val="es-ES"/>
+        </w:rPr>
+        <w:tab/>
+      </w:r>
+      <w:r>
+        <w:rPr>
+          <w:rFonts w:ascii="Arial" w:hAnsi="Arial" w:cs="Arial"/>
+          <w:color w:val="1F497D" w:themeColor="text2"/>
+          <w:lang w:val="es-ES"/>
+        </w:rPr>
+        <w:tab/>
+        <w:t>3.</w:t>
+      </w:r>
+      <w:r>
+        <w:rPr>
+          <w:rFonts w:ascii="Arial" w:hAnsi="Arial" w:cs="Arial"/>
+          <w:color w:val="1F497D" w:themeColor="text2"/>
+          <w:lang w:val="es-ES"/>
+        </w:rPr>
+        <w:t>11</w:t>
+      </w:r>
+      <w:r>
+        <w:rPr>
+          <w:rFonts w:ascii="Arial" w:hAnsi="Arial" w:cs="Arial"/>
+          <w:color w:val="1F497D" w:themeColor="text2"/>
+          <w:lang w:val="es-ES"/>
+        </w:rPr>
+        <w:t>.</w:t>
+      </w:r>
+      <w:r>
+        <w:rPr>
+          <w:rFonts w:ascii="Arial" w:hAnsi="Arial" w:cs="Arial"/>
+          <w:color w:val="1F497D" w:themeColor="text2"/>
+          <w:lang w:val="es-ES"/>
+        </w:rPr>
+        <w:t>2</w:t>
+      </w:r>
+      <w:r>
+        <w:rPr>
+          <w:rFonts w:ascii="Arial" w:hAnsi="Arial" w:cs="Arial"/>
+          <w:color w:val="1F497D" w:themeColor="text2"/>
+          <w:lang w:val="es-ES"/>
+        </w:rPr>
+        <w:t xml:space="preserve"> </w:t>
+      </w:r>
+      <w:r>
+        <w:rPr>
+          <w:rFonts w:ascii="Arial" w:hAnsi="Arial" w:cs="Arial"/>
+          <w:color w:val="1F497D" w:themeColor="text2"/>
+          <w:lang w:val="es-ES"/>
+        </w:rPr>
+        <w:t>Criterios de aceptación…….</w:t>
+      </w:r>
+      <w:r>
+        <w:rPr>
+          <w:rFonts w:ascii="Arial" w:hAnsi="Arial" w:cs="Arial"/>
+          <w:color w:val="1F497D" w:themeColor="text2"/>
+          <w:lang w:val="es-ES"/>
+        </w:rPr>
+        <w:t>…………………………………………</w:t>
+      </w:r>
+      <w:r>
+        <w:rPr>
+          <w:rFonts w:ascii="Arial" w:hAnsi="Arial" w:cs="Arial"/>
+          <w:color w:val="1F497D" w:themeColor="text2"/>
+          <w:lang w:val="es-ES"/>
+        </w:rPr>
+        <w:t>…</w:t>
+      </w:r>
+      <w:r>
+        <w:rPr>
+          <w:rFonts w:ascii="Arial" w:hAnsi="Arial" w:cs="Arial"/>
+          <w:color w:val="1F497D" w:themeColor="text2"/>
+          <w:lang w:val="es-ES"/>
+        </w:rPr>
+        <w:t>..9</w:t>
+      </w:r>
+    </w:p>
+    <w:p>
+      <w:pPr>
+        <w:spacing w:after="0"/>
+        <w:jc w:val="both"/>
+        <w:rPr>
+          <w:rFonts w:ascii="Arial" w:hAnsi="Arial" w:cs="Arial"/>
+          <w:color w:val="1F497D" w:themeColor="text2"/>
+          <w:lang w:val="es-ES"/>
+        </w:rPr>
+      </w:pPr>
+      <w:r>
+        <w:rPr>
+          <w:rFonts w:ascii="Arial" w:hAnsi="Arial" w:cs="Arial"/>
+          <w:color w:val="1F497D" w:themeColor="text2"/>
+          <w:lang w:val="es-ES"/>
+        </w:rPr>
+        <w:tab/>
+        <w:t>3.1</w:t>
+      </w:r>
+      <w:r>
+        <w:rPr>
+          <w:rFonts w:ascii="Arial" w:hAnsi="Arial" w:cs="Arial"/>
+          <w:color w:val="1F497D" w:themeColor="text2"/>
+          <w:lang w:val="es-ES"/>
+        </w:rPr>
+        <w:t>2</w:t>
+      </w:r>
+      <w:r>
+        <w:rPr>
+          <w:rFonts w:ascii="Arial" w:hAnsi="Arial" w:cs="Arial"/>
+          <w:color w:val="1F497D" w:themeColor="text2"/>
+          <w:lang w:val="es-ES"/>
+        </w:rPr>
+        <w:t xml:space="preserve"> Historia 01</w:t>
+      </w:r>
+      <w:r>
+        <w:rPr>
+          <w:rFonts w:ascii="Arial" w:hAnsi="Arial" w:cs="Arial"/>
+          <w:color w:val="1F497D" w:themeColor="text2"/>
+          <w:lang w:val="es-ES"/>
+        </w:rPr>
+        <w:t>2</w:t>
+      </w:r>
+      <w:r>
+        <w:rPr>
+          <w:rFonts w:ascii="Arial" w:hAnsi="Arial" w:cs="Arial"/>
+          <w:color w:val="1F497D" w:themeColor="text2"/>
+          <w:lang w:val="es-ES"/>
+        </w:rPr>
+        <w:t xml:space="preserve"> – </w:t>
+      </w:r>
+      <w:r>
+        <w:rPr>
+          <w:rFonts w:ascii="Arial" w:hAnsi="Arial" w:cs="Arial"/>
+          <w:color w:val="1F497D" w:themeColor="text2"/>
+          <w:lang w:val="es-ES"/>
+        </w:rPr>
+        <w:t>Analizar información cualitativa</w:t>
+      </w:r>
+      <w:r>
+        <w:rPr>
+          <w:rFonts w:ascii="Arial" w:hAnsi="Arial" w:cs="Arial"/>
+          <w:color w:val="1F497D" w:themeColor="text2"/>
+          <w:lang w:val="es-ES"/>
+        </w:rPr>
+        <w:t>…………………………………...9</w:t>
+      </w:r>
+    </w:p>
+    <w:p>
+      <w:pPr>
+        <w:spacing w:after="0"/>
+        <w:jc w:val="both"/>
+        <w:rPr>
+          <w:rFonts w:ascii="Arial" w:hAnsi="Arial" w:cs="Arial"/>
+          <w:color w:val="1F497D" w:themeColor="text2"/>
+          <w:lang w:val="es-ES"/>
+        </w:rPr>
+      </w:pPr>
+      <w:r>
+        <w:rPr>
+          <w:rFonts w:ascii="Arial" w:hAnsi="Arial" w:cs="Arial"/>
+          <w:color w:val="1F497D" w:themeColor="text2"/>
+          <w:lang w:val="es-ES"/>
+        </w:rPr>
+        <w:tab/>
+      </w:r>
+      <w:r>
+        <w:rPr>
+          <w:rFonts w:ascii="Arial" w:hAnsi="Arial" w:cs="Arial"/>
+          <w:color w:val="1F497D" w:themeColor="text2"/>
+          <w:lang w:val="es-ES"/>
+        </w:rPr>
+        <w:tab/>
+        <w:t>3.</w:t>
+      </w:r>
+      <w:r>
+        <w:rPr>
+          <w:rFonts w:ascii="Arial" w:hAnsi="Arial" w:cs="Arial"/>
+          <w:color w:val="1F497D" w:themeColor="text2"/>
+          <w:lang w:val="es-ES"/>
+        </w:rPr>
+        <w:t>12</w:t>
+      </w:r>
+      <w:r>
+        <w:rPr>
+          <w:rFonts w:ascii="Arial" w:hAnsi="Arial" w:cs="Arial"/>
+          <w:color w:val="1F497D" w:themeColor="text2"/>
+          <w:lang w:val="es-ES"/>
+        </w:rPr>
+        <w:t xml:space="preserve">.1 </w:t>
+      </w:r>
+      <w:r>
+        <w:rPr>
+          <w:rFonts w:ascii="Arial" w:hAnsi="Arial" w:cs="Arial"/>
+          <w:color w:val="1F497D" w:themeColor="text2"/>
+          <w:lang w:val="es-ES"/>
+        </w:rPr>
+        <w:t>Definición……….</w:t>
+      </w:r>
+      <w:r>
+        <w:rPr>
+          <w:rFonts w:ascii="Arial" w:hAnsi="Arial" w:cs="Arial"/>
+          <w:color w:val="1F497D" w:themeColor="text2"/>
+        </w:rPr>
+        <w:t>…..………</w:t>
+      </w:r>
+      <w:r>
+        <w:rPr>
+          <w:rFonts w:ascii="Arial" w:hAnsi="Arial" w:cs="Arial"/>
+          <w:color w:val="1F497D" w:themeColor="text2"/>
+        </w:rPr>
+        <w:t>……….</w:t>
+      </w:r>
+      <w:r>
+        <w:rPr>
+          <w:rFonts w:ascii="Arial" w:hAnsi="Arial" w:cs="Arial"/>
+          <w:color w:val="1F497D" w:themeColor="text2"/>
+        </w:rPr>
+        <w:t>……………………………………</w:t>
+      </w:r>
+      <w:r>
+        <w:rPr>
+          <w:rFonts w:ascii="Arial" w:hAnsi="Arial" w:cs="Arial"/>
+          <w:color w:val="1F497D" w:themeColor="text2"/>
+        </w:rPr>
+        <w:t>..9</w:t>
+      </w:r>
+    </w:p>
+    <w:p>
+      <w:pPr>
+        <w:spacing w:after="0"/>
+        <w:jc w:val="both"/>
+        <w:rPr>
+          <w:rFonts w:ascii="Arial" w:hAnsi="Arial" w:cs="Arial"/>
+          <w:color w:val="1F497D" w:themeColor="text2"/>
+          <w:lang w:val="es-ES"/>
+        </w:rPr>
+      </w:pPr>
+      <w:r>
+        <w:rPr>
+          <w:rFonts w:ascii="Arial" w:hAnsi="Arial" w:cs="Arial"/>
+          <w:color w:val="1F497D" w:themeColor="text2"/>
+          <w:lang w:val="es-ES"/>
+        </w:rPr>
+        <w:tab/>
+      </w:r>
+      <w:r>
+        <w:rPr>
+          <w:rFonts w:ascii="Arial" w:hAnsi="Arial" w:cs="Arial"/>
+          <w:color w:val="1F497D" w:themeColor="text2"/>
+          <w:lang w:val="es-ES"/>
+        </w:rPr>
+        <w:tab/>
+        <w:t>3.</w:t>
+      </w:r>
+      <w:r>
+        <w:rPr>
+          <w:rFonts w:ascii="Arial" w:hAnsi="Arial" w:cs="Arial"/>
+          <w:color w:val="1F497D" w:themeColor="text2"/>
+          <w:lang w:val="es-ES"/>
+        </w:rPr>
+        <w:t>12</w:t>
+      </w:r>
+      <w:r>
+        <w:rPr>
+          <w:rFonts w:ascii="Arial" w:hAnsi="Arial" w:cs="Arial"/>
+          <w:color w:val="1F497D" w:themeColor="text2"/>
+          <w:lang w:val="es-ES"/>
+        </w:rPr>
+        <w:t>.</w:t>
+      </w:r>
+      <w:r>
+        <w:rPr>
+          <w:rFonts w:ascii="Arial" w:hAnsi="Arial" w:cs="Arial"/>
+          <w:color w:val="1F497D" w:themeColor="text2"/>
+          <w:lang w:val="es-ES"/>
+        </w:rPr>
+        <w:t>2</w:t>
+      </w:r>
+      <w:r>
+        <w:rPr>
+          <w:rFonts w:ascii="Arial" w:hAnsi="Arial" w:cs="Arial"/>
+          <w:color w:val="1F497D" w:themeColor="text2"/>
+          <w:lang w:val="es-ES"/>
+        </w:rPr>
+        <w:t xml:space="preserve"> </w:t>
+      </w:r>
+      <w:r>
+        <w:rPr>
+          <w:rFonts w:ascii="Arial" w:hAnsi="Arial" w:cs="Arial"/>
+          <w:color w:val="1F497D" w:themeColor="text2"/>
+          <w:lang w:val="es-ES"/>
+        </w:rPr>
+        <w:t>Criterios de aceptación…….</w:t>
+      </w:r>
+      <w:r>
+        <w:rPr>
+          <w:rFonts w:ascii="Arial" w:hAnsi="Arial" w:cs="Arial"/>
+          <w:color w:val="1F497D" w:themeColor="text2"/>
+          <w:lang w:val="es-ES"/>
+        </w:rPr>
+        <w:t>…………………………………………</w:t>
+      </w:r>
+      <w:r>
+        <w:rPr>
+          <w:rFonts w:ascii="Arial" w:hAnsi="Arial" w:cs="Arial"/>
+          <w:color w:val="1F497D" w:themeColor="text2"/>
+          <w:lang w:val="es-ES"/>
+        </w:rPr>
+        <w:t>…</w:t>
+      </w:r>
+      <w:r>
+        <w:rPr>
+          <w:rFonts w:ascii="Arial" w:hAnsi="Arial" w:cs="Arial"/>
+          <w:color w:val="1F497D" w:themeColor="text2"/>
+          <w:lang w:val="es-ES"/>
+        </w:rPr>
+        <w:t>..9</w:t>
+      </w:r>
+    </w:p>
+    <w:p>
+      <w:pPr>
+        <w:spacing w:after="0"/>
+        <w:jc w:val="both"/>
+        <w:rPr>
+          <w:rFonts w:ascii="Arial" w:hAnsi="Arial" w:cs="Arial"/>
+          <w:color w:val="1F497D" w:themeColor="text2"/>
+          <w:lang w:val="es-ES"/>
+        </w:rPr>
+      </w:pPr>
+      <w:r>
+        <w:rPr>
+          <w:rFonts w:ascii="Arial" w:hAnsi="Arial" w:cs="Arial"/>
+          <w:color w:val="1F497D" w:themeColor="text2"/>
+          <w:lang w:val="es-ES"/>
+        </w:rPr>
+        <w:tab/>
+        <w:t>3.1</w:t>
+      </w:r>
+      <w:r>
+        <w:rPr>
+          <w:rFonts w:ascii="Arial" w:hAnsi="Arial" w:cs="Arial"/>
+          <w:color w:val="1F497D" w:themeColor="text2"/>
+          <w:lang w:val="es-ES"/>
+        </w:rPr>
+        <w:t>3</w:t>
+      </w:r>
+      <w:r>
+        <w:rPr>
+          <w:rFonts w:ascii="Arial" w:hAnsi="Arial" w:cs="Arial"/>
+          <w:color w:val="1F497D" w:themeColor="text2"/>
+          <w:lang w:val="es-ES"/>
+        </w:rPr>
+        <w:t xml:space="preserve"> Historia 01</w:t>
+      </w:r>
+      <w:r>
+        <w:rPr>
+          <w:rFonts w:ascii="Arial" w:hAnsi="Arial" w:cs="Arial"/>
+          <w:color w:val="1F497D" w:themeColor="text2"/>
+          <w:lang w:val="es-ES"/>
+        </w:rPr>
+        <w:t>3</w:t>
+      </w:r>
+      <w:r>
+        <w:rPr>
+          <w:rFonts w:ascii="Arial" w:hAnsi="Arial" w:cs="Arial"/>
+          <w:color w:val="1F497D" w:themeColor="text2"/>
+          <w:lang w:val="es-ES"/>
+        </w:rPr>
+        <w:t xml:space="preserve"> – </w:t>
+      </w:r>
+      <w:r>
+        <w:rPr>
+          <w:rFonts w:ascii="Arial" w:hAnsi="Arial" w:cs="Arial"/>
+          <w:color w:val="1F497D" w:themeColor="text2"/>
+          <w:lang w:val="es-ES"/>
+        </w:rPr>
+        <w:t>Consultar alertas</w:t>
+      </w:r>
+      <w:r>
+        <w:rPr>
+          <w:rFonts w:ascii="Arial" w:hAnsi="Arial" w:cs="Arial"/>
+          <w:color w:val="1F497D" w:themeColor="text2"/>
+          <w:lang w:val="es-ES"/>
+        </w:rPr>
+        <w:t>…………………………………………………..10</w:t>
+      </w:r>
+    </w:p>
+    <w:p>
+      <w:pPr>
+        <w:spacing w:after="0"/>
+        <w:jc w:val="both"/>
+        <w:rPr>
+          <w:rFonts w:ascii="Arial" w:hAnsi="Arial" w:cs="Arial"/>
+          <w:color w:val="1F497D" w:themeColor="text2"/>
+          <w:lang w:val="es-ES"/>
+        </w:rPr>
+      </w:pPr>
+      <w:r>
+        <w:rPr>
+          <w:rFonts w:ascii="Arial" w:hAnsi="Arial" w:cs="Arial"/>
+          <w:color w:val="1F497D" w:themeColor="text2"/>
+          <w:lang w:val="es-ES"/>
+        </w:rPr>
+        <w:tab/>
+      </w:r>
+      <w:r>
+        <w:rPr>
+          <w:rFonts w:ascii="Arial" w:hAnsi="Arial" w:cs="Arial"/>
+          <w:color w:val="1F497D" w:themeColor="text2"/>
+          <w:lang w:val="es-ES"/>
+        </w:rPr>
+        <w:tab/>
+        <w:t>3.</w:t>
+      </w:r>
+      <w:r>
+        <w:rPr>
+          <w:rFonts w:ascii="Arial" w:hAnsi="Arial" w:cs="Arial"/>
+          <w:color w:val="1F497D" w:themeColor="text2"/>
+          <w:lang w:val="es-ES"/>
+        </w:rPr>
+        <w:t>1</w:t>
+      </w:r>
+      <w:r>
+        <w:rPr>
+          <w:rFonts w:ascii="Arial" w:hAnsi="Arial" w:cs="Arial"/>
+          <w:color w:val="1F497D" w:themeColor="text2"/>
+          <w:lang w:val="es-ES"/>
+        </w:rPr>
+        <w:t>3</w:t>
+      </w:r>
+      <w:r>
+        <w:rPr>
+          <w:rFonts w:ascii="Arial" w:hAnsi="Arial" w:cs="Arial"/>
+          <w:color w:val="1F497D" w:themeColor="text2"/>
+          <w:lang w:val="es-ES"/>
+        </w:rPr>
+        <w:t xml:space="preserve">.1 </w:t>
+      </w:r>
+      <w:r>
+        <w:rPr>
+          <w:rFonts w:ascii="Arial" w:hAnsi="Arial" w:cs="Arial"/>
+          <w:color w:val="1F497D" w:themeColor="text2"/>
+          <w:lang w:val="es-ES"/>
+        </w:rPr>
+        <w:t>Definición……….</w:t>
+      </w:r>
+      <w:r>
+        <w:rPr>
+          <w:rFonts w:ascii="Arial" w:hAnsi="Arial" w:cs="Arial"/>
+          <w:color w:val="1F497D" w:themeColor="text2"/>
+        </w:rPr>
+        <w:t>…..………</w:t>
+      </w:r>
+      <w:r>
+        <w:rPr>
+          <w:rFonts w:ascii="Arial" w:hAnsi="Arial" w:cs="Arial"/>
+          <w:color w:val="1F497D" w:themeColor="text2"/>
+        </w:rPr>
+        <w:t>……….</w:t>
+      </w:r>
+      <w:r>
+        <w:rPr>
+          <w:rFonts w:ascii="Arial" w:hAnsi="Arial" w:cs="Arial"/>
+          <w:color w:val="1F497D" w:themeColor="text2"/>
+        </w:rPr>
+        <w:t>……………………………………</w:t>
+      </w:r>
+      <w:r>
+        <w:rPr>
+          <w:rFonts w:ascii="Arial" w:hAnsi="Arial" w:cs="Arial"/>
+          <w:color w:val="1F497D" w:themeColor="text2"/>
+        </w:rPr>
+        <w:t>10</w:t>
+      </w:r>
+    </w:p>
+    <w:p>
+      <w:pPr>
+        <w:spacing w:after="0"/>
+        <w:jc w:val="both"/>
+        <w:rPr>
+          <w:rFonts w:ascii="Arial" w:hAnsi="Arial" w:cs="Arial"/>
+          <w:color w:val="1F497D" w:themeColor="text2"/>
+          <w:lang w:val="es-ES"/>
+        </w:rPr>
+      </w:pPr>
+      <w:r>
+        <w:rPr>
+          <w:rFonts w:ascii="Arial" w:hAnsi="Arial" w:cs="Arial"/>
+          <w:color w:val="1F497D" w:themeColor="text2"/>
+          <w:lang w:val="es-ES"/>
+        </w:rPr>
+        <w:tab/>
+      </w:r>
+      <w:r>
+        <w:rPr>
+          <w:rFonts w:ascii="Arial" w:hAnsi="Arial" w:cs="Arial"/>
+          <w:color w:val="1F497D" w:themeColor="text2"/>
+          <w:lang w:val="es-ES"/>
+        </w:rPr>
+        <w:tab/>
+        <w:t>3.</w:t>
+      </w:r>
+      <w:r>
+        <w:rPr>
+          <w:rFonts w:ascii="Arial" w:hAnsi="Arial" w:cs="Arial"/>
+          <w:color w:val="1F497D" w:themeColor="text2"/>
+          <w:lang w:val="es-ES"/>
+        </w:rPr>
+        <w:t>1</w:t>
+      </w:r>
+      <w:r>
+        <w:rPr>
+          <w:rFonts w:ascii="Arial" w:hAnsi="Arial" w:cs="Arial"/>
+          <w:color w:val="1F497D" w:themeColor="text2"/>
+          <w:lang w:val="es-ES"/>
+        </w:rPr>
+        <w:t>3</w:t>
+      </w:r>
+      <w:r>
+        <w:rPr>
+          <w:rFonts w:ascii="Arial" w:hAnsi="Arial" w:cs="Arial"/>
+          <w:color w:val="1F497D" w:themeColor="text2"/>
+          <w:lang w:val="es-ES"/>
+        </w:rPr>
+        <w:t>.</w:t>
+      </w:r>
+      <w:r>
+        <w:rPr>
+          <w:rFonts w:ascii="Arial" w:hAnsi="Arial" w:cs="Arial"/>
+          <w:color w:val="1F497D" w:themeColor="text2"/>
+          <w:lang w:val="es-ES"/>
+        </w:rPr>
+        <w:t>2</w:t>
+      </w:r>
+      <w:r>
+        <w:rPr>
+          <w:rFonts w:ascii="Arial" w:hAnsi="Arial" w:cs="Arial"/>
+          <w:color w:val="1F497D" w:themeColor="text2"/>
+          <w:lang w:val="es-ES"/>
+        </w:rPr>
+        <w:t xml:space="preserve"> </w:t>
+      </w:r>
+      <w:r>
+        <w:rPr>
+          <w:rFonts w:ascii="Arial" w:hAnsi="Arial" w:cs="Arial"/>
+          <w:color w:val="1F497D" w:themeColor="text2"/>
+          <w:lang w:val="es-ES"/>
+        </w:rPr>
+        <w:t>Criterios de aceptación…….</w:t>
+      </w:r>
+      <w:r>
+        <w:rPr>
+          <w:rFonts w:ascii="Arial" w:hAnsi="Arial" w:cs="Arial"/>
+          <w:color w:val="1F497D" w:themeColor="text2"/>
+          <w:lang w:val="es-ES"/>
+        </w:rPr>
+        <w:t>…………………………………………</w:t>
+      </w:r>
+      <w:r>
+        <w:rPr>
+          <w:rFonts w:ascii="Arial" w:hAnsi="Arial" w:cs="Arial"/>
+          <w:color w:val="1F497D" w:themeColor="text2"/>
+          <w:lang w:val="es-ES"/>
+        </w:rPr>
+        <w:t>…</w:t>
+      </w:r>
+      <w:r>
+        <w:rPr>
+          <w:rFonts w:ascii="Arial" w:hAnsi="Arial" w:cs="Arial"/>
+          <w:color w:val="1F497D" w:themeColor="text2"/>
+          <w:lang w:val="es-ES"/>
+        </w:rPr>
+        <w:t>10</w:t>
+      </w:r>
+    </w:p>
+    <w:p>
+      <w:pPr>
+        <w:spacing w:after="0"/>
+        <w:jc w:val="both"/>
+        <w:rPr>
+          <w:rFonts w:ascii="Arial" w:hAnsi="Arial" w:cs="Arial"/>
+          <w:color w:val="1F497D" w:themeColor="text2"/>
+          <w:lang w:val="es-ES"/>
+        </w:rPr>
+      </w:pPr>
+      <w:r>
+        <w:rPr>
+          <w:rFonts w:ascii="Arial" w:hAnsi="Arial" w:cs="Arial"/>
+          <w:color w:val="1F497D" w:themeColor="text2"/>
+          <w:lang w:val="es-ES"/>
+        </w:rPr>
+        <w:tab/>
+        <w:t>3.1</w:t>
+      </w:r>
+      <w:r>
+        <w:rPr>
+          <w:rFonts w:ascii="Arial" w:hAnsi="Arial" w:cs="Arial"/>
+          <w:color w:val="1F497D" w:themeColor="text2"/>
+          <w:lang w:val="es-ES"/>
+        </w:rPr>
+        <w:t>4</w:t>
+      </w:r>
+      <w:r>
+        <w:rPr>
+          <w:rFonts w:ascii="Arial" w:hAnsi="Arial" w:cs="Arial"/>
+          <w:color w:val="1F497D" w:themeColor="text2"/>
+          <w:lang w:val="es-ES"/>
+        </w:rPr>
+        <w:t xml:space="preserve"> Historia 01</w:t>
+      </w:r>
+      <w:r>
+        <w:rPr>
+          <w:rFonts w:ascii="Arial" w:hAnsi="Arial" w:cs="Arial"/>
+          <w:color w:val="1F497D" w:themeColor="text2"/>
+          <w:lang w:val="es-ES"/>
+        </w:rPr>
+        <w:t>4</w:t>
+      </w:r>
+      <w:r>
+        <w:rPr>
+          <w:rFonts w:ascii="Arial" w:hAnsi="Arial" w:cs="Arial"/>
+          <w:color w:val="1F497D" w:themeColor="text2"/>
+          <w:lang w:val="es-ES"/>
+        </w:rPr>
+        <w:t xml:space="preserve"> – Consultar </w:t>
+      </w:r>
+      <w:r>
+        <w:rPr>
+          <w:rFonts w:ascii="Arial" w:hAnsi="Arial" w:cs="Arial"/>
+          <w:color w:val="1F497D" w:themeColor="text2"/>
+          <w:lang w:val="es-ES"/>
+        </w:rPr>
+        <w:t>nivel de alerta</w:t>
+      </w:r>
+    </w:p>
+    <w:p>
+      <w:pPr>
+        <w:spacing w:after="0"/>
+        <w:jc w:val="both"/>
+        <w:rPr>
+          <w:rFonts w:ascii="Arial" w:hAnsi="Arial" w:cs="Arial"/>
+          <w:color w:val="1F497D" w:themeColor="text2"/>
+          <w:lang w:val="es-ES"/>
+        </w:rPr>
+      </w:pPr>
+      <w:r>
+        <w:rPr>
+          <w:rFonts w:ascii="Arial" w:hAnsi="Arial" w:cs="Arial"/>
+          <w:color w:val="1F497D" w:themeColor="text2"/>
+          <w:lang w:val="es-ES"/>
+        </w:rPr>
+        <w:lastRenderedPageBreak/>
+        <w:tab/>
+      </w:r>
+      <w:r>
+        <w:rPr>
+          <w:rFonts w:ascii="Arial" w:hAnsi="Arial" w:cs="Arial"/>
+          <w:color w:val="1F497D" w:themeColor="text2"/>
+          <w:lang w:val="es-ES"/>
+        </w:rPr>
+        <w:tab/>
+        <w:t>3.</w:t>
+      </w:r>
+      <w:r>
+        <w:rPr>
+          <w:rFonts w:ascii="Arial" w:hAnsi="Arial" w:cs="Arial"/>
+          <w:color w:val="1F497D" w:themeColor="text2"/>
+          <w:lang w:val="es-ES"/>
+        </w:rPr>
+        <w:t>14</w:t>
+      </w:r>
+      <w:r>
+        <w:rPr>
+          <w:rFonts w:ascii="Arial" w:hAnsi="Arial" w:cs="Arial"/>
+          <w:color w:val="1F497D" w:themeColor="text2"/>
+          <w:lang w:val="es-ES"/>
+        </w:rPr>
+        <w:t xml:space="preserve">.1 </w:t>
+      </w:r>
+      <w:r>
+        <w:rPr>
+          <w:rFonts w:ascii="Arial" w:hAnsi="Arial" w:cs="Arial"/>
+          <w:color w:val="1F497D" w:themeColor="text2"/>
+          <w:lang w:val="es-ES"/>
+        </w:rPr>
+        <w:t>Definición……….</w:t>
+      </w:r>
+      <w:r>
+        <w:rPr>
+          <w:rFonts w:ascii="Arial" w:hAnsi="Arial" w:cs="Arial"/>
+          <w:color w:val="1F497D" w:themeColor="text2"/>
+        </w:rPr>
+        <w:t>..………</w:t>
+      </w:r>
+      <w:r>
+        <w:rPr>
+          <w:rFonts w:ascii="Arial" w:hAnsi="Arial" w:cs="Arial"/>
+          <w:color w:val="1F497D" w:themeColor="text2"/>
+        </w:rPr>
+        <w:t>……….</w:t>
+      </w:r>
+      <w:r>
+        <w:rPr>
+          <w:rFonts w:ascii="Arial" w:hAnsi="Arial" w:cs="Arial"/>
+          <w:color w:val="1F497D" w:themeColor="text2"/>
+        </w:rPr>
+        <w:t>………………………………………</w:t>
+      </w:r>
+      <w:r>
+        <w:rPr>
+          <w:rFonts w:ascii="Arial" w:hAnsi="Arial" w:cs="Arial"/>
+          <w:color w:val="1F497D" w:themeColor="text2"/>
+        </w:rPr>
+        <w:t>10</w:t>
+      </w:r>
+    </w:p>
+    <w:p>
+      <w:pPr>
+        <w:spacing w:after="0"/>
+        <w:jc w:val="both"/>
+        <w:rPr>
+          <w:rFonts w:ascii="Arial" w:hAnsi="Arial" w:cs="Arial"/>
+          <w:color w:val="1F497D" w:themeColor="text2"/>
+          <w:lang w:val="es-ES"/>
+        </w:rPr>
+      </w:pPr>
+      <w:r>
+        <w:rPr>
+          <w:rFonts w:ascii="Arial" w:hAnsi="Arial" w:cs="Arial"/>
+          <w:color w:val="1F497D" w:themeColor="text2"/>
+          <w:lang w:val="es-ES"/>
+        </w:rPr>
+        <w:tab/>
+      </w:r>
+      <w:r>
+        <w:rPr>
+          <w:rFonts w:ascii="Arial" w:hAnsi="Arial" w:cs="Arial"/>
+          <w:color w:val="1F497D" w:themeColor="text2"/>
+          <w:lang w:val="es-ES"/>
+        </w:rPr>
+        <w:tab/>
+        <w:t>3.</w:t>
+      </w:r>
+      <w:r>
+        <w:rPr>
+          <w:rFonts w:ascii="Arial" w:hAnsi="Arial" w:cs="Arial"/>
+          <w:color w:val="1F497D" w:themeColor="text2"/>
+          <w:lang w:val="es-ES"/>
+        </w:rPr>
+        <w:t>14</w:t>
+      </w:r>
+      <w:r>
+        <w:rPr>
+          <w:rFonts w:ascii="Arial" w:hAnsi="Arial" w:cs="Arial"/>
+          <w:color w:val="1F497D" w:themeColor="text2"/>
+          <w:lang w:val="es-ES"/>
+        </w:rPr>
+        <w:t>.</w:t>
+      </w:r>
+      <w:r>
+        <w:rPr>
+          <w:rFonts w:ascii="Arial" w:hAnsi="Arial" w:cs="Arial"/>
+          <w:color w:val="1F497D" w:themeColor="text2"/>
+          <w:lang w:val="es-ES"/>
+        </w:rPr>
+        <w:t>2</w:t>
+      </w:r>
+      <w:r>
+        <w:rPr>
+          <w:rFonts w:ascii="Arial" w:hAnsi="Arial" w:cs="Arial"/>
+          <w:color w:val="1F497D" w:themeColor="text2"/>
+          <w:lang w:val="es-ES"/>
+        </w:rPr>
+        <w:t xml:space="preserve"> </w:t>
+      </w:r>
+      <w:r>
+        <w:rPr>
+          <w:rFonts w:ascii="Arial" w:hAnsi="Arial" w:cs="Arial"/>
+          <w:color w:val="1F497D" w:themeColor="text2"/>
+          <w:lang w:val="es-ES"/>
+        </w:rPr>
+        <w:t>Criterios de aceptación…….</w:t>
+      </w:r>
+      <w:r>
+        <w:rPr>
+          <w:rFonts w:ascii="Arial" w:hAnsi="Arial" w:cs="Arial"/>
+          <w:color w:val="1F497D" w:themeColor="text2"/>
+          <w:lang w:val="es-ES"/>
+        </w:rPr>
+        <w:t>…………………………………………</w:t>
+      </w:r>
+      <w:r>
+        <w:rPr>
+          <w:rFonts w:ascii="Arial" w:hAnsi="Arial" w:cs="Arial"/>
+          <w:color w:val="1F497D" w:themeColor="text2"/>
+          <w:lang w:val="es-ES"/>
+        </w:rPr>
+        <w:t>…10</w:t>
+      </w:r>
+    </w:p>
+    <w:p>
+      <w:pPr>
+        <w:spacing w:after="0"/>
+        <w:jc w:val="both"/>
+        <w:rPr>
+          <w:rFonts w:ascii="Arial" w:hAnsi="Arial" w:cs="Arial"/>
+          <w:color w:val="1F497D" w:themeColor="text2"/>
+          <w:lang w:val="es-ES"/>
+        </w:rPr>
+      </w:pPr>
+      <w:r>
+        <w:rPr>
+          <w:rFonts w:ascii="Arial" w:hAnsi="Arial" w:cs="Arial"/>
+          <w:color w:val="1F497D" w:themeColor="text2"/>
+          <w:lang w:val="es-ES"/>
+        </w:rPr>
+        <w:tab/>
+        <w:t>3.1</w:t>
+      </w:r>
+      <w:r>
+        <w:rPr>
+          <w:rFonts w:ascii="Arial" w:hAnsi="Arial" w:cs="Arial"/>
+          <w:color w:val="1F497D" w:themeColor="text2"/>
+          <w:lang w:val="es-ES"/>
+        </w:rPr>
+        <w:t>5</w:t>
+      </w:r>
+      <w:r>
+        <w:rPr>
+          <w:rFonts w:ascii="Arial" w:hAnsi="Arial" w:cs="Arial"/>
+          <w:color w:val="1F497D" w:themeColor="text2"/>
+          <w:lang w:val="es-ES"/>
+        </w:rPr>
+        <w:t xml:space="preserve"> Historia 01</w:t>
+      </w:r>
+      <w:r>
+        <w:rPr>
+          <w:rFonts w:ascii="Arial" w:hAnsi="Arial" w:cs="Arial"/>
+          <w:color w:val="1F497D" w:themeColor="text2"/>
+          <w:lang w:val="es-ES"/>
+        </w:rPr>
+        <w:t>5</w:t>
+      </w:r>
+      <w:r>
+        <w:rPr>
+          <w:rFonts w:ascii="Arial" w:hAnsi="Arial" w:cs="Arial"/>
+          <w:color w:val="1F497D" w:themeColor="text2"/>
+          <w:lang w:val="es-ES"/>
+        </w:rPr>
+        <w:t xml:space="preserve"> – Consultar </w:t>
+      </w:r>
+      <w:r>
+        <w:rPr>
+          <w:rFonts w:ascii="Arial" w:hAnsi="Arial" w:cs="Arial"/>
+          <w:color w:val="1F497D" w:themeColor="text2"/>
+          <w:lang w:val="es-ES"/>
+        </w:rPr>
+        <w:t>explicación de alerta</w:t>
+      </w:r>
+      <w:r>
+        <w:rPr>
+          <w:rFonts w:ascii="Arial" w:hAnsi="Arial" w:cs="Arial"/>
+          <w:color w:val="1F497D" w:themeColor="text2"/>
+          <w:lang w:val="es-ES"/>
+        </w:rPr>
+        <w:t>………………………………….11</w:t>
+      </w:r>
+    </w:p>
+    <w:p>
+      <w:pPr>
+        <w:spacing w:after="0"/>
+        <w:jc w:val="both"/>
+        <w:rPr>
+          <w:rFonts w:ascii="Arial" w:hAnsi="Arial" w:cs="Arial"/>
+          <w:color w:val="1F497D" w:themeColor="text2"/>
+          <w:lang w:val="es-ES"/>
+        </w:rPr>
+      </w:pPr>
+      <w:r>
+        <w:rPr>
+          <w:rFonts w:ascii="Arial" w:hAnsi="Arial" w:cs="Arial"/>
+          <w:color w:val="1F497D" w:themeColor="text2"/>
+          <w:lang w:val="es-ES"/>
+        </w:rPr>
+        <w:tab/>
+      </w:r>
+      <w:r>
+        <w:rPr>
+          <w:rFonts w:ascii="Arial" w:hAnsi="Arial" w:cs="Arial"/>
+          <w:color w:val="1F497D" w:themeColor="text2"/>
+          <w:lang w:val="es-ES"/>
+        </w:rPr>
+        <w:tab/>
+        <w:t>3.</w:t>
+      </w:r>
+      <w:r>
+        <w:rPr>
+          <w:rFonts w:ascii="Arial" w:hAnsi="Arial" w:cs="Arial"/>
+          <w:color w:val="1F497D" w:themeColor="text2"/>
+          <w:lang w:val="es-ES"/>
+        </w:rPr>
+        <w:t>15</w:t>
+      </w:r>
+      <w:r>
+        <w:rPr>
+          <w:rFonts w:ascii="Arial" w:hAnsi="Arial" w:cs="Arial"/>
+          <w:color w:val="1F497D" w:themeColor="text2"/>
+          <w:lang w:val="es-ES"/>
+        </w:rPr>
+        <w:t xml:space="preserve">.1 </w:t>
+      </w:r>
+      <w:r>
+        <w:rPr>
+          <w:rFonts w:ascii="Arial" w:hAnsi="Arial" w:cs="Arial"/>
+          <w:color w:val="1F497D" w:themeColor="text2"/>
+          <w:lang w:val="es-ES"/>
+        </w:rPr>
+        <w:t>Definición……….</w:t>
+      </w:r>
+      <w:r>
+        <w:rPr>
+          <w:rFonts w:ascii="Arial" w:hAnsi="Arial" w:cs="Arial"/>
+          <w:color w:val="1F497D" w:themeColor="text2"/>
+        </w:rPr>
+        <w:t>..………</w:t>
+      </w:r>
+      <w:r>
+        <w:rPr>
+          <w:rFonts w:ascii="Arial" w:hAnsi="Arial" w:cs="Arial"/>
+          <w:color w:val="1F497D" w:themeColor="text2"/>
+        </w:rPr>
+        <w:t>……….</w:t>
+      </w:r>
+      <w:r>
+        <w:rPr>
+          <w:rFonts w:ascii="Arial" w:hAnsi="Arial" w:cs="Arial"/>
+          <w:color w:val="1F497D" w:themeColor="text2"/>
+        </w:rPr>
+        <w:t>………………………………………</w:t>
+      </w:r>
+      <w:r>
+        <w:rPr>
+          <w:rFonts w:ascii="Arial" w:hAnsi="Arial" w:cs="Arial"/>
+          <w:color w:val="1F497D" w:themeColor="text2"/>
+        </w:rPr>
+        <w:t>11</w:t>
+      </w:r>
+    </w:p>
+    <w:p>
+      <w:pPr>
+        <w:spacing w:after="0"/>
+        <w:jc w:val="both"/>
+        <w:rPr>
+          <w:rFonts w:ascii="Arial" w:hAnsi="Arial" w:cs="Arial"/>
+          <w:color w:val="1F497D" w:themeColor="text2"/>
+          <w:lang w:val="es-ES"/>
+        </w:rPr>
+      </w:pPr>
+      <w:r>
+        <w:rPr>
+          <w:rFonts w:ascii="Arial" w:hAnsi="Arial" w:cs="Arial"/>
+          <w:color w:val="1F497D" w:themeColor="text2"/>
+          <w:lang w:val="es-ES"/>
+        </w:rPr>
+        <w:tab/>
+      </w:r>
+      <w:r>
+        <w:rPr>
+          <w:rFonts w:ascii="Arial" w:hAnsi="Arial" w:cs="Arial"/>
+          <w:color w:val="1F497D" w:themeColor="text2"/>
+          <w:lang w:val="es-ES"/>
+        </w:rPr>
+        <w:tab/>
+        <w:t>3.</w:t>
+      </w:r>
+      <w:r>
+        <w:rPr>
+          <w:rFonts w:ascii="Arial" w:hAnsi="Arial" w:cs="Arial"/>
+          <w:color w:val="1F497D" w:themeColor="text2"/>
+          <w:lang w:val="es-ES"/>
+        </w:rPr>
+        <w:t>15</w:t>
+      </w:r>
+      <w:r>
+        <w:rPr>
+          <w:rFonts w:ascii="Arial" w:hAnsi="Arial" w:cs="Arial"/>
+          <w:color w:val="1F497D" w:themeColor="text2"/>
+          <w:lang w:val="es-ES"/>
+        </w:rPr>
+        <w:t>.</w:t>
+      </w:r>
+      <w:r>
+        <w:rPr>
+          <w:rFonts w:ascii="Arial" w:hAnsi="Arial" w:cs="Arial"/>
+          <w:color w:val="1F497D" w:themeColor="text2"/>
+          <w:lang w:val="es-ES"/>
+        </w:rPr>
+        <w:t>2</w:t>
+      </w:r>
+      <w:r>
+        <w:rPr>
+          <w:rFonts w:ascii="Arial" w:hAnsi="Arial" w:cs="Arial"/>
+          <w:color w:val="1F497D" w:themeColor="text2"/>
+          <w:lang w:val="es-ES"/>
+        </w:rPr>
+        <w:t xml:space="preserve"> </w:t>
+      </w:r>
+      <w:r>
+        <w:rPr>
+          <w:rFonts w:ascii="Arial" w:hAnsi="Arial" w:cs="Arial"/>
+          <w:color w:val="1F497D" w:themeColor="text2"/>
+          <w:lang w:val="es-ES"/>
+        </w:rPr>
+        <w:t>Criterios de aceptación…….</w:t>
+      </w:r>
+      <w:r>
+        <w:rPr>
+          <w:rFonts w:ascii="Arial" w:hAnsi="Arial" w:cs="Arial"/>
+          <w:color w:val="1F497D" w:themeColor="text2"/>
+          <w:lang w:val="es-ES"/>
+        </w:rPr>
+        <w:t>……………………………………………</w:t>
+      </w:r>
+      <w:r>
+        <w:rPr>
+          <w:rFonts w:ascii="Arial" w:hAnsi="Arial" w:cs="Arial"/>
+          <w:color w:val="1F497D" w:themeColor="text2"/>
+          <w:lang w:val="es-ES"/>
+        </w:rPr>
+        <w:t>11</w:t>
+      </w:r>
+    </w:p>
+    <w:p>
+      <w:pPr>
+        <w:spacing w:after="0"/>
+        <w:jc w:val="both"/>
+        <w:rPr>
+          <w:rFonts w:ascii="Arial" w:hAnsi="Arial" w:cs="Arial"/>
+          <w:color w:val="1F497D" w:themeColor="text2"/>
+          <w:lang w:val="es-ES"/>
+        </w:rPr>
+      </w:pPr>
+      <w:r>
+        <w:rPr>
+          <w:rFonts w:ascii="Arial" w:hAnsi="Arial" w:cs="Arial"/>
+          <w:color w:val="1F497D" w:themeColor="text2"/>
+          <w:lang w:val="es-ES"/>
+        </w:rPr>
+        <w:tab/>
+        <w:t>3.1</w:t>
+      </w:r>
+      <w:r>
+        <w:rPr>
+          <w:rFonts w:ascii="Arial" w:hAnsi="Arial" w:cs="Arial"/>
+          <w:color w:val="1F497D" w:themeColor="text2"/>
+          <w:lang w:val="es-ES"/>
+        </w:rPr>
+        <w:t>6</w:t>
+      </w:r>
+      <w:r>
+        <w:rPr>
+          <w:rFonts w:ascii="Arial" w:hAnsi="Arial" w:cs="Arial"/>
+          <w:color w:val="1F497D" w:themeColor="text2"/>
+          <w:lang w:val="es-ES"/>
+        </w:rPr>
+        <w:t xml:space="preserve"> Historia 01</w:t>
+      </w:r>
+      <w:r>
+        <w:rPr>
+          <w:rFonts w:ascii="Arial" w:hAnsi="Arial" w:cs="Arial"/>
+          <w:color w:val="1F497D" w:themeColor="text2"/>
+          <w:lang w:val="es-ES"/>
+        </w:rPr>
+        <w:t>6</w:t>
+      </w:r>
+      <w:r>
+        <w:rPr>
+          <w:rFonts w:ascii="Arial" w:hAnsi="Arial" w:cs="Arial"/>
+          <w:color w:val="1F497D" w:themeColor="text2"/>
+          <w:lang w:val="es-ES"/>
+        </w:rPr>
+        <w:t xml:space="preserve"> – </w:t>
+      </w:r>
+      <w:r>
+        <w:rPr>
+          <w:rFonts w:ascii="Arial" w:hAnsi="Arial" w:cs="Arial"/>
+          <w:color w:val="1F497D" w:themeColor="text2"/>
+          <w:lang w:val="es-ES"/>
+        </w:rPr>
+        <w:t>Registrar seguimiento</w:t>
+      </w:r>
+      <w:r>
+        <w:rPr>
+          <w:rFonts w:ascii="Arial" w:hAnsi="Arial" w:cs="Arial"/>
+          <w:color w:val="1F497D" w:themeColor="text2"/>
+          <w:lang w:val="es-ES"/>
+        </w:rPr>
+        <w:t>…………………………………………….11</w:t>
+      </w:r>
+    </w:p>
+    <w:p>
+      <w:pPr>
+        <w:spacing w:after="0"/>
+        <w:jc w:val="both"/>
+        <w:rPr>
+          <w:rFonts w:ascii="Arial" w:hAnsi="Arial" w:cs="Arial"/>
+          <w:color w:val="1F497D" w:themeColor="text2"/>
+          <w:lang w:val="es-ES"/>
+        </w:rPr>
+      </w:pPr>
+      <w:r>
+        <w:rPr>
+          <w:rFonts w:ascii="Arial" w:hAnsi="Arial" w:cs="Arial"/>
+          <w:color w:val="1F497D" w:themeColor="text2"/>
+          <w:lang w:val="es-ES"/>
+        </w:rPr>
+        <w:tab/>
+      </w:r>
+      <w:r>
+        <w:rPr>
+          <w:rFonts w:ascii="Arial" w:hAnsi="Arial" w:cs="Arial"/>
+          <w:color w:val="1F497D" w:themeColor="text2"/>
+          <w:lang w:val="es-ES"/>
+        </w:rPr>
+        <w:tab/>
+        <w:t>3.</w:t>
+      </w:r>
+      <w:r>
+        <w:rPr>
+          <w:rFonts w:ascii="Arial" w:hAnsi="Arial" w:cs="Arial"/>
+          <w:color w:val="1F497D" w:themeColor="text2"/>
+          <w:lang w:val="es-ES"/>
+        </w:rPr>
+        <w:t>16</w:t>
+      </w:r>
+      <w:r>
+        <w:rPr>
+          <w:rFonts w:ascii="Arial" w:hAnsi="Arial" w:cs="Arial"/>
+          <w:color w:val="1F497D" w:themeColor="text2"/>
+          <w:lang w:val="es-ES"/>
+        </w:rPr>
+        <w:t xml:space="preserve">.1 </w:t>
+      </w:r>
+      <w:r>
+        <w:rPr>
+          <w:rFonts w:ascii="Arial" w:hAnsi="Arial" w:cs="Arial"/>
+          <w:color w:val="1F497D" w:themeColor="text2"/>
+          <w:lang w:val="es-ES"/>
+        </w:rPr>
+        <w:t>Definición……….</w:t>
+      </w:r>
+      <w:r>
+        <w:rPr>
+          <w:rFonts w:ascii="Arial" w:hAnsi="Arial" w:cs="Arial"/>
+          <w:color w:val="1F497D" w:themeColor="text2"/>
+        </w:rPr>
+        <w:t>…..………</w:t>
+      </w:r>
+      <w:r>
+        <w:rPr>
+          <w:rFonts w:ascii="Arial" w:hAnsi="Arial" w:cs="Arial"/>
+          <w:color w:val="1F497D" w:themeColor="text2"/>
+        </w:rPr>
+        <w:t>……….</w:t>
+      </w:r>
+      <w:r>
+        <w:rPr>
+          <w:rFonts w:ascii="Arial" w:hAnsi="Arial" w:cs="Arial"/>
+          <w:color w:val="1F497D" w:themeColor="text2"/>
+        </w:rPr>
+        <w:t>……………………………………</w:t>
+      </w:r>
+      <w:r>
+        <w:rPr>
+          <w:rFonts w:ascii="Arial" w:hAnsi="Arial" w:cs="Arial"/>
+          <w:color w:val="1F497D" w:themeColor="text2"/>
+        </w:rPr>
+        <w:t>11</w:t>
+      </w:r>
+    </w:p>
+    <w:p>
+      <w:pPr>
+        <w:spacing w:after="0"/>
+        <w:jc w:val="both"/>
+        <w:rPr>
+          <w:rFonts w:ascii="Arial" w:hAnsi="Arial" w:cs="Arial"/>
+          <w:color w:val="1F497D" w:themeColor="text2"/>
+          <w:lang w:val="es-ES"/>
+        </w:rPr>
+      </w:pPr>
+      <w:r>
+        <w:rPr>
+          <w:rFonts w:ascii="Arial" w:hAnsi="Arial" w:cs="Arial"/>
+          <w:color w:val="1F497D" w:themeColor="text2"/>
+          <w:lang w:val="es-ES"/>
+        </w:rPr>
+        <w:tab/>
+      </w:r>
+      <w:r>
+        <w:rPr>
+          <w:rFonts w:ascii="Arial" w:hAnsi="Arial" w:cs="Arial"/>
+          <w:color w:val="1F497D" w:themeColor="text2"/>
+          <w:lang w:val="es-ES"/>
+        </w:rPr>
+        <w:tab/>
+        <w:t>3.</w:t>
+      </w:r>
+      <w:r>
+        <w:rPr>
+          <w:rFonts w:ascii="Arial" w:hAnsi="Arial" w:cs="Arial"/>
+          <w:color w:val="1F497D" w:themeColor="text2"/>
+          <w:lang w:val="es-ES"/>
+        </w:rPr>
+        <w:t>16</w:t>
+      </w:r>
+      <w:r>
+        <w:rPr>
+          <w:rFonts w:ascii="Arial" w:hAnsi="Arial" w:cs="Arial"/>
+          <w:color w:val="1F497D" w:themeColor="text2"/>
+          <w:lang w:val="es-ES"/>
+        </w:rPr>
+        <w:t>.</w:t>
+      </w:r>
+      <w:r>
+        <w:rPr>
+          <w:rFonts w:ascii="Arial" w:hAnsi="Arial" w:cs="Arial"/>
+          <w:color w:val="1F497D" w:themeColor="text2"/>
+          <w:lang w:val="es-ES"/>
+        </w:rPr>
+        <w:t>2</w:t>
+      </w:r>
+      <w:r>
+        <w:rPr>
+          <w:rFonts w:ascii="Arial" w:hAnsi="Arial" w:cs="Arial"/>
+          <w:color w:val="1F497D" w:themeColor="text2"/>
+          <w:lang w:val="es-ES"/>
+        </w:rPr>
+        <w:t xml:space="preserve"> </w:t>
+      </w:r>
+      <w:r>
+        <w:rPr>
+          <w:rFonts w:ascii="Arial" w:hAnsi="Arial" w:cs="Arial"/>
+          <w:color w:val="1F497D" w:themeColor="text2"/>
+          <w:lang w:val="es-ES"/>
+        </w:rPr>
+        <w:t>Criterios de aceptación…….</w:t>
+      </w:r>
+      <w:r>
+        <w:rPr>
+          <w:rFonts w:ascii="Arial" w:hAnsi="Arial" w:cs="Arial"/>
+          <w:color w:val="1F497D" w:themeColor="text2"/>
+          <w:lang w:val="es-ES"/>
+        </w:rPr>
+        <w:t>…………………………………………</w:t>
+      </w:r>
+      <w:r>
+        <w:rPr>
+          <w:rFonts w:ascii="Arial" w:hAnsi="Arial" w:cs="Arial"/>
+          <w:color w:val="1F497D" w:themeColor="text2"/>
+          <w:lang w:val="es-ES"/>
+        </w:rPr>
+        <w:t>…</w:t>
+      </w:r>
+      <w:r>
+        <w:rPr>
+          <w:rFonts w:ascii="Arial" w:hAnsi="Arial" w:cs="Arial"/>
+          <w:color w:val="1F497D" w:themeColor="text2"/>
+          <w:lang w:val="es-ES"/>
+        </w:rPr>
+        <w:t>11</w:t>
+      </w:r>
+    </w:p>
+    <w:p>
+      <w:pPr>
+        <w:spacing w:after="0"/>
+        <w:jc w:val="both"/>
+        <w:rPr>
+          <w:rFonts w:ascii="Arial" w:hAnsi="Arial" w:cs="Arial"/>
+          <w:color w:val="1F497D" w:themeColor="text2"/>
+          <w:lang w:val="es-ES"/>
+        </w:rPr>
+      </w:pPr>
+      <w:r>
+        <w:rPr>
+          <w:rFonts w:ascii="Arial" w:hAnsi="Arial" w:cs="Arial"/>
+          <w:color w:val="1F497D" w:themeColor="text2"/>
+          <w:lang w:val="es-ES"/>
+        </w:rPr>
+        <w:tab/>
+        <w:t>3.1</w:t>
+      </w:r>
+      <w:r>
+        <w:rPr>
+          <w:rFonts w:ascii="Arial" w:hAnsi="Arial" w:cs="Arial"/>
+          <w:color w:val="1F497D" w:themeColor="text2"/>
+          <w:lang w:val="es-ES"/>
+        </w:rPr>
+        <w:t>7</w:t>
+      </w:r>
+      <w:r>
+        <w:rPr>
+          <w:rFonts w:ascii="Arial" w:hAnsi="Arial" w:cs="Arial"/>
+          <w:color w:val="1F497D" w:themeColor="text2"/>
+          <w:lang w:val="es-ES"/>
+        </w:rPr>
+        <w:t xml:space="preserve"> Historia 01</w:t>
+      </w:r>
+      <w:r>
+        <w:rPr>
+          <w:rFonts w:ascii="Arial" w:hAnsi="Arial" w:cs="Arial"/>
+          <w:color w:val="1F497D" w:themeColor="text2"/>
+          <w:lang w:val="es-ES"/>
+        </w:rPr>
+        <w:t>7</w:t>
+      </w:r>
+      <w:r>
+        <w:rPr>
+          <w:rFonts w:ascii="Arial" w:hAnsi="Arial" w:cs="Arial"/>
+          <w:color w:val="1F497D" w:themeColor="text2"/>
+          <w:lang w:val="es-ES"/>
+        </w:rPr>
+        <w:t xml:space="preserve"> – </w:t>
+      </w:r>
+      <w:r>
+        <w:rPr>
+          <w:rFonts w:ascii="Arial" w:hAnsi="Arial" w:cs="Arial"/>
+          <w:color w:val="1F497D" w:themeColor="text2"/>
+          <w:lang w:val="es-ES"/>
+        </w:rPr>
+        <w:t>Clasificar resultado del seguimiento</w:t>
+      </w:r>
+      <w:r>
+        <w:rPr>
+          <w:rFonts w:ascii="Arial" w:hAnsi="Arial" w:cs="Arial"/>
+          <w:color w:val="1F497D" w:themeColor="text2"/>
+          <w:lang w:val="es-ES"/>
+        </w:rPr>
+        <w:t>…………………………….12</w:t>
+      </w:r>
+    </w:p>
+    <w:p>
+      <w:pPr>
+        <w:spacing w:after="0"/>
+        <w:jc w:val="both"/>
+        <w:rPr>
+          <w:rFonts w:ascii="Arial" w:hAnsi="Arial" w:cs="Arial"/>
+          <w:color w:val="1F497D" w:themeColor="text2"/>
+          <w:lang w:val="es-ES"/>
+        </w:rPr>
+      </w:pPr>
+      <w:r>
+        <w:rPr>
+          <w:rFonts w:ascii="Arial" w:hAnsi="Arial" w:cs="Arial"/>
+          <w:color w:val="1F497D" w:themeColor="text2"/>
+          <w:lang w:val="es-ES"/>
+        </w:rPr>
+        <w:tab/>
+      </w:r>
+      <w:r>
+        <w:rPr>
+          <w:rFonts w:ascii="Arial" w:hAnsi="Arial" w:cs="Arial"/>
+          <w:color w:val="1F497D" w:themeColor="text2"/>
+          <w:lang w:val="es-ES"/>
+        </w:rPr>
+        <w:tab/>
+        <w:t>3.</w:t>
+      </w:r>
+      <w:r>
+        <w:rPr>
+          <w:rFonts w:ascii="Arial" w:hAnsi="Arial" w:cs="Arial"/>
+          <w:color w:val="1F497D" w:themeColor="text2"/>
+          <w:lang w:val="es-ES"/>
+        </w:rPr>
+        <w:t>17</w:t>
+      </w:r>
+      <w:r>
+        <w:rPr>
+          <w:rFonts w:ascii="Arial" w:hAnsi="Arial" w:cs="Arial"/>
+          <w:color w:val="1F497D" w:themeColor="text2"/>
+          <w:lang w:val="es-ES"/>
+        </w:rPr>
+        <w:t xml:space="preserve">.1 </w:t>
+      </w:r>
+      <w:r>
+        <w:rPr>
+          <w:rFonts w:ascii="Arial" w:hAnsi="Arial" w:cs="Arial"/>
+          <w:color w:val="1F497D" w:themeColor="text2"/>
+          <w:lang w:val="es-ES"/>
+        </w:rPr>
+        <w:t>Definición……….</w:t>
+      </w:r>
+      <w:r>
+        <w:rPr>
+          <w:rFonts w:ascii="Arial" w:hAnsi="Arial" w:cs="Arial"/>
+          <w:color w:val="1F497D" w:themeColor="text2"/>
+        </w:rPr>
+        <w:t>…..………</w:t>
+      </w:r>
+      <w:r>
+        <w:rPr>
+          <w:rFonts w:ascii="Arial" w:hAnsi="Arial" w:cs="Arial"/>
+          <w:color w:val="1F497D" w:themeColor="text2"/>
+        </w:rPr>
+        <w:t>……….</w:t>
+      </w:r>
+      <w:r>
+        <w:rPr>
+          <w:rFonts w:ascii="Arial" w:hAnsi="Arial" w:cs="Arial"/>
+          <w:color w:val="1F497D" w:themeColor="text2"/>
+        </w:rPr>
+        <w:t>……………………………………</w:t>
+      </w:r>
+      <w:r>
+        <w:rPr>
+          <w:rFonts w:ascii="Arial" w:hAnsi="Arial" w:cs="Arial"/>
+          <w:color w:val="1F497D" w:themeColor="text2"/>
+        </w:rPr>
+        <w:t>12</w:t>
+      </w:r>
+    </w:p>
+    <w:p>
+      <w:pPr>
+        <w:spacing w:after="0"/>
+        <w:jc w:val="both"/>
+        <w:rPr>
+          <w:rFonts w:ascii="Arial" w:hAnsi="Arial" w:cs="Arial"/>
+          <w:color w:val="1F497D" w:themeColor="text2"/>
+          <w:lang w:val="es-ES"/>
+        </w:rPr>
+      </w:pPr>
+      <w:r>
+        <w:rPr>
+          <w:rFonts w:ascii="Arial" w:hAnsi="Arial" w:cs="Arial"/>
+          <w:color w:val="1F497D" w:themeColor="text2"/>
+          <w:lang w:val="es-ES"/>
+        </w:rPr>
+        <w:tab/>
+      </w:r>
+      <w:r>
+        <w:rPr>
+          <w:rFonts w:ascii="Arial" w:hAnsi="Arial" w:cs="Arial"/>
+          <w:color w:val="1F497D" w:themeColor="text2"/>
+          <w:lang w:val="es-ES"/>
+        </w:rPr>
+        <w:tab/>
+        <w:t>3.</w:t>
+      </w:r>
+      <w:r>
+        <w:rPr>
+          <w:rFonts w:ascii="Arial" w:hAnsi="Arial" w:cs="Arial"/>
+          <w:color w:val="1F497D" w:themeColor="text2"/>
+          <w:lang w:val="es-ES"/>
+        </w:rPr>
+        <w:t>17</w:t>
+      </w:r>
+      <w:r>
+        <w:rPr>
+          <w:rFonts w:ascii="Arial" w:hAnsi="Arial" w:cs="Arial"/>
+          <w:color w:val="1F497D" w:themeColor="text2"/>
+          <w:lang w:val="es-ES"/>
+        </w:rPr>
+        <w:t>.</w:t>
+      </w:r>
+      <w:r>
+        <w:rPr>
+          <w:rFonts w:ascii="Arial" w:hAnsi="Arial" w:cs="Arial"/>
+          <w:color w:val="1F497D" w:themeColor="text2"/>
+          <w:lang w:val="es-ES"/>
+        </w:rPr>
+        <w:t>2</w:t>
+      </w:r>
+      <w:r>
+        <w:rPr>
+          <w:rFonts w:ascii="Arial" w:hAnsi="Arial" w:cs="Arial"/>
+          <w:color w:val="1F497D" w:themeColor="text2"/>
+          <w:lang w:val="es-ES"/>
+        </w:rPr>
+        <w:t xml:space="preserve"> </w:t>
+      </w:r>
+      <w:r>
+        <w:rPr>
+          <w:rFonts w:ascii="Arial" w:hAnsi="Arial" w:cs="Arial"/>
+          <w:color w:val="1F497D" w:themeColor="text2"/>
+          <w:lang w:val="es-ES"/>
+        </w:rPr>
+        <w:t>Criterios de aceptación…….</w:t>
+      </w:r>
+      <w:r>
+        <w:rPr>
+          <w:rFonts w:ascii="Arial" w:hAnsi="Arial" w:cs="Arial"/>
+          <w:color w:val="1F497D" w:themeColor="text2"/>
+          <w:lang w:val="es-ES"/>
+        </w:rPr>
+        <w:t>…………………………………………</w:t>
+      </w:r>
+      <w:r>
+        <w:rPr>
+          <w:rFonts w:ascii="Arial" w:hAnsi="Arial" w:cs="Arial"/>
+          <w:color w:val="1F497D" w:themeColor="text2"/>
+          <w:lang w:val="es-ES"/>
+        </w:rPr>
+        <w:t>…</w:t>
+      </w:r>
+      <w:r>
+        <w:rPr>
+          <w:rFonts w:ascii="Arial" w:hAnsi="Arial" w:cs="Arial"/>
+          <w:color w:val="1F497D" w:themeColor="text2"/>
+          <w:lang w:val="es-ES"/>
+        </w:rPr>
+        <w:t>12</w:t>
+      </w:r>
+    </w:p>
+    <w:p>
+      <w:pPr>
+        <w:spacing w:after="0"/>
+        <w:jc w:val="both"/>
+        <w:rPr>
+          <w:rFonts w:ascii="Arial" w:hAnsi="Arial" w:cs="Arial"/>
+          <w:color w:val="1F497D" w:themeColor="text2"/>
+          <w:lang w:val="es-ES"/>
+        </w:rPr>
+      </w:pPr>
+      <w:r>
+        <w:rPr>
+          <w:rFonts w:ascii="Arial" w:hAnsi="Arial" w:cs="Arial"/>
+          <w:color w:val="1F497D" w:themeColor="text2"/>
+          <w:lang w:val="es-ES"/>
+        </w:rPr>
+        <w:tab/>
+        <w:t>3.1</w:t>
+      </w:r>
+      <w:r>
+        <w:rPr>
+          <w:rFonts w:ascii="Arial" w:hAnsi="Arial" w:cs="Arial"/>
+          <w:color w:val="1F497D" w:themeColor="text2"/>
+          <w:lang w:val="es-ES"/>
+        </w:rPr>
+        <w:t>8</w:t>
+      </w:r>
+      <w:r>
+        <w:rPr>
+          <w:rFonts w:ascii="Arial" w:hAnsi="Arial" w:cs="Arial"/>
+          <w:color w:val="1F497D" w:themeColor="text2"/>
+          <w:lang w:val="es-ES"/>
+        </w:rPr>
+        <w:t xml:space="preserve"> Historia 01</w:t>
+      </w:r>
+      <w:r>
+        <w:rPr>
+          <w:rFonts w:ascii="Arial" w:hAnsi="Arial" w:cs="Arial"/>
+          <w:color w:val="1F497D" w:themeColor="text2"/>
+          <w:lang w:val="es-ES"/>
+        </w:rPr>
+        <w:t>8</w:t>
+      </w:r>
+      <w:r>
+        <w:rPr>
+          <w:rFonts w:ascii="Arial" w:hAnsi="Arial" w:cs="Arial"/>
+          <w:color w:val="1F497D" w:themeColor="text2"/>
+          <w:lang w:val="es-ES"/>
+        </w:rPr>
+        <w:t xml:space="preserve"> – Consultar </w:t>
+      </w:r>
+      <w:r>
+        <w:rPr>
+          <w:rFonts w:ascii="Arial" w:hAnsi="Arial" w:cs="Arial"/>
+          <w:color w:val="1F497D" w:themeColor="text2"/>
+          <w:lang w:val="es-ES"/>
+        </w:rPr>
+        <w:t>historial y evolución</w:t>
+      </w:r>
+      <w:r>
+        <w:rPr>
+          <w:rFonts w:ascii="Arial" w:hAnsi="Arial" w:cs="Arial"/>
+          <w:color w:val="1F497D" w:themeColor="text2"/>
+          <w:lang w:val="es-ES"/>
+        </w:rPr>
+        <w:t>…………………………………...12</w:t>
+      </w:r>
+    </w:p>
+    <w:p>
+      <w:pPr>
+        <w:spacing w:after="0"/>
+        <w:jc w:val="both"/>
+        <w:rPr>
+          <w:rFonts w:ascii="Arial" w:hAnsi="Arial" w:cs="Arial"/>
+          <w:color w:val="1F497D" w:themeColor="text2"/>
+          <w:lang w:val="es-ES"/>
+        </w:rPr>
+      </w:pPr>
+      <w:r>
+        <w:rPr>
+          <w:rFonts w:ascii="Arial" w:hAnsi="Arial" w:cs="Arial"/>
+          <w:color w:val="1F497D" w:themeColor="text2"/>
+          <w:lang w:val="es-ES"/>
+        </w:rPr>
+        <w:tab/>
+      </w:r>
+      <w:r>
+        <w:rPr>
+          <w:rFonts w:ascii="Arial" w:hAnsi="Arial" w:cs="Arial"/>
+          <w:color w:val="1F497D" w:themeColor="text2"/>
+          <w:lang w:val="es-ES"/>
+        </w:rPr>
+        <w:tab/>
+        <w:t>3.</w:t>
+      </w:r>
+      <w:r>
+        <w:rPr>
+          <w:rFonts w:ascii="Arial" w:hAnsi="Arial" w:cs="Arial"/>
+          <w:color w:val="1F497D" w:themeColor="text2"/>
+          <w:lang w:val="es-ES"/>
+        </w:rPr>
+        <w:t>18</w:t>
+      </w:r>
+      <w:r>
+        <w:rPr>
+          <w:rFonts w:ascii="Arial" w:hAnsi="Arial" w:cs="Arial"/>
+          <w:color w:val="1F497D" w:themeColor="text2"/>
+          <w:lang w:val="es-ES"/>
+        </w:rPr>
+        <w:t xml:space="preserve">.1 </w:t>
+      </w:r>
+      <w:r>
+        <w:rPr>
+          <w:rFonts w:ascii="Arial" w:hAnsi="Arial" w:cs="Arial"/>
+          <w:color w:val="1F497D" w:themeColor="text2"/>
+          <w:lang w:val="es-ES"/>
+        </w:rPr>
+        <w:t>Definición……….</w:t>
+      </w:r>
+      <w:r>
+        <w:rPr>
+          <w:rFonts w:ascii="Arial" w:hAnsi="Arial" w:cs="Arial"/>
+          <w:color w:val="1F497D" w:themeColor="text2"/>
+        </w:rPr>
+        <w:t>…..………</w:t>
+      </w:r>
+      <w:r>
+        <w:rPr>
+          <w:rFonts w:ascii="Arial" w:hAnsi="Arial" w:cs="Arial"/>
+          <w:color w:val="1F497D" w:themeColor="text2"/>
+        </w:rPr>
+        <w:t>……….</w:t>
+      </w:r>
+      <w:r>
+        <w:rPr>
+          <w:rFonts w:ascii="Arial" w:hAnsi="Arial" w:cs="Arial"/>
+          <w:color w:val="1F497D" w:themeColor="text2"/>
+        </w:rPr>
+        <w:t>……………………………………</w:t>
+      </w:r>
+      <w:r>
+        <w:rPr>
+          <w:rFonts w:ascii="Arial" w:hAnsi="Arial" w:cs="Arial"/>
+          <w:color w:val="1F497D" w:themeColor="text2"/>
+        </w:rPr>
+        <w:t>12</w:t>
+      </w:r>
+    </w:p>
+    <w:p>
+      <w:pPr>
+        <w:spacing w:after="0"/>
+        <w:jc w:val="both"/>
+        <w:rPr>
+          <w:rFonts w:ascii="Arial" w:hAnsi="Arial" w:cs="Arial"/>
+          <w:color w:val="1F497D" w:themeColor="text2"/>
+          <w:lang w:val="es-ES"/>
+        </w:rPr>
+      </w:pPr>
+      <w:r>
+        <w:rPr>
+          <w:rFonts w:ascii="Arial" w:hAnsi="Arial" w:cs="Arial"/>
+          <w:color w:val="1F497D" w:themeColor="text2"/>
+          <w:lang w:val="es-ES"/>
+        </w:rPr>
+        <w:tab/>
+      </w:r>
+      <w:r>
+        <w:rPr>
+          <w:rFonts w:ascii="Arial" w:hAnsi="Arial" w:cs="Arial"/>
+          <w:color w:val="1F497D" w:themeColor="text2"/>
+          <w:lang w:val="es-ES"/>
+        </w:rPr>
+        <w:tab/>
+        <w:t>3.</w:t>
+      </w:r>
+      <w:r>
+        <w:rPr>
+          <w:rFonts w:ascii="Arial" w:hAnsi="Arial" w:cs="Arial"/>
+          <w:color w:val="1F497D" w:themeColor="text2"/>
+          <w:lang w:val="es-ES"/>
+        </w:rPr>
+        <w:t>18</w:t>
+      </w:r>
+      <w:r>
+        <w:rPr>
+          <w:rFonts w:ascii="Arial" w:hAnsi="Arial" w:cs="Arial"/>
+          <w:color w:val="1F497D" w:themeColor="text2"/>
+          <w:lang w:val="es-ES"/>
+        </w:rPr>
+        <w:t>.</w:t>
+      </w:r>
+      <w:r>
+        <w:rPr>
+          <w:rFonts w:ascii="Arial" w:hAnsi="Arial" w:cs="Arial"/>
+          <w:color w:val="1F497D" w:themeColor="text2"/>
+          <w:lang w:val="es-ES"/>
+        </w:rPr>
+        <w:t>2</w:t>
+      </w:r>
+      <w:r>
+        <w:rPr>
+          <w:rFonts w:ascii="Arial" w:hAnsi="Arial" w:cs="Arial"/>
+          <w:color w:val="1F497D" w:themeColor="text2"/>
+          <w:lang w:val="es-ES"/>
+        </w:rPr>
+        <w:t xml:space="preserve"> </w:t>
+      </w:r>
+      <w:r>
+        <w:rPr>
+          <w:rFonts w:ascii="Arial" w:hAnsi="Arial" w:cs="Arial"/>
+          <w:color w:val="1F497D" w:themeColor="text2"/>
+          <w:lang w:val="es-ES"/>
+        </w:rPr>
+        <w:t>Criterios de aceptación…….</w:t>
+      </w:r>
+      <w:r>
+        <w:rPr>
+          <w:rFonts w:ascii="Arial" w:hAnsi="Arial" w:cs="Arial"/>
+          <w:color w:val="1F497D" w:themeColor="text2"/>
+          <w:lang w:val="es-ES"/>
+        </w:rPr>
+        <w:t>…………………………………………</w:t>
+      </w:r>
+      <w:r>
+        <w:rPr>
+          <w:rFonts w:ascii="Arial" w:hAnsi="Arial" w:cs="Arial"/>
+          <w:color w:val="1F497D" w:themeColor="text2"/>
+          <w:lang w:val="es-ES"/>
+        </w:rPr>
+        <w:t>…</w:t>
+      </w:r>
+      <w:r>
+        <w:rPr>
+          <w:rFonts w:ascii="Arial" w:hAnsi="Arial" w:cs="Arial"/>
+          <w:color w:val="1F497D" w:themeColor="text2"/>
+          <w:lang w:val="es-ES"/>
+        </w:rPr>
+        <w:t>12</w:t>
+      </w:r>
+    </w:p>
+    <w:p>
+      <w:pPr>
+        <w:spacing w:after="0"/>
+        <w:jc w:val="both"/>
+        <w:rPr>
+          <w:rFonts w:ascii="Arial" w:hAnsi="Arial" w:cs="Arial"/>
+          <w:color w:val="1F497D" w:themeColor="text2"/>
+          <w:lang w:val="es-ES"/>
+        </w:rPr>
+      </w:pPr>
+    </w:p>
     <w:p>
       <w:pPr>
         <w:pStyle w:val="Ttulo1"/>
@@ -2499,7 +5358,6 @@
                 <w:szCs w:val="24"/>
                 <w:lang w:val="es-ES" w:eastAsia="es-ES"/>
               </w:rPr>
-              <w:lastRenderedPageBreak/>
               <w:t>Benjamin Tapia Vergara</w:t>
             </w:r>
           </w:p>
@@ -2736,6 +5594,7 @@
                 <w:szCs w:val="24"/>
                 <w:lang w:val="es-ES" w:eastAsia="es-ES"/>
               </w:rPr>
+              <w:lastRenderedPageBreak/>
               <w:t>Benjamin Tapia Vergara</w:t>
             </w:r>
           </w:p>
@@ -3114,7 +5973,18 @@
           <w:szCs w:val="32"/>
         </w:rPr>
         <w:lastRenderedPageBreak/>
-        <w:t>4 Historias de Usuario</w:t>
+        <w:t>3</w:t>
+      </w:r>
+      <w:r>
+        <w:rPr>
+          <w:rFonts w:ascii="Arial" w:eastAsiaTheme="majorEastAsia" w:hAnsi="Arial" w:cs="Arial"/>
+          <w:b/>
+          <w:bCs/>
+          <w:color w:val="1F497D" w:themeColor="text2"/>
+          <w:sz w:val="32"/>
+          <w:szCs w:val="32"/>
+        </w:rPr>
+        <w:t xml:space="preserve"> Historias de Usuario</w:t>
       </w:r>
     </w:p>
     <w:p>
@@ -3138,7 +6008,18 @@
           <w:sz w:val="26"/>
           <w:szCs w:val="26"/>
         </w:rPr>
-        <w:t xml:space="preserve">4.1 Historia 001 – Iniciar </w:t>
+        <w:t>3</w:t>
+      </w:r>
+      <w:r>
+        <w:rPr>
+          <w:rFonts w:ascii="Arial" w:eastAsiaTheme="majorEastAsia" w:hAnsi="Arial" w:cs="Arial"/>
+          <w:b/>
+          <w:bCs/>
+          <w:color w:val="1F497D" w:themeColor="text2"/>
+          <w:sz w:val="26"/>
+          <w:szCs w:val="26"/>
+        </w:rPr>
+        <w:t xml:space="preserve">.1 Historia 001 – Iniciar </w:t>
       </w:r>
       <w:r>
         <w:rPr>
@@ -3184,7 +6065,18 @@
           <w:sz w:val="26"/>
           <w:szCs w:val="26"/>
         </w:rPr>
-        <w:t>4.1.1 Definición</w:t>
+        <w:t>3</w:t>
+      </w:r>
+      <w:r>
+        <w:rPr>
+          <w:rFonts w:ascii="Arial" w:eastAsiaTheme="majorEastAsia" w:hAnsi="Arial" w:cs="Arial"/>
+          <w:b/>
+          <w:bCs/>
+          <w:color w:val="1F497D" w:themeColor="text2"/>
+          <w:sz w:val="26"/>
+          <w:szCs w:val="26"/>
+        </w:rPr>
+        <w:t>.1.1 Definición</w:t>
       </w:r>
     </w:p>
     <w:p>
@@ -3231,7 +6123,18 @@
           <w:sz w:val="26"/>
           <w:szCs w:val="26"/>
         </w:rPr>
-        <w:t xml:space="preserve">4.1.2 Criterios de </w:t>
+        <w:t>3</w:t>
+      </w:r>
+      <w:r>
+        <w:rPr>
+          <w:rFonts w:ascii="Arial" w:eastAsiaTheme="majorEastAsia" w:hAnsi="Arial" w:cs="Arial"/>
+          <w:b/>
+          <w:bCs/>
+          <w:color w:val="1F497D" w:themeColor="text2"/>
+          <w:sz w:val="26"/>
+          <w:szCs w:val="26"/>
+        </w:rPr>
+        <w:t xml:space="preserve">.1.2 Criterios de </w:t>
       </w:r>
       <w:r>
         <w:rPr>
@@ -3450,7 +6353,18 @@
           <w:sz w:val="26"/>
           <w:szCs w:val="26"/>
         </w:rPr>
-        <w:t>4.2 Historia 002 – Gestionar usuarios</w:t>
+        <w:t>3</w:t>
+      </w:r>
+      <w:r>
+        <w:rPr>
+          <w:rFonts w:ascii="Arial" w:eastAsiaTheme="majorEastAsia" w:hAnsi="Arial" w:cs="Arial"/>
+          <w:b/>
+          <w:bCs/>
+          <w:color w:val="1F497D" w:themeColor="text2"/>
+          <w:sz w:val="26"/>
+          <w:szCs w:val="26"/>
+        </w:rPr>
+        <w:t>.2 Historia 002 – Gestionar usuarios</w:t>
       </w:r>
     </w:p>
     <w:p>
@@ -3474,7 +6388,18 @@
           <w:sz w:val="26"/>
           <w:szCs w:val="26"/>
         </w:rPr>
-        <w:t>4.2.1 Definición</w:t>
+        <w:t>3</w:t>
+      </w:r>
+      <w:r>
+        <w:rPr>
+          <w:rFonts w:ascii="Arial" w:eastAsiaTheme="majorEastAsia" w:hAnsi="Arial" w:cs="Arial"/>
+          <w:b/>
+          <w:bCs/>
+          <w:color w:val="1F497D" w:themeColor="text2"/>
+          <w:sz w:val="26"/>
+          <w:szCs w:val="26"/>
+        </w:rPr>
+        <w:t>.2.1 Definición</w:t>
       </w:r>
     </w:p>
     <w:p>
@@ -3514,7 +6439,18 @@
           <w:sz w:val="26"/>
           <w:szCs w:val="26"/>
         </w:rPr>
-        <w:t>4.2.2 Criterios de aceptación</w:t>
+        <w:t>3</w:t>
+      </w:r>
+      <w:r>
+        <w:rPr>
+          <w:rFonts w:ascii="Arial" w:eastAsiaTheme="majorEastAsia" w:hAnsi="Arial" w:cs="Arial"/>
+          <w:b/>
+          <w:bCs/>
+          <w:color w:val="1F497D" w:themeColor="text2"/>
+          <w:sz w:val="26"/>
+          <w:szCs w:val="26"/>
+        </w:rPr>
+        <w:t>.2.2 Criterios de aceptación</w:t>
       </w:r>
     </w:p>
     <w:p>
@@ -3821,17 +6757,6 @@
           <w:szCs w:val="26"/>
         </w:rPr>
         <w:lastRenderedPageBreak/>
-        <w:t>4.</w:t>
-      </w:r>
-      <w:r>
-        <w:rPr>
-          <w:rFonts w:ascii="Arial" w:eastAsiaTheme="majorEastAsia" w:hAnsi="Arial" w:cs="Arial"/>
-          <w:b/>
-          <w:bCs/>
-          <w:color w:val="1F497D" w:themeColor="text2"/>
-          <w:sz w:val="26"/>
-          <w:szCs w:val="26"/>
-        </w:rPr>
         <w:t>3</w:t>
       </w:r>
       <w:r>
@@ -3843,6 +6768,28 @@
           <w:sz w:val="26"/>
           <w:szCs w:val="26"/>
         </w:rPr>
+        <w:t>.</w:t>
+      </w:r>
+      <w:r>
+        <w:rPr>
+          <w:rFonts w:ascii="Arial" w:eastAsiaTheme="majorEastAsia" w:hAnsi="Arial" w:cs="Arial"/>
+          <w:b/>
+          <w:bCs/>
+          <w:color w:val="1F497D" w:themeColor="text2"/>
+          <w:sz w:val="26"/>
+          <w:szCs w:val="26"/>
+        </w:rPr>
+        <w:t>3</w:t>
+      </w:r>
+      <w:r>
+        <w:rPr>
+          <w:rFonts w:ascii="Arial" w:eastAsiaTheme="majorEastAsia" w:hAnsi="Arial" w:cs="Arial"/>
+          <w:b/>
+          <w:bCs/>
+          <w:color w:val="1F497D" w:themeColor="text2"/>
+          <w:sz w:val="26"/>
+          <w:szCs w:val="26"/>
+        </w:rPr>
         <w:t xml:space="preserve"> Historia 00</w:t>
       </w:r>
       <w:r>
@@ -3900,7 +6847,18 @@
           <w:sz w:val="26"/>
           <w:szCs w:val="26"/>
         </w:rPr>
-        <w:t>4.3.1 Definición</w:t>
+        <w:t>3</w:t>
+      </w:r>
+      <w:r>
+        <w:rPr>
+          <w:rFonts w:ascii="Arial" w:eastAsiaTheme="majorEastAsia" w:hAnsi="Arial" w:cs="Arial"/>
+          <w:b/>
+          <w:bCs/>
+          <w:color w:val="1F497D" w:themeColor="text2"/>
+          <w:sz w:val="26"/>
+          <w:szCs w:val="26"/>
+        </w:rPr>
+        <w:t>.3.1 Definición</w:t>
       </w:r>
     </w:p>
     <w:p>
@@ -3947,40 +6905,18 @@
           <w:sz w:val="26"/>
           <w:szCs w:val="26"/>
         </w:rPr>
-        <w:t>4.3.</w:t>
-      </w:r>
-      <w:r>
-        <w:rPr>
-          <w:rFonts w:ascii="Arial" w:eastAsiaTheme="majorEastAsia" w:hAnsi="Arial" w:cs="Arial"/>
-          <w:b/>
-          <w:bCs/>
-          <w:color w:val="1F497D" w:themeColor="text2"/>
-          <w:sz w:val="26"/>
-          <w:szCs w:val="26"/>
-        </w:rPr>
-        <w:t>2</w:t>
-      </w:r>
-      <w:r>
-        <w:rPr>
-          <w:rFonts w:ascii="Arial" w:eastAsiaTheme="majorEastAsia" w:hAnsi="Arial" w:cs="Arial"/>
-          <w:b/>
-          <w:bCs/>
-          <w:color w:val="1F497D" w:themeColor="text2"/>
-          <w:sz w:val="26"/>
-          <w:szCs w:val="26"/>
-        </w:rPr>
-        <w:t xml:space="preserve"> </w:t>
-      </w:r>
-      <w:r>
-        <w:rPr>
-          <w:rFonts w:ascii="Arial" w:eastAsiaTheme="majorEastAsia" w:hAnsi="Arial" w:cs="Arial"/>
-          <w:b/>
-          <w:bCs/>
-          <w:color w:val="1F497D" w:themeColor="text2"/>
-          <w:sz w:val="26"/>
-          <w:szCs w:val="26"/>
-        </w:rPr>
-        <w:t>Criterios de aceptación</w:t>
+        <w:t>3</w:t>
+      </w:r>
+      <w:r>
+        <w:rPr>
+          <w:rFonts w:ascii="Arial" w:eastAsiaTheme="majorEastAsia" w:hAnsi="Arial" w:cs="Arial"/>
+          <w:b/>
+          <w:bCs/>
+          <w:color w:val="1F497D" w:themeColor="text2"/>
+          <w:sz w:val="26"/>
+          <w:szCs w:val="26"/>
+        </w:rPr>
+        <w:t>.3.2 Criterios de aceptación</w:t>
       </w:r>
     </w:p>
     <w:p>
@@ -4109,7 +7045,18 @@
           <w:sz w:val="26"/>
           <w:szCs w:val="26"/>
         </w:rPr>
-        <w:t>4.</w:t>
+        <w:t>3</w:t>
+      </w:r>
+      <w:r>
+        <w:rPr>
+          <w:rFonts w:ascii="Arial" w:eastAsiaTheme="majorEastAsia" w:hAnsi="Arial" w:cs="Arial"/>
+          <w:b/>
+          <w:bCs/>
+          <w:color w:val="1F497D" w:themeColor="text2"/>
+          <w:sz w:val="26"/>
+          <w:szCs w:val="26"/>
+        </w:rPr>
+        <w:t>.</w:t>
       </w:r>
       <w:r>
         <w:rPr>
@@ -4164,18 +7111,7 @@
           <w:sz w:val="26"/>
           <w:szCs w:val="26"/>
         </w:rPr>
-        <w:t>C</w:t>
-      </w:r>
-      <w:r>
-        <w:rPr>
-          <w:rFonts w:ascii="Arial" w:eastAsiaTheme="majorEastAsia" w:hAnsi="Arial" w:cs="Arial"/>
-          <w:b/>
-          <w:bCs/>
-          <w:color w:val="1F497D" w:themeColor="text2"/>
-          <w:sz w:val="26"/>
-          <w:szCs w:val="26"/>
-        </w:rPr>
-        <w:t>onsultar estudiantes</w:t>
+        <w:t>Consultar estudiantes</w:t>
       </w:r>
     </w:p>
     <w:p>
@@ -4199,7 +7135,18 @@
           <w:sz w:val="26"/>
           <w:szCs w:val="26"/>
         </w:rPr>
-        <w:t>4.</w:t>
+        <w:t>3</w:t>
+      </w:r>
+      <w:r>
+        <w:rPr>
+          <w:rFonts w:ascii="Arial" w:eastAsiaTheme="majorEastAsia" w:hAnsi="Arial" w:cs="Arial"/>
+          <w:b/>
+          <w:bCs/>
+          <w:color w:val="1F497D" w:themeColor="text2"/>
+          <w:sz w:val="26"/>
+          <w:szCs w:val="26"/>
+        </w:rPr>
+        <w:t>.</w:t>
       </w:r>
       <w:r>
         <w:rPr>
@@ -4268,7 +7215,18 @@
           <w:sz w:val="26"/>
           <w:szCs w:val="26"/>
         </w:rPr>
-        <w:t>4.</w:t>
+        <w:t>3</w:t>
+      </w:r>
+      <w:r>
+        <w:rPr>
+          <w:rFonts w:ascii="Arial" w:eastAsiaTheme="majorEastAsia" w:hAnsi="Arial" w:cs="Arial"/>
+          <w:b/>
+          <w:bCs/>
+          <w:color w:val="1F497D" w:themeColor="text2"/>
+          <w:sz w:val="26"/>
+          <w:szCs w:val="26"/>
+        </w:rPr>
+        <w:t>.</w:t>
       </w:r>
       <w:r>
         <w:rPr>
@@ -4422,7 +7380,18 @@
           <w:sz w:val="26"/>
           <w:szCs w:val="26"/>
         </w:rPr>
-        <w:t>4.</w:t>
+        <w:t>3</w:t>
+      </w:r>
+      <w:r>
+        <w:rPr>
+          <w:rFonts w:ascii="Arial" w:eastAsiaTheme="majorEastAsia" w:hAnsi="Arial" w:cs="Arial"/>
+          <w:b/>
+          <w:bCs/>
+          <w:color w:val="1F497D" w:themeColor="text2"/>
+          <w:sz w:val="26"/>
+          <w:szCs w:val="26"/>
+        </w:rPr>
+        <w:t>.</w:t>
       </w:r>
       <w:r>
         <w:rPr>
@@ -4501,29 +7470,18 @@
           <w:sz w:val="26"/>
           <w:szCs w:val="26"/>
         </w:rPr>
-        <w:t>4.</w:t>
-      </w:r>
-      <w:r>
-        <w:rPr>
-          <w:rFonts w:ascii="Arial" w:eastAsiaTheme="majorEastAsia" w:hAnsi="Arial" w:cs="Arial"/>
-          <w:b/>
-          <w:bCs/>
-          <w:color w:val="1F497D" w:themeColor="text2"/>
-          <w:sz w:val="26"/>
-          <w:szCs w:val="26"/>
-        </w:rPr>
-        <w:t>5</w:t>
-      </w:r>
-      <w:r>
-        <w:rPr>
-          <w:rFonts w:ascii="Arial" w:eastAsiaTheme="majorEastAsia" w:hAnsi="Arial" w:cs="Arial"/>
-          <w:b/>
-          <w:bCs/>
-          <w:color w:val="1F497D" w:themeColor="text2"/>
-          <w:sz w:val="26"/>
-          <w:szCs w:val="26"/>
-        </w:rPr>
-        <w:t>.1 Definición</w:t>
+        <w:t>3</w:t>
+      </w:r>
+      <w:r>
+        <w:rPr>
+          <w:rFonts w:ascii="Arial" w:eastAsiaTheme="majorEastAsia" w:hAnsi="Arial" w:cs="Arial"/>
+          <w:b/>
+          <w:bCs/>
+          <w:color w:val="1F497D" w:themeColor="text2"/>
+          <w:sz w:val="26"/>
+          <w:szCs w:val="26"/>
+        </w:rPr>
+        <w:t>.5.1 Definición</w:t>
       </w:r>
     </w:p>
     <w:p>
@@ -4563,29 +7521,18 @@
           <w:sz w:val="26"/>
           <w:szCs w:val="26"/>
         </w:rPr>
-        <w:t>4.</w:t>
-      </w:r>
-      <w:r>
-        <w:rPr>
-          <w:rFonts w:ascii="Arial" w:eastAsiaTheme="majorEastAsia" w:hAnsi="Arial" w:cs="Arial"/>
-          <w:b/>
-          <w:bCs/>
-          <w:color w:val="1F497D" w:themeColor="text2"/>
-          <w:sz w:val="26"/>
-          <w:szCs w:val="26"/>
-        </w:rPr>
-        <w:t>5</w:t>
-      </w:r>
-      <w:r>
-        <w:rPr>
-          <w:rFonts w:ascii="Arial" w:eastAsiaTheme="majorEastAsia" w:hAnsi="Arial" w:cs="Arial"/>
-          <w:b/>
-          <w:bCs/>
-          <w:color w:val="1F497D" w:themeColor="text2"/>
-          <w:sz w:val="26"/>
-          <w:szCs w:val="26"/>
-        </w:rPr>
-        <w:t>.2 Criterios de aceptación</w:t>
+        <w:t>3</w:t>
+      </w:r>
+      <w:r>
+        <w:rPr>
+          <w:rFonts w:ascii="Arial" w:eastAsiaTheme="majorEastAsia" w:hAnsi="Arial" w:cs="Arial"/>
+          <w:b/>
+          <w:bCs/>
+          <w:color w:val="1F497D" w:themeColor="text2"/>
+          <w:sz w:val="26"/>
+          <w:szCs w:val="26"/>
+        </w:rPr>
+        <w:t>.5.2 Criterios de aceptación</w:t>
       </w:r>
     </w:p>
     <w:p>
@@ -4810,7 +7757,18 @@
           <w:szCs w:val="26"/>
         </w:rPr>
         <w:lastRenderedPageBreak/>
-        <w:t>4.</w:t>
+        <w:t>3</w:t>
+      </w:r>
+      <w:r>
+        <w:rPr>
+          <w:rFonts w:ascii="Arial" w:eastAsiaTheme="majorEastAsia" w:hAnsi="Arial" w:cs="Arial"/>
+          <w:b/>
+          <w:bCs/>
+          <w:color w:val="1F497D" w:themeColor="text2"/>
+          <w:sz w:val="26"/>
+          <w:szCs w:val="26"/>
+        </w:rPr>
+        <w:t>.</w:t>
       </w:r>
       <w:r>
         <w:rPr>
@@ -4900,7 +7858,18 @@
           <w:sz w:val="26"/>
           <w:szCs w:val="26"/>
         </w:rPr>
-        <w:t>4.</w:t>
+        <w:t>3</w:t>
+      </w:r>
+      <w:r>
+        <w:rPr>
+          <w:rFonts w:ascii="Arial" w:eastAsiaTheme="majorEastAsia" w:hAnsi="Arial" w:cs="Arial"/>
+          <w:b/>
+          <w:bCs/>
+          <w:color w:val="1F497D" w:themeColor="text2"/>
+          <w:sz w:val="26"/>
+          <w:szCs w:val="26"/>
+        </w:rPr>
+        <w:t>.</w:t>
       </w:r>
       <w:r>
         <w:rPr>
@@ -4941,6 +7910,14 @@
         </w:rPr>
         <w:t>Como profesional autorizado, quiero consultar la ficha individual de un estudiante para revisar de manera centralizada su información y situación dentro de ATEDA</w:t>
       </w:r>
+      <w:r>
+        <w:rPr>
+          <w:rFonts w:ascii="Arial" w:hAnsi="Arial" w:cs="Arial"/>
+          <w:color w:val="1F497D" w:themeColor="text2"/>
+          <w:lang w:val="es-ES" w:eastAsia="es-ES"/>
+        </w:rPr>
+        <w:t>.</w:t>
+      </w:r>
     </w:p>
     <w:p>
       <w:pPr>
@@ -4963,7 +7940,18 @@
           <w:sz w:val="26"/>
           <w:szCs w:val="26"/>
         </w:rPr>
-        <w:t>4.</w:t>
+        <w:t>3</w:t>
+      </w:r>
+      <w:r>
+        <w:rPr>
+          <w:rFonts w:ascii="Arial" w:eastAsiaTheme="majorEastAsia" w:hAnsi="Arial" w:cs="Arial"/>
+          <w:b/>
+          <w:bCs/>
+          <w:color w:val="1F497D" w:themeColor="text2"/>
+          <w:sz w:val="26"/>
+          <w:szCs w:val="26"/>
+        </w:rPr>
+        <w:t>.</w:t>
       </w:r>
       <w:r>
         <w:rPr>
@@ -5235,7 +8223,18 @@
           <w:sz w:val="26"/>
           <w:szCs w:val="26"/>
         </w:rPr>
-        <w:t>4.</w:t>
+        <w:t>3</w:t>
+      </w:r>
+      <w:r>
+        <w:rPr>
+          <w:rFonts w:ascii="Arial" w:eastAsiaTheme="majorEastAsia" w:hAnsi="Arial" w:cs="Arial"/>
+          <w:b/>
+          <w:bCs/>
+          <w:color w:val="1F497D" w:themeColor="text2"/>
+          <w:sz w:val="26"/>
+          <w:szCs w:val="26"/>
+        </w:rPr>
+        <w:t>.</w:t>
       </w:r>
       <w:r>
         <w:rPr>
@@ -5314,29 +8313,18 @@
           <w:sz w:val="26"/>
           <w:szCs w:val="26"/>
         </w:rPr>
-        <w:t>4.</w:t>
-      </w:r>
-      <w:r>
-        <w:rPr>
-          <w:rFonts w:ascii="Arial" w:eastAsiaTheme="majorEastAsia" w:hAnsi="Arial" w:cs="Arial"/>
-          <w:b/>
-          <w:bCs/>
-          <w:color w:val="1F497D" w:themeColor="text2"/>
-          <w:sz w:val="26"/>
-          <w:szCs w:val="26"/>
-        </w:rPr>
-        <w:t>7</w:t>
-      </w:r>
-      <w:r>
-        <w:rPr>
-          <w:rFonts w:ascii="Arial" w:eastAsiaTheme="majorEastAsia" w:hAnsi="Arial" w:cs="Arial"/>
-          <w:b/>
-          <w:bCs/>
-          <w:color w:val="1F497D" w:themeColor="text2"/>
-          <w:sz w:val="26"/>
-          <w:szCs w:val="26"/>
-        </w:rPr>
-        <w:t>.1 Definición</w:t>
+        <w:t>3</w:t>
+      </w:r>
+      <w:r>
+        <w:rPr>
+          <w:rFonts w:ascii="Arial" w:eastAsiaTheme="majorEastAsia" w:hAnsi="Arial" w:cs="Arial"/>
+          <w:b/>
+          <w:bCs/>
+          <w:color w:val="1F497D" w:themeColor="text2"/>
+          <w:sz w:val="26"/>
+          <w:szCs w:val="26"/>
+        </w:rPr>
+        <w:t>.7.1 Definición</w:t>
       </w:r>
     </w:p>
     <w:p>
@@ -5377,29 +8365,18 @@
           <w:sz w:val="26"/>
           <w:szCs w:val="26"/>
         </w:rPr>
-        <w:t>4.</w:t>
-      </w:r>
-      <w:r>
-        <w:rPr>
-          <w:rFonts w:ascii="Arial" w:eastAsiaTheme="majorEastAsia" w:hAnsi="Arial" w:cs="Arial"/>
-          <w:b/>
-          <w:bCs/>
-          <w:color w:val="1F497D" w:themeColor="text2"/>
-          <w:sz w:val="26"/>
-          <w:szCs w:val="26"/>
-        </w:rPr>
-        <w:t>7</w:t>
-      </w:r>
-      <w:r>
-        <w:rPr>
-          <w:rFonts w:ascii="Arial" w:eastAsiaTheme="majorEastAsia" w:hAnsi="Arial" w:cs="Arial"/>
-          <w:b/>
-          <w:bCs/>
-          <w:color w:val="1F497D" w:themeColor="text2"/>
-          <w:sz w:val="26"/>
-          <w:szCs w:val="26"/>
-        </w:rPr>
-        <w:t>.2 Criterios de aceptación</w:t>
+        <w:t>3</w:t>
+      </w:r>
+      <w:r>
+        <w:rPr>
+          <w:rFonts w:ascii="Arial" w:eastAsiaTheme="majorEastAsia" w:hAnsi="Arial" w:cs="Arial"/>
+          <w:b/>
+          <w:bCs/>
+          <w:color w:val="1F497D" w:themeColor="text2"/>
+          <w:sz w:val="26"/>
+          <w:szCs w:val="26"/>
+        </w:rPr>
+        <w:t>.7.2 Criterios de aceptación</w:t>
       </w:r>
     </w:p>
     <w:p>
@@ -5674,7 +8651,18 @@
           <w:szCs w:val="26"/>
         </w:rPr>
         <w:lastRenderedPageBreak/>
-        <w:t>4.</w:t>
+        <w:t>3</w:t>
+      </w:r>
+      <w:r>
+        <w:rPr>
+          <w:rFonts w:ascii="Arial" w:eastAsiaTheme="majorEastAsia" w:hAnsi="Arial" w:cs="Arial"/>
+          <w:b/>
+          <w:bCs/>
+          <w:color w:val="1F497D" w:themeColor="text2"/>
+          <w:sz w:val="26"/>
+          <w:szCs w:val="26"/>
+        </w:rPr>
+        <w:t>.</w:t>
       </w:r>
       <w:r>
         <w:rPr>
@@ -5753,29 +8741,18 @@
           <w:sz w:val="26"/>
           <w:szCs w:val="26"/>
         </w:rPr>
-        <w:t>4.</w:t>
-      </w:r>
-      <w:r>
-        <w:rPr>
-          <w:rFonts w:ascii="Arial" w:eastAsiaTheme="majorEastAsia" w:hAnsi="Arial" w:cs="Arial"/>
-          <w:b/>
-          <w:bCs/>
-          <w:color w:val="1F497D" w:themeColor="text2"/>
-          <w:sz w:val="26"/>
-          <w:szCs w:val="26"/>
-        </w:rPr>
-        <w:t>8</w:t>
-      </w:r>
-      <w:r>
-        <w:rPr>
-          <w:rFonts w:ascii="Arial" w:eastAsiaTheme="majorEastAsia" w:hAnsi="Arial" w:cs="Arial"/>
-          <w:b/>
-          <w:bCs/>
-          <w:color w:val="1F497D" w:themeColor="text2"/>
-          <w:sz w:val="26"/>
-          <w:szCs w:val="26"/>
-        </w:rPr>
-        <w:t>.1 Definición</w:t>
+        <w:t>3</w:t>
+      </w:r>
+      <w:r>
+        <w:rPr>
+          <w:rFonts w:ascii="Arial" w:eastAsiaTheme="majorEastAsia" w:hAnsi="Arial" w:cs="Arial"/>
+          <w:b/>
+          <w:bCs/>
+          <w:color w:val="1F497D" w:themeColor="text2"/>
+          <w:sz w:val="26"/>
+          <w:szCs w:val="26"/>
+        </w:rPr>
+        <w:t>.8.1 Definición</w:t>
       </w:r>
     </w:p>
     <w:p>
@@ -5816,29 +8793,18 @@
           <w:sz w:val="26"/>
           <w:szCs w:val="26"/>
         </w:rPr>
-        <w:t>4.</w:t>
-      </w:r>
-      <w:r>
-        <w:rPr>
-          <w:rFonts w:ascii="Arial" w:eastAsiaTheme="majorEastAsia" w:hAnsi="Arial" w:cs="Arial"/>
-          <w:b/>
-          <w:bCs/>
-          <w:color w:val="1F497D" w:themeColor="text2"/>
-          <w:sz w:val="26"/>
-          <w:szCs w:val="26"/>
-        </w:rPr>
-        <w:t>8</w:t>
-      </w:r>
-      <w:r>
-        <w:rPr>
-          <w:rFonts w:ascii="Arial" w:eastAsiaTheme="majorEastAsia" w:hAnsi="Arial" w:cs="Arial"/>
-          <w:b/>
-          <w:bCs/>
-          <w:color w:val="1F497D" w:themeColor="text2"/>
-          <w:sz w:val="26"/>
-          <w:szCs w:val="26"/>
-        </w:rPr>
-        <w:t>.2 Criterios de aceptación</w:t>
+        <w:t>3</w:t>
+      </w:r>
+      <w:r>
+        <w:rPr>
+          <w:rFonts w:ascii="Arial" w:eastAsiaTheme="majorEastAsia" w:hAnsi="Arial" w:cs="Arial"/>
+          <w:b/>
+          <w:bCs/>
+          <w:color w:val="1F497D" w:themeColor="text2"/>
+          <w:sz w:val="26"/>
+          <w:szCs w:val="26"/>
+        </w:rPr>
+        <w:t>.8.2 Criterios de aceptación</w:t>
       </w:r>
     </w:p>
     <w:p>
@@ -6020,7 +8986,18 @@
           <w:sz w:val="26"/>
           <w:szCs w:val="26"/>
         </w:rPr>
-        <w:t>4.</w:t>
+        <w:t>3</w:t>
+      </w:r>
+      <w:r>
+        <w:rPr>
+          <w:rFonts w:ascii="Arial" w:eastAsiaTheme="majorEastAsia" w:hAnsi="Arial" w:cs="Arial"/>
+          <w:b/>
+          <w:bCs/>
+          <w:color w:val="1F497D" w:themeColor="text2"/>
+          <w:sz w:val="26"/>
+          <w:szCs w:val="26"/>
+        </w:rPr>
+        <w:t>.</w:t>
       </w:r>
       <w:r>
         <w:rPr>
@@ -6099,29 +9076,18 @@
           <w:sz w:val="26"/>
           <w:szCs w:val="26"/>
         </w:rPr>
-        <w:t>4.</w:t>
-      </w:r>
-      <w:r>
-        <w:rPr>
-          <w:rFonts w:ascii="Arial" w:eastAsiaTheme="majorEastAsia" w:hAnsi="Arial" w:cs="Arial"/>
-          <w:b/>
-          <w:bCs/>
-          <w:color w:val="1F497D" w:themeColor="text2"/>
-          <w:sz w:val="26"/>
-          <w:szCs w:val="26"/>
-        </w:rPr>
-        <w:t>9</w:t>
-      </w:r>
-      <w:r>
-        <w:rPr>
-          <w:rFonts w:ascii="Arial" w:eastAsiaTheme="majorEastAsia" w:hAnsi="Arial" w:cs="Arial"/>
-          <w:b/>
-          <w:bCs/>
-          <w:color w:val="1F497D" w:themeColor="text2"/>
-          <w:sz w:val="26"/>
-          <w:szCs w:val="26"/>
-        </w:rPr>
-        <w:t>.1 Definición</w:t>
+        <w:t>3</w:t>
+      </w:r>
+      <w:r>
+        <w:rPr>
+          <w:rFonts w:ascii="Arial" w:eastAsiaTheme="majorEastAsia" w:hAnsi="Arial" w:cs="Arial"/>
+          <w:b/>
+          <w:bCs/>
+          <w:color w:val="1F497D" w:themeColor="text2"/>
+          <w:sz w:val="26"/>
+          <w:szCs w:val="26"/>
+        </w:rPr>
+        <w:t>.9.1 Definición</w:t>
       </w:r>
     </w:p>
     <w:p>
@@ -6162,29 +9128,18 @@
           <w:sz w:val="26"/>
           <w:szCs w:val="26"/>
         </w:rPr>
-        <w:t>4.</w:t>
-      </w:r>
-      <w:r>
-        <w:rPr>
-          <w:rFonts w:ascii="Arial" w:eastAsiaTheme="majorEastAsia" w:hAnsi="Arial" w:cs="Arial"/>
-          <w:b/>
-          <w:bCs/>
-          <w:color w:val="1F497D" w:themeColor="text2"/>
-          <w:sz w:val="26"/>
-          <w:szCs w:val="26"/>
-        </w:rPr>
-        <w:t>9</w:t>
-      </w:r>
-      <w:r>
-        <w:rPr>
-          <w:rFonts w:ascii="Arial" w:eastAsiaTheme="majorEastAsia" w:hAnsi="Arial" w:cs="Arial"/>
-          <w:b/>
-          <w:bCs/>
-          <w:color w:val="1F497D" w:themeColor="text2"/>
-          <w:sz w:val="26"/>
-          <w:szCs w:val="26"/>
-        </w:rPr>
-        <w:t>.2 Criterios de aceptación</w:t>
+        <w:t>3</w:t>
+      </w:r>
+      <w:r>
+        <w:rPr>
+          <w:rFonts w:ascii="Arial" w:eastAsiaTheme="majorEastAsia" w:hAnsi="Arial" w:cs="Arial"/>
+          <w:b/>
+          <w:bCs/>
+          <w:color w:val="1F497D" w:themeColor="text2"/>
+          <w:sz w:val="26"/>
+          <w:szCs w:val="26"/>
+        </w:rPr>
+        <w:t>.9.2 Criterios de aceptación</w:t>
       </w:r>
     </w:p>
     <w:p>
@@ -6397,7 +9352,18 @@
           <w:sz w:val="26"/>
           <w:szCs w:val="26"/>
         </w:rPr>
-        <w:t>4.</w:t>
+        <w:t>3</w:t>
+      </w:r>
+      <w:r>
+        <w:rPr>
+          <w:rFonts w:ascii="Arial" w:eastAsiaTheme="majorEastAsia" w:hAnsi="Arial" w:cs="Arial"/>
+          <w:b/>
+          <w:bCs/>
+          <w:color w:val="1F497D" w:themeColor="text2"/>
+          <w:sz w:val="26"/>
+          <w:szCs w:val="26"/>
+        </w:rPr>
+        <w:t>.</w:t>
       </w:r>
       <w:r>
         <w:rPr>
@@ -6476,29 +9442,18 @@
           <w:sz w:val="26"/>
           <w:szCs w:val="26"/>
         </w:rPr>
-        <w:t>4.</w:t>
-      </w:r>
-      <w:r>
-        <w:rPr>
-          <w:rFonts w:ascii="Arial" w:eastAsiaTheme="majorEastAsia" w:hAnsi="Arial" w:cs="Arial"/>
-          <w:b/>
-          <w:bCs/>
-          <w:color w:val="1F497D" w:themeColor="text2"/>
-          <w:sz w:val="26"/>
-          <w:szCs w:val="26"/>
-        </w:rPr>
-        <w:t>10</w:t>
-      </w:r>
-      <w:r>
-        <w:rPr>
-          <w:rFonts w:ascii="Arial" w:eastAsiaTheme="majorEastAsia" w:hAnsi="Arial" w:cs="Arial"/>
-          <w:b/>
-          <w:bCs/>
-          <w:color w:val="1F497D" w:themeColor="text2"/>
-          <w:sz w:val="26"/>
-          <w:szCs w:val="26"/>
-        </w:rPr>
-        <w:t>.1 Definición</w:t>
+        <w:t>3</w:t>
+      </w:r>
+      <w:r>
+        <w:rPr>
+          <w:rFonts w:ascii="Arial" w:eastAsiaTheme="majorEastAsia" w:hAnsi="Arial" w:cs="Arial"/>
+          <w:b/>
+          <w:bCs/>
+          <w:color w:val="1F497D" w:themeColor="text2"/>
+          <w:sz w:val="26"/>
+          <w:szCs w:val="26"/>
+        </w:rPr>
+        <w:t>.10.1 Definición</w:t>
       </w:r>
     </w:p>
     <w:p>
@@ -6539,29 +9494,18 @@
           <w:sz w:val="26"/>
           <w:szCs w:val="26"/>
         </w:rPr>
-        <w:t>4.</w:t>
-      </w:r>
-      <w:r>
-        <w:rPr>
-          <w:rFonts w:ascii="Arial" w:eastAsiaTheme="majorEastAsia" w:hAnsi="Arial" w:cs="Arial"/>
-          <w:b/>
-          <w:bCs/>
-          <w:color w:val="1F497D" w:themeColor="text2"/>
-          <w:sz w:val="26"/>
-          <w:szCs w:val="26"/>
-        </w:rPr>
-        <w:t>10</w:t>
-      </w:r>
-      <w:r>
-        <w:rPr>
-          <w:rFonts w:ascii="Arial" w:eastAsiaTheme="majorEastAsia" w:hAnsi="Arial" w:cs="Arial"/>
-          <w:b/>
-          <w:bCs/>
-          <w:color w:val="1F497D" w:themeColor="text2"/>
-          <w:sz w:val="26"/>
-          <w:szCs w:val="26"/>
-        </w:rPr>
-        <w:t>.2 Criterios de aceptación</w:t>
+        <w:t>3</w:t>
+      </w:r>
+      <w:r>
+        <w:rPr>
+          <w:rFonts w:ascii="Arial" w:eastAsiaTheme="majorEastAsia" w:hAnsi="Arial" w:cs="Arial"/>
+          <w:b/>
+          <w:bCs/>
+          <w:color w:val="1F497D" w:themeColor="text2"/>
+          <w:sz w:val="26"/>
+          <w:szCs w:val="26"/>
+        </w:rPr>
+        <w:t>.10.2 Criterios de aceptación</w:t>
       </w:r>
     </w:p>
     <w:p>
@@ -6767,7 +9711,18 @@
           <w:sz w:val="26"/>
           <w:szCs w:val="26"/>
         </w:rPr>
-        <w:t>4.</w:t>
+        <w:t>3</w:t>
+      </w:r>
+      <w:r>
+        <w:rPr>
+          <w:rFonts w:ascii="Arial" w:eastAsiaTheme="majorEastAsia" w:hAnsi="Arial" w:cs="Arial"/>
+          <w:b/>
+          <w:bCs/>
+          <w:color w:val="1F497D" w:themeColor="text2"/>
+          <w:sz w:val="26"/>
+          <w:szCs w:val="26"/>
+        </w:rPr>
+        <w:t>.</w:t>
       </w:r>
       <w:r>
         <w:rPr>
@@ -6846,29 +9801,18 @@
           <w:sz w:val="26"/>
           <w:szCs w:val="26"/>
         </w:rPr>
-        <w:t>4.</w:t>
-      </w:r>
-      <w:r>
-        <w:rPr>
-          <w:rFonts w:ascii="Arial" w:eastAsiaTheme="majorEastAsia" w:hAnsi="Arial" w:cs="Arial"/>
-          <w:b/>
-          <w:bCs/>
-          <w:color w:val="1F497D" w:themeColor="text2"/>
-          <w:sz w:val="26"/>
-          <w:szCs w:val="26"/>
-        </w:rPr>
-        <w:t>11</w:t>
-      </w:r>
-      <w:r>
-        <w:rPr>
-          <w:rFonts w:ascii="Arial" w:eastAsiaTheme="majorEastAsia" w:hAnsi="Arial" w:cs="Arial"/>
-          <w:b/>
-          <w:bCs/>
-          <w:color w:val="1F497D" w:themeColor="text2"/>
-          <w:sz w:val="26"/>
-          <w:szCs w:val="26"/>
-        </w:rPr>
-        <w:t>.1 Definición</w:t>
+        <w:t>3</w:t>
+      </w:r>
+      <w:r>
+        <w:rPr>
+          <w:rFonts w:ascii="Arial" w:eastAsiaTheme="majorEastAsia" w:hAnsi="Arial" w:cs="Arial"/>
+          <w:b/>
+          <w:bCs/>
+          <w:color w:val="1F497D" w:themeColor="text2"/>
+          <w:sz w:val="26"/>
+          <w:szCs w:val="26"/>
+        </w:rPr>
+        <w:t>.11.1 Definición</w:t>
       </w:r>
     </w:p>
     <w:p>
@@ -6909,29 +9853,18 @@
           <w:sz w:val="26"/>
           <w:szCs w:val="26"/>
         </w:rPr>
-        <w:t>4.</w:t>
-      </w:r>
-      <w:r>
-        <w:rPr>
-          <w:rFonts w:ascii="Arial" w:eastAsiaTheme="majorEastAsia" w:hAnsi="Arial" w:cs="Arial"/>
-          <w:b/>
-          <w:bCs/>
-          <w:color w:val="1F497D" w:themeColor="text2"/>
-          <w:sz w:val="26"/>
-          <w:szCs w:val="26"/>
-        </w:rPr>
-        <w:t>11</w:t>
-      </w:r>
-      <w:r>
-        <w:rPr>
-          <w:rFonts w:ascii="Arial" w:eastAsiaTheme="majorEastAsia" w:hAnsi="Arial" w:cs="Arial"/>
-          <w:b/>
-          <w:bCs/>
-          <w:color w:val="1F497D" w:themeColor="text2"/>
-          <w:sz w:val="26"/>
-          <w:szCs w:val="26"/>
-        </w:rPr>
-        <w:t>.2 Criterios de aceptación</w:t>
+        <w:t>3</w:t>
+      </w:r>
+      <w:r>
+        <w:rPr>
+          <w:rFonts w:ascii="Arial" w:eastAsiaTheme="majorEastAsia" w:hAnsi="Arial" w:cs="Arial"/>
+          <w:b/>
+          <w:bCs/>
+          <w:color w:val="1F497D" w:themeColor="text2"/>
+          <w:sz w:val="26"/>
+          <w:szCs w:val="26"/>
+        </w:rPr>
+        <w:t>.11.2 Criterios de aceptación</w:t>
       </w:r>
     </w:p>
     <w:p>
@@ -7168,29 +10101,29 @@
           <w:sz w:val="26"/>
           <w:szCs w:val="26"/>
         </w:rPr>
-        <w:t>4.</w:t>
-      </w:r>
-      <w:r>
-        <w:rPr>
-          <w:rFonts w:ascii="Arial" w:eastAsiaTheme="majorEastAsia" w:hAnsi="Arial" w:cs="Arial"/>
-          <w:b/>
-          <w:bCs/>
-          <w:color w:val="1F497D" w:themeColor="text2"/>
-          <w:sz w:val="26"/>
-          <w:szCs w:val="26"/>
-        </w:rPr>
-        <w:t>1</w:t>
-      </w:r>
-      <w:r>
-        <w:rPr>
-          <w:rFonts w:ascii="Arial" w:eastAsiaTheme="majorEastAsia" w:hAnsi="Arial" w:cs="Arial"/>
-          <w:b/>
-          <w:bCs/>
-          <w:color w:val="1F497D" w:themeColor="text2"/>
-          <w:sz w:val="26"/>
-          <w:szCs w:val="26"/>
-        </w:rPr>
-        <w:t>2</w:t>
+        <w:t>3</w:t>
+      </w:r>
+      <w:r>
+        <w:rPr>
+          <w:rFonts w:ascii="Arial" w:eastAsiaTheme="majorEastAsia" w:hAnsi="Arial" w:cs="Arial"/>
+          <w:b/>
+          <w:bCs/>
+          <w:color w:val="1F497D" w:themeColor="text2"/>
+          <w:sz w:val="26"/>
+          <w:szCs w:val="26"/>
+        </w:rPr>
+        <w:t>.</w:t>
+      </w:r>
+      <w:r>
+        <w:rPr>
+          <w:rFonts w:ascii="Arial" w:eastAsiaTheme="majorEastAsia" w:hAnsi="Arial" w:cs="Arial"/>
+          <w:b/>
+          <w:bCs/>
+          <w:color w:val="1F497D" w:themeColor="text2"/>
+          <w:sz w:val="26"/>
+          <w:szCs w:val="26"/>
+        </w:rPr>
+        <w:t>12</w:t>
       </w:r>
       <w:r>
         <w:rPr>
@@ -7212,18 +10145,7 @@
           <w:sz w:val="26"/>
           <w:szCs w:val="26"/>
         </w:rPr>
-        <w:t>1</w:t>
-      </w:r>
-      <w:r>
-        <w:rPr>
-          <w:rFonts w:ascii="Arial" w:eastAsiaTheme="majorEastAsia" w:hAnsi="Arial" w:cs="Arial"/>
-          <w:b/>
-          <w:bCs/>
-          <w:color w:val="1F497D" w:themeColor="text2"/>
-          <w:sz w:val="26"/>
-          <w:szCs w:val="26"/>
-        </w:rPr>
-        <w:t>2</w:t>
+        <w:t>12</w:t>
       </w:r>
       <w:r>
         <w:rPr>
@@ -7269,29 +10191,18 @@
           <w:sz w:val="26"/>
           <w:szCs w:val="26"/>
         </w:rPr>
-        <w:t>4.1</w:t>
-      </w:r>
-      <w:r>
-        <w:rPr>
-          <w:rFonts w:ascii="Arial" w:eastAsiaTheme="majorEastAsia" w:hAnsi="Arial" w:cs="Arial"/>
-          <w:b/>
-          <w:bCs/>
-          <w:color w:val="1F497D" w:themeColor="text2"/>
-          <w:sz w:val="26"/>
-          <w:szCs w:val="26"/>
-        </w:rPr>
-        <w:t>2</w:t>
-      </w:r>
-      <w:r>
-        <w:rPr>
-          <w:rFonts w:ascii="Arial" w:eastAsiaTheme="majorEastAsia" w:hAnsi="Arial" w:cs="Arial"/>
-          <w:b/>
-          <w:bCs/>
-          <w:color w:val="1F497D" w:themeColor="text2"/>
-          <w:sz w:val="26"/>
-          <w:szCs w:val="26"/>
-        </w:rPr>
-        <w:t>.1 Definición</w:t>
+        <w:t>3</w:t>
+      </w:r>
+      <w:r>
+        <w:rPr>
+          <w:rFonts w:ascii="Arial" w:eastAsiaTheme="majorEastAsia" w:hAnsi="Arial" w:cs="Arial"/>
+          <w:b/>
+          <w:bCs/>
+          <w:color w:val="1F497D" w:themeColor="text2"/>
+          <w:sz w:val="26"/>
+          <w:szCs w:val="26"/>
+        </w:rPr>
+        <w:t>.12.1 Definición</w:t>
       </w:r>
     </w:p>
     <w:p>
@@ -7332,29 +10243,18 @@
           <w:sz w:val="26"/>
           <w:szCs w:val="26"/>
         </w:rPr>
-        <w:t>4.1</w:t>
-      </w:r>
-      <w:r>
-        <w:rPr>
-          <w:rFonts w:ascii="Arial" w:eastAsiaTheme="majorEastAsia" w:hAnsi="Arial" w:cs="Arial"/>
-          <w:b/>
-          <w:bCs/>
-          <w:color w:val="1F497D" w:themeColor="text2"/>
-          <w:sz w:val="26"/>
-          <w:szCs w:val="26"/>
-        </w:rPr>
-        <w:t>2</w:t>
-      </w:r>
-      <w:r>
-        <w:rPr>
-          <w:rFonts w:ascii="Arial" w:eastAsiaTheme="majorEastAsia" w:hAnsi="Arial" w:cs="Arial"/>
-          <w:b/>
-          <w:bCs/>
-          <w:color w:val="1F497D" w:themeColor="text2"/>
-          <w:sz w:val="26"/>
-          <w:szCs w:val="26"/>
-        </w:rPr>
-        <w:t>.2 Criterios de aceptación</w:t>
+        <w:t>3</w:t>
+      </w:r>
+      <w:r>
+        <w:rPr>
+          <w:rFonts w:ascii="Arial" w:eastAsiaTheme="majorEastAsia" w:hAnsi="Arial" w:cs="Arial"/>
+          <w:b/>
+          <w:bCs/>
+          <w:color w:val="1F497D" w:themeColor="text2"/>
+          <w:sz w:val="26"/>
+          <w:szCs w:val="26"/>
+        </w:rPr>
+        <w:t>.12.2 Criterios de aceptación</w:t>
       </w:r>
     </w:p>
     <w:p>
@@ -7630,28 +10530,6 @@
           <w:sz w:val="26"/>
           <w:szCs w:val="26"/>
         </w:rPr>
-        <w:t>4.</w:t>
-      </w:r>
-      <w:r>
-        <w:rPr>
-          <w:rFonts w:ascii="Arial" w:eastAsiaTheme="majorEastAsia" w:hAnsi="Arial" w:cs="Arial"/>
-          <w:b/>
-          <w:bCs/>
-          <w:color w:val="1F497D" w:themeColor="text2"/>
-          <w:sz w:val="26"/>
-          <w:szCs w:val="26"/>
-        </w:rPr>
-        <w:t>1</w:t>
-      </w:r>
-      <w:r>
-        <w:rPr>
-          <w:rFonts w:ascii="Arial" w:eastAsiaTheme="majorEastAsia" w:hAnsi="Arial" w:cs="Arial"/>
-          <w:b/>
-          <w:bCs/>
-          <w:color w:val="1F497D" w:themeColor="text2"/>
-          <w:sz w:val="26"/>
-          <w:szCs w:val="26"/>
-        </w:rPr>
         <w:t>3</w:t>
       </w:r>
       <w:r>
@@ -7663,6 +10541,28 @@
           <w:sz w:val="26"/>
           <w:szCs w:val="26"/>
         </w:rPr>
+        <w:t>.</w:t>
+      </w:r>
+      <w:r>
+        <w:rPr>
+          <w:rFonts w:ascii="Arial" w:eastAsiaTheme="majorEastAsia" w:hAnsi="Arial" w:cs="Arial"/>
+          <w:b/>
+          <w:bCs/>
+          <w:color w:val="1F497D" w:themeColor="text2"/>
+          <w:sz w:val="26"/>
+          <w:szCs w:val="26"/>
+        </w:rPr>
+        <w:t>13</w:t>
+      </w:r>
+      <w:r>
+        <w:rPr>
+          <w:rFonts w:ascii="Arial" w:eastAsiaTheme="majorEastAsia" w:hAnsi="Arial" w:cs="Arial"/>
+          <w:b/>
+          <w:bCs/>
+          <w:color w:val="1F497D" w:themeColor="text2"/>
+          <w:sz w:val="26"/>
+          <w:szCs w:val="26"/>
+        </w:rPr>
         <w:t xml:space="preserve"> Historia 0</w:t>
       </w:r>
       <w:r>
@@ -7674,8 +10574,43 @@
           <w:sz w:val="26"/>
           <w:szCs w:val="26"/>
         </w:rPr>
-        <w:t>1</w:t>
-      </w:r>
+        <w:t>13</w:t>
+      </w:r>
+      <w:r>
+        <w:rPr>
+          <w:rFonts w:ascii="Arial" w:eastAsiaTheme="majorEastAsia" w:hAnsi="Arial" w:cs="Arial"/>
+          <w:b/>
+          <w:bCs/>
+          <w:color w:val="1F497D" w:themeColor="text2"/>
+          <w:sz w:val="26"/>
+          <w:szCs w:val="26"/>
+        </w:rPr>
+        <w:t xml:space="preserve"> – </w:t>
+      </w:r>
+      <w:r>
+        <w:rPr>
+          <w:rFonts w:ascii="Arial" w:eastAsiaTheme="majorEastAsia" w:hAnsi="Arial" w:cs="Arial"/>
+          <w:b/>
+          <w:bCs/>
+          <w:color w:val="1F497D" w:themeColor="text2"/>
+          <w:sz w:val="26"/>
+          <w:szCs w:val="26"/>
+        </w:rPr>
+        <w:t>Consultar alertas</w:t>
+      </w:r>
+    </w:p>
+    <w:p>
+      <w:pPr>
+        <w:jc w:val="both"/>
+        <w:rPr>
+          <w:rFonts w:ascii="Arial" w:eastAsiaTheme="majorEastAsia" w:hAnsi="Arial" w:cs="Arial"/>
+          <w:b/>
+          <w:bCs/>
+          <w:color w:val="1F497D" w:themeColor="text2"/>
+          <w:sz w:val="26"/>
+          <w:szCs w:val="26"/>
+        </w:rPr>
+      </w:pPr>
       <w:r>
         <w:rPr>
           <w:rFonts w:ascii="Arial" w:eastAsiaTheme="majorEastAsia" w:hAnsi="Arial" w:cs="Arial"/>
@@ -7696,18 +10631,46 @@
           <w:sz w:val="26"/>
           <w:szCs w:val="26"/>
         </w:rPr>
-        <w:t xml:space="preserve"> – </w:t>
-      </w:r>
-      <w:r>
-        <w:rPr>
-          <w:rFonts w:ascii="Arial" w:eastAsiaTheme="majorEastAsia" w:hAnsi="Arial" w:cs="Arial"/>
-          <w:b/>
-          <w:bCs/>
-          <w:color w:val="1F497D" w:themeColor="text2"/>
-          <w:sz w:val="26"/>
-          <w:szCs w:val="26"/>
-        </w:rPr>
-        <w:t>Consultar alertas</w:t>
+        <w:t>.1</w:t>
+      </w:r>
+      <w:r>
+        <w:rPr>
+          <w:rFonts w:ascii="Arial" w:eastAsiaTheme="majorEastAsia" w:hAnsi="Arial" w:cs="Arial"/>
+          <w:b/>
+          <w:bCs/>
+          <w:color w:val="1F497D" w:themeColor="text2"/>
+          <w:sz w:val="26"/>
+          <w:szCs w:val="26"/>
+        </w:rPr>
+        <w:t>3</w:t>
+      </w:r>
+      <w:r>
+        <w:rPr>
+          <w:rFonts w:ascii="Arial" w:eastAsiaTheme="majorEastAsia" w:hAnsi="Arial" w:cs="Arial"/>
+          <w:b/>
+          <w:bCs/>
+          <w:color w:val="1F497D" w:themeColor="text2"/>
+          <w:sz w:val="26"/>
+          <w:szCs w:val="26"/>
+        </w:rPr>
+        <w:t>.1 Definición</w:t>
+      </w:r>
+    </w:p>
+    <w:p>
+      <w:pPr>
+        <w:rPr>
+          <w:rFonts w:ascii="Arial" w:hAnsi="Arial" w:cs="Arial"/>
+          <w:color w:val="1F497D" w:themeColor="text2"/>
+          <w:lang w:val="es-ES" w:eastAsia="es-ES"/>
+        </w:rPr>
+      </w:pPr>
+      <w:r>
+        <w:rPr>
+          <w:rFonts w:ascii="Arial" w:hAnsi="Arial" w:cs="Arial"/>
+          <w:color w:val="1F497D" w:themeColor="text2"/>
+          <w:lang w:val="es-ES" w:eastAsia="es-ES"/>
+        </w:rPr>
+        <w:t>Como profesional autorizado, quiero consultar las alertas preventivas generadas por ATEDA para identificar estudiantes que requieren revisión o seguimiento profesional.</w:t>
       </w:r>
     </w:p>
     <w:p>
@@ -7731,17 +10694,6 @@
           <w:sz w:val="26"/>
           <w:szCs w:val="26"/>
         </w:rPr>
-        <w:t>4.1</w:t>
-      </w:r>
-      <w:r>
-        <w:rPr>
-          <w:rFonts w:ascii="Arial" w:eastAsiaTheme="majorEastAsia" w:hAnsi="Arial" w:cs="Arial"/>
-          <w:b/>
-          <w:bCs/>
-          <w:color w:val="1F497D" w:themeColor="text2"/>
-          <w:sz w:val="26"/>
-          <w:szCs w:val="26"/>
-        </w:rPr>
         <w:t>3</w:t>
       </w:r>
       <w:r>
@@ -7753,48 +10705,7 @@
           <w:sz w:val="26"/>
           <w:szCs w:val="26"/>
         </w:rPr>
-        <w:t>.1 Definición</w:t>
-      </w:r>
-    </w:p>
-    <w:p>
-      <w:pPr>
-        <w:rPr>
-          <w:rFonts w:ascii="Arial" w:hAnsi="Arial" w:cs="Arial"/>
-          <w:color w:val="1F497D" w:themeColor="text2"/>
-          <w:lang w:val="es-ES" w:eastAsia="es-ES"/>
-        </w:rPr>
-      </w:pPr>
-      <w:r>
-        <w:rPr>
-          <w:rFonts w:ascii="Arial" w:hAnsi="Arial" w:cs="Arial"/>
-          <w:color w:val="1F497D" w:themeColor="text2"/>
-          <w:lang w:val="es-ES" w:eastAsia="es-ES"/>
-        </w:rPr>
-        <w:t>Como profesional autorizado, quiero consultar las alertas preventivas generadas por ATEDA para identificar estudiantes que requieren revisión o seguimiento profesional.</w:t>
-      </w:r>
-    </w:p>
-    <w:p>
-      <w:pPr>
-        <w:jc w:val="both"/>
-        <w:rPr>
-          <w:rFonts w:ascii="Arial" w:eastAsiaTheme="majorEastAsia" w:hAnsi="Arial" w:cs="Arial"/>
-          <w:b/>
-          <w:bCs/>
-          <w:color w:val="1F497D" w:themeColor="text2"/>
-          <w:sz w:val="26"/>
-          <w:szCs w:val="26"/>
-        </w:rPr>
-      </w:pPr>
-      <w:r>
-        <w:rPr>
-          <w:rFonts w:ascii="Arial" w:eastAsiaTheme="majorEastAsia" w:hAnsi="Arial" w:cs="Arial"/>
-          <w:b/>
-          <w:bCs/>
-          <w:color w:val="1F497D" w:themeColor="text2"/>
-          <w:sz w:val="26"/>
-          <w:szCs w:val="26"/>
-        </w:rPr>
-        <w:t>4.1</w:t>
+        <w:t>.1</w:t>
       </w:r>
       <w:r>
         <w:rPr>
@@ -7860,6 +10771,14 @@
         </w:rPr>
         <w:t>ATEDA genera alertas a partir de indicadores y reglas previamente definidas</w:t>
       </w:r>
+      <w:r>
+        <w:rPr>
+          <w:rFonts w:ascii="Arial" w:hAnsi="Arial" w:cs="Arial"/>
+          <w:color w:val="1F497D" w:themeColor="text2"/>
+          <w:lang w:val="es-ES" w:eastAsia="es-ES"/>
+        </w:rPr>
+        <w:t>.</w:t>
+      </w:r>
     </w:p>
     <w:p>
       <w:pPr>
@@ -8051,29 +10970,29 @@
           <w:sz w:val="26"/>
           <w:szCs w:val="26"/>
         </w:rPr>
-        <w:t>4.</w:t>
-      </w:r>
-      <w:r>
-        <w:rPr>
-          <w:rFonts w:ascii="Arial" w:eastAsiaTheme="majorEastAsia" w:hAnsi="Arial" w:cs="Arial"/>
-          <w:b/>
-          <w:bCs/>
-          <w:color w:val="1F497D" w:themeColor="text2"/>
-          <w:sz w:val="26"/>
-          <w:szCs w:val="26"/>
-        </w:rPr>
-        <w:t>1</w:t>
-      </w:r>
-      <w:r>
-        <w:rPr>
-          <w:rFonts w:ascii="Arial" w:eastAsiaTheme="majorEastAsia" w:hAnsi="Arial" w:cs="Arial"/>
-          <w:b/>
-          <w:bCs/>
-          <w:color w:val="1F497D" w:themeColor="text2"/>
-          <w:sz w:val="26"/>
-          <w:szCs w:val="26"/>
-        </w:rPr>
-        <w:t>4</w:t>
+        <w:t>3</w:t>
+      </w:r>
+      <w:r>
+        <w:rPr>
+          <w:rFonts w:ascii="Arial" w:eastAsiaTheme="majorEastAsia" w:hAnsi="Arial" w:cs="Arial"/>
+          <w:b/>
+          <w:bCs/>
+          <w:color w:val="1F497D" w:themeColor="text2"/>
+          <w:sz w:val="26"/>
+          <w:szCs w:val="26"/>
+        </w:rPr>
+        <w:t>.</w:t>
+      </w:r>
+      <w:r>
+        <w:rPr>
+          <w:rFonts w:ascii="Arial" w:eastAsiaTheme="majorEastAsia" w:hAnsi="Arial" w:cs="Arial"/>
+          <w:b/>
+          <w:bCs/>
+          <w:color w:val="1F497D" w:themeColor="text2"/>
+          <w:sz w:val="26"/>
+          <w:szCs w:val="26"/>
+        </w:rPr>
+        <w:t>14</w:t>
       </w:r>
       <w:r>
         <w:rPr>
@@ -8095,18 +11014,7 @@
           <w:sz w:val="26"/>
           <w:szCs w:val="26"/>
         </w:rPr>
-        <w:t>1</w:t>
-      </w:r>
-      <w:r>
-        <w:rPr>
-          <w:rFonts w:ascii="Arial" w:eastAsiaTheme="majorEastAsia" w:hAnsi="Arial" w:cs="Arial"/>
-          <w:b/>
-          <w:bCs/>
-          <w:color w:val="1F497D" w:themeColor="text2"/>
-          <w:sz w:val="26"/>
-          <w:szCs w:val="26"/>
-        </w:rPr>
-        <w:t>4</w:t>
+        <w:t>14</w:t>
       </w:r>
       <w:r>
         <w:rPr>
@@ -8152,29 +11060,18 @@
           <w:sz w:val="26"/>
           <w:szCs w:val="26"/>
         </w:rPr>
-        <w:t>4.1</w:t>
-      </w:r>
-      <w:r>
-        <w:rPr>
-          <w:rFonts w:ascii="Arial" w:eastAsiaTheme="majorEastAsia" w:hAnsi="Arial" w:cs="Arial"/>
-          <w:b/>
-          <w:bCs/>
-          <w:color w:val="1F497D" w:themeColor="text2"/>
-          <w:sz w:val="26"/>
-          <w:szCs w:val="26"/>
-        </w:rPr>
-        <w:t>4</w:t>
-      </w:r>
-      <w:r>
-        <w:rPr>
-          <w:rFonts w:ascii="Arial" w:eastAsiaTheme="majorEastAsia" w:hAnsi="Arial" w:cs="Arial"/>
-          <w:b/>
-          <w:bCs/>
-          <w:color w:val="1F497D" w:themeColor="text2"/>
-          <w:sz w:val="26"/>
-          <w:szCs w:val="26"/>
-        </w:rPr>
-        <w:t>.1 Definición</w:t>
+        <w:t>3</w:t>
+      </w:r>
+      <w:r>
+        <w:rPr>
+          <w:rFonts w:ascii="Arial" w:eastAsiaTheme="majorEastAsia" w:hAnsi="Arial" w:cs="Arial"/>
+          <w:b/>
+          <w:bCs/>
+          <w:color w:val="1F497D" w:themeColor="text2"/>
+          <w:sz w:val="26"/>
+          <w:szCs w:val="26"/>
+        </w:rPr>
+        <w:t>.14.1 Definición</w:t>
       </w:r>
     </w:p>
     <w:p>
@@ -8215,29 +11112,18 @@
           <w:sz w:val="26"/>
           <w:szCs w:val="26"/>
         </w:rPr>
-        <w:t>4.1</w:t>
-      </w:r>
-      <w:r>
-        <w:rPr>
-          <w:rFonts w:ascii="Arial" w:eastAsiaTheme="majorEastAsia" w:hAnsi="Arial" w:cs="Arial"/>
-          <w:b/>
-          <w:bCs/>
-          <w:color w:val="1F497D" w:themeColor="text2"/>
-          <w:sz w:val="26"/>
-          <w:szCs w:val="26"/>
-        </w:rPr>
-        <w:t>4</w:t>
-      </w:r>
-      <w:r>
-        <w:rPr>
-          <w:rFonts w:ascii="Arial" w:eastAsiaTheme="majorEastAsia" w:hAnsi="Arial" w:cs="Arial"/>
-          <w:b/>
-          <w:bCs/>
-          <w:color w:val="1F497D" w:themeColor="text2"/>
-          <w:sz w:val="26"/>
-          <w:szCs w:val="26"/>
-        </w:rPr>
-        <w:t>.2 Criterios de aceptación</w:t>
+        <w:t>3</w:t>
+      </w:r>
+      <w:r>
+        <w:rPr>
+          <w:rFonts w:ascii="Arial" w:eastAsiaTheme="majorEastAsia" w:hAnsi="Arial" w:cs="Arial"/>
+          <w:b/>
+          <w:bCs/>
+          <w:color w:val="1F497D" w:themeColor="text2"/>
+          <w:sz w:val="26"/>
+          <w:szCs w:val="26"/>
+        </w:rPr>
+        <w:t>.14.2 Criterios de aceptación</w:t>
       </w:r>
     </w:p>
     <w:p>
@@ -8459,29 +11345,29 @@
           <w:szCs w:val="26"/>
         </w:rPr>
         <w:lastRenderedPageBreak/>
-        <w:t>4.</w:t>
-      </w:r>
-      <w:r>
-        <w:rPr>
-          <w:rFonts w:ascii="Arial" w:eastAsiaTheme="majorEastAsia" w:hAnsi="Arial" w:cs="Arial"/>
-          <w:b/>
-          <w:bCs/>
-          <w:color w:val="1F497D" w:themeColor="text2"/>
-          <w:sz w:val="26"/>
-          <w:szCs w:val="26"/>
-        </w:rPr>
-        <w:t>1</w:t>
-      </w:r>
-      <w:r>
-        <w:rPr>
-          <w:rFonts w:ascii="Arial" w:eastAsiaTheme="majorEastAsia" w:hAnsi="Arial" w:cs="Arial"/>
-          <w:b/>
-          <w:bCs/>
-          <w:color w:val="1F497D" w:themeColor="text2"/>
-          <w:sz w:val="26"/>
-          <w:szCs w:val="26"/>
-        </w:rPr>
-        <w:t>5</w:t>
+        <w:t>3</w:t>
+      </w:r>
+      <w:r>
+        <w:rPr>
+          <w:rFonts w:ascii="Arial" w:eastAsiaTheme="majorEastAsia" w:hAnsi="Arial" w:cs="Arial"/>
+          <w:b/>
+          <w:bCs/>
+          <w:color w:val="1F497D" w:themeColor="text2"/>
+          <w:sz w:val="26"/>
+          <w:szCs w:val="26"/>
+        </w:rPr>
+        <w:t>.</w:t>
+      </w:r>
+      <w:r>
+        <w:rPr>
+          <w:rFonts w:ascii="Arial" w:eastAsiaTheme="majorEastAsia" w:hAnsi="Arial" w:cs="Arial"/>
+          <w:b/>
+          <w:bCs/>
+          <w:color w:val="1F497D" w:themeColor="text2"/>
+          <w:sz w:val="26"/>
+          <w:szCs w:val="26"/>
+        </w:rPr>
+        <w:t>15</w:t>
       </w:r>
       <w:r>
         <w:rPr>
@@ -8503,18 +11389,7 @@
           <w:sz w:val="26"/>
           <w:szCs w:val="26"/>
         </w:rPr>
-        <w:t>1</w:t>
-      </w:r>
-      <w:r>
-        <w:rPr>
-          <w:rFonts w:ascii="Arial" w:eastAsiaTheme="majorEastAsia" w:hAnsi="Arial" w:cs="Arial"/>
-          <w:b/>
-          <w:bCs/>
-          <w:color w:val="1F497D" w:themeColor="text2"/>
-          <w:sz w:val="26"/>
-          <w:szCs w:val="26"/>
-        </w:rPr>
-        <w:t>5</w:t>
+        <w:t>15</w:t>
       </w:r>
       <w:r>
         <w:rPr>
@@ -8536,18 +11411,7 @@
           <w:sz w:val="26"/>
           <w:szCs w:val="26"/>
         </w:rPr>
-        <w:t xml:space="preserve">Consultar </w:t>
-      </w:r>
-      <w:r>
-        <w:rPr>
-          <w:rFonts w:ascii="Arial" w:eastAsiaTheme="majorEastAsia" w:hAnsi="Arial" w:cs="Arial"/>
-          <w:b/>
-          <w:bCs/>
-          <w:color w:val="1F497D" w:themeColor="text2"/>
-          <w:sz w:val="26"/>
-          <w:szCs w:val="26"/>
-        </w:rPr>
-        <w:t>explicación de alerta</w:t>
+        <w:t>Consultar explicación de alerta</w:t>
       </w:r>
     </w:p>
     <w:p>
@@ -8571,29 +11435,18 @@
           <w:sz w:val="26"/>
           <w:szCs w:val="26"/>
         </w:rPr>
-        <w:t>4.1</w:t>
-      </w:r>
-      <w:r>
-        <w:rPr>
-          <w:rFonts w:ascii="Arial" w:eastAsiaTheme="majorEastAsia" w:hAnsi="Arial" w:cs="Arial"/>
-          <w:b/>
-          <w:bCs/>
-          <w:color w:val="1F497D" w:themeColor="text2"/>
-          <w:sz w:val="26"/>
-          <w:szCs w:val="26"/>
-        </w:rPr>
-        <w:t>5</w:t>
-      </w:r>
-      <w:r>
-        <w:rPr>
-          <w:rFonts w:ascii="Arial" w:eastAsiaTheme="majorEastAsia" w:hAnsi="Arial" w:cs="Arial"/>
-          <w:b/>
-          <w:bCs/>
-          <w:color w:val="1F497D" w:themeColor="text2"/>
-          <w:sz w:val="26"/>
-          <w:szCs w:val="26"/>
-        </w:rPr>
-        <w:t>.1 Definición</w:t>
+        <w:t>3</w:t>
+      </w:r>
+      <w:r>
+        <w:rPr>
+          <w:rFonts w:ascii="Arial" w:eastAsiaTheme="majorEastAsia" w:hAnsi="Arial" w:cs="Arial"/>
+          <w:b/>
+          <w:bCs/>
+          <w:color w:val="1F497D" w:themeColor="text2"/>
+          <w:sz w:val="26"/>
+          <w:szCs w:val="26"/>
+        </w:rPr>
+        <w:t>.15.1 Definición</w:t>
       </w:r>
     </w:p>
     <w:p>
@@ -8634,29 +11487,18 @@
           <w:sz w:val="26"/>
           <w:szCs w:val="26"/>
         </w:rPr>
-        <w:t>4.1</w:t>
-      </w:r>
-      <w:r>
-        <w:rPr>
-          <w:rFonts w:ascii="Arial" w:eastAsiaTheme="majorEastAsia" w:hAnsi="Arial" w:cs="Arial"/>
-          <w:b/>
-          <w:bCs/>
-          <w:color w:val="1F497D" w:themeColor="text2"/>
-          <w:sz w:val="26"/>
-          <w:szCs w:val="26"/>
-        </w:rPr>
-        <w:t>5</w:t>
-      </w:r>
-      <w:r>
-        <w:rPr>
-          <w:rFonts w:ascii="Arial" w:eastAsiaTheme="majorEastAsia" w:hAnsi="Arial" w:cs="Arial"/>
-          <w:b/>
-          <w:bCs/>
-          <w:color w:val="1F497D" w:themeColor="text2"/>
-          <w:sz w:val="26"/>
-          <w:szCs w:val="26"/>
-        </w:rPr>
-        <w:t>.2 Criterios de aceptación</w:t>
+        <w:t>3</w:t>
+      </w:r>
+      <w:r>
+        <w:rPr>
+          <w:rFonts w:ascii="Arial" w:eastAsiaTheme="majorEastAsia" w:hAnsi="Arial" w:cs="Arial"/>
+          <w:b/>
+          <w:bCs/>
+          <w:color w:val="1F497D" w:themeColor="text2"/>
+          <w:sz w:val="26"/>
+          <w:szCs w:val="26"/>
+        </w:rPr>
+        <w:t>.15.2 Criterios de aceptación</w:t>
       </w:r>
     </w:p>
     <w:p>
@@ -8902,29 +11744,29 @@
           <w:sz w:val="26"/>
           <w:szCs w:val="26"/>
         </w:rPr>
-        <w:t>4.</w:t>
-      </w:r>
-      <w:r>
-        <w:rPr>
-          <w:rFonts w:ascii="Arial" w:eastAsiaTheme="majorEastAsia" w:hAnsi="Arial" w:cs="Arial"/>
-          <w:b/>
-          <w:bCs/>
-          <w:color w:val="1F497D" w:themeColor="text2"/>
-          <w:sz w:val="26"/>
-          <w:szCs w:val="26"/>
-        </w:rPr>
-        <w:t>1</w:t>
-      </w:r>
-      <w:r>
-        <w:rPr>
-          <w:rFonts w:ascii="Arial" w:eastAsiaTheme="majorEastAsia" w:hAnsi="Arial" w:cs="Arial"/>
-          <w:b/>
-          <w:bCs/>
-          <w:color w:val="1F497D" w:themeColor="text2"/>
-          <w:sz w:val="26"/>
-          <w:szCs w:val="26"/>
-        </w:rPr>
-        <w:t>6</w:t>
+        <w:t>3</w:t>
+      </w:r>
+      <w:r>
+        <w:rPr>
+          <w:rFonts w:ascii="Arial" w:eastAsiaTheme="majorEastAsia" w:hAnsi="Arial" w:cs="Arial"/>
+          <w:b/>
+          <w:bCs/>
+          <w:color w:val="1F497D" w:themeColor="text2"/>
+          <w:sz w:val="26"/>
+          <w:szCs w:val="26"/>
+        </w:rPr>
+        <w:t>.</w:t>
+      </w:r>
+      <w:r>
+        <w:rPr>
+          <w:rFonts w:ascii="Arial" w:eastAsiaTheme="majorEastAsia" w:hAnsi="Arial" w:cs="Arial"/>
+          <w:b/>
+          <w:bCs/>
+          <w:color w:val="1F497D" w:themeColor="text2"/>
+          <w:sz w:val="26"/>
+          <w:szCs w:val="26"/>
+        </w:rPr>
+        <w:t>16</w:t>
       </w:r>
       <w:r>
         <w:rPr>
@@ -8946,18 +11788,7 @@
           <w:sz w:val="26"/>
           <w:szCs w:val="26"/>
         </w:rPr>
-        <w:t>1</w:t>
-      </w:r>
-      <w:r>
-        <w:rPr>
-          <w:rFonts w:ascii="Arial" w:eastAsiaTheme="majorEastAsia" w:hAnsi="Arial" w:cs="Arial"/>
-          <w:b/>
-          <w:bCs/>
-          <w:color w:val="1F497D" w:themeColor="text2"/>
-          <w:sz w:val="26"/>
-          <w:szCs w:val="26"/>
-        </w:rPr>
-        <w:t>6</w:t>
+        <w:t>16</w:t>
       </w:r>
       <w:r>
         <w:rPr>
@@ -9003,29 +11834,18 @@
           <w:sz w:val="26"/>
           <w:szCs w:val="26"/>
         </w:rPr>
-        <w:t>4.1</w:t>
-      </w:r>
-      <w:r>
-        <w:rPr>
-          <w:rFonts w:ascii="Arial" w:eastAsiaTheme="majorEastAsia" w:hAnsi="Arial" w:cs="Arial"/>
-          <w:b/>
-          <w:bCs/>
-          <w:color w:val="1F497D" w:themeColor="text2"/>
-          <w:sz w:val="26"/>
-          <w:szCs w:val="26"/>
-        </w:rPr>
-        <w:t>6</w:t>
-      </w:r>
-      <w:r>
-        <w:rPr>
-          <w:rFonts w:ascii="Arial" w:eastAsiaTheme="majorEastAsia" w:hAnsi="Arial" w:cs="Arial"/>
-          <w:b/>
-          <w:bCs/>
-          <w:color w:val="1F497D" w:themeColor="text2"/>
-          <w:sz w:val="26"/>
-          <w:szCs w:val="26"/>
-        </w:rPr>
-        <w:t>.1 Definición</w:t>
+        <w:t>3</w:t>
+      </w:r>
+      <w:r>
+        <w:rPr>
+          <w:rFonts w:ascii="Arial" w:eastAsiaTheme="majorEastAsia" w:hAnsi="Arial" w:cs="Arial"/>
+          <w:b/>
+          <w:bCs/>
+          <w:color w:val="1F497D" w:themeColor="text2"/>
+          <w:sz w:val="26"/>
+          <w:szCs w:val="26"/>
+        </w:rPr>
+        <w:t>.16.1 Definición</w:t>
       </w:r>
     </w:p>
     <w:p>
@@ -9066,29 +11886,18 @@
           <w:sz w:val="26"/>
           <w:szCs w:val="26"/>
         </w:rPr>
-        <w:t>4.1</w:t>
-      </w:r>
-      <w:r>
-        <w:rPr>
-          <w:rFonts w:ascii="Arial" w:eastAsiaTheme="majorEastAsia" w:hAnsi="Arial" w:cs="Arial"/>
-          <w:b/>
-          <w:bCs/>
-          <w:color w:val="1F497D" w:themeColor="text2"/>
-          <w:sz w:val="26"/>
-          <w:szCs w:val="26"/>
-        </w:rPr>
-        <w:t>6</w:t>
-      </w:r>
-      <w:r>
-        <w:rPr>
-          <w:rFonts w:ascii="Arial" w:eastAsiaTheme="majorEastAsia" w:hAnsi="Arial" w:cs="Arial"/>
-          <w:b/>
-          <w:bCs/>
-          <w:color w:val="1F497D" w:themeColor="text2"/>
-          <w:sz w:val="26"/>
-          <w:szCs w:val="26"/>
-        </w:rPr>
-        <w:t>.2 Criterios de aceptación</w:t>
+        <w:t>3</w:t>
+      </w:r>
+      <w:r>
+        <w:rPr>
+          <w:rFonts w:ascii="Arial" w:eastAsiaTheme="majorEastAsia" w:hAnsi="Arial" w:cs="Arial"/>
+          <w:b/>
+          <w:bCs/>
+          <w:color w:val="1F497D" w:themeColor="text2"/>
+          <w:sz w:val="26"/>
+          <w:szCs w:val="26"/>
+        </w:rPr>
+        <w:t>.16.2 Criterios de aceptación</w:t>
       </w:r>
     </w:p>
     <w:p>
@@ -9132,15 +11941,7 @@
           <w:color w:val="1F497D" w:themeColor="text2"/>
           <w:lang w:val="es-ES" w:eastAsia="es-ES"/>
         </w:rPr>
-        <w:t xml:space="preserve"> </w:t>
-      </w:r>
-      <w:r>
-        <w:rPr>
-          <w:rFonts w:ascii="Arial" w:hAnsi="Arial" w:cs="Arial"/>
-          <w:color w:val="1F497D" w:themeColor="text2"/>
-          <w:lang w:val="es-ES" w:eastAsia="es-ES"/>
-        </w:rPr>
-        <w:t>El seguimiento queda asociado al estudiante.</w:t>
+        <w:t xml:space="preserve"> El seguimiento queda asociado al estudiante.</w:t>
       </w:r>
     </w:p>
     <w:p>
@@ -9431,29 +12232,29 @@
           <w:szCs w:val="26"/>
         </w:rPr>
         <w:lastRenderedPageBreak/>
-        <w:t>4.</w:t>
-      </w:r>
-      <w:r>
-        <w:rPr>
-          <w:rFonts w:ascii="Arial" w:eastAsiaTheme="majorEastAsia" w:hAnsi="Arial" w:cs="Arial"/>
-          <w:b/>
-          <w:bCs/>
-          <w:color w:val="1F497D" w:themeColor="text2"/>
-          <w:sz w:val="26"/>
-          <w:szCs w:val="26"/>
-        </w:rPr>
-        <w:t>1</w:t>
-      </w:r>
-      <w:r>
-        <w:rPr>
-          <w:rFonts w:ascii="Arial" w:eastAsiaTheme="majorEastAsia" w:hAnsi="Arial" w:cs="Arial"/>
-          <w:b/>
-          <w:bCs/>
-          <w:color w:val="1F497D" w:themeColor="text2"/>
-          <w:sz w:val="26"/>
-          <w:szCs w:val="26"/>
-        </w:rPr>
-        <w:t>7</w:t>
+        <w:t>3</w:t>
+      </w:r>
+      <w:r>
+        <w:rPr>
+          <w:rFonts w:ascii="Arial" w:eastAsiaTheme="majorEastAsia" w:hAnsi="Arial" w:cs="Arial"/>
+          <w:b/>
+          <w:bCs/>
+          <w:color w:val="1F497D" w:themeColor="text2"/>
+          <w:sz w:val="26"/>
+          <w:szCs w:val="26"/>
+        </w:rPr>
+        <w:t>.</w:t>
+      </w:r>
+      <w:r>
+        <w:rPr>
+          <w:rFonts w:ascii="Arial" w:eastAsiaTheme="majorEastAsia" w:hAnsi="Arial" w:cs="Arial"/>
+          <w:b/>
+          <w:bCs/>
+          <w:color w:val="1F497D" w:themeColor="text2"/>
+          <w:sz w:val="26"/>
+          <w:szCs w:val="26"/>
+        </w:rPr>
+        <w:t>17</w:t>
       </w:r>
       <w:r>
         <w:rPr>
@@ -9475,18 +12276,7 @@
           <w:sz w:val="26"/>
           <w:szCs w:val="26"/>
         </w:rPr>
-        <w:t>1</w:t>
-      </w:r>
-      <w:r>
-        <w:rPr>
-          <w:rFonts w:ascii="Arial" w:eastAsiaTheme="majorEastAsia" w:hAnsi="Arial" w:cs="Arial"/>
-          <w:b/>
-          <w:bCs/>
-          <w:color w:val="1F497D" w:themeColor="text2"/>
-          <w:sz w:val="26"/>
-          <w:szCs w:val="26"/>
-        </w:rPr>
-        <w:t>7</w:t>
+        <w:t>17</w:t>
       </w:r>
       <w:r>
         <w:rPr>
@@ -9532,29 +12322,18 @@
           <w:sz w:val="26"/>
           <w:szCs w:val="26"/>
         </w:rPr>
-        <w:t>4.1</w:t>
-      </w:r>
-      <w:r>
-        <w:rPr>
-          <w:rFonts w:ascii="Arial" w:eastAsiaTheme="majorEastAsia" w:hAnsi="Arial" w:cs="Arial"/>
-          <w:b/>
-          <w:bCs/>
-          <w:color w:val="1F497D" w:themeColor="text2"/>
-          <w:sz w:val="26"/>
-          <w:szCs w:val="26"/>
-        </w:rPr>
-        <w:t>7</w:t>
-      </w:r>
-      <w:r>
-        <w:rPr>
-          <w:rFonts w:ascii="Arial" w:eastAsiaTheme="majorEastAsia" w:hAnsi="Arial" w:cs="Arial"/>
-          <w:b/>
-          <w:bCs/>
-          <w:color w:val="1F497D" w:themeColor="text2"/>
-          <w:sz w:val="26"/>
-          <w:szCs w:val="26"/>
-        </w:rPr>
-        <w:t>.1 Definición</w:t>
+        <w:t>3</w:t>
+      </w:r>
+      <w:r>
+        <w:rPr>
+          <w:rFonts w:ascii="Arial" w:eastAsiaTheme="majorEastAsia" w:hAnsi="Arial" w:cs="Arial"/>
+          <w:b/>
+          <w:bCs/>
+          <w:color w:val="1F497D" w:themeColor="text2"/>
+          <w:sz w:val="26"/>
+          <w:szCs w:val="26"/>
+        </w:rPr>
+        <w:t>.17.1 Definición</w:t>
       </w:r>
     </w:p>
     <w:p>
@@ -9595,29 +12374,18 @@
           <w:sz w:val="26"/>
           <w:szCs w:val="26"/>
         </w:rPr>
-        <w:t>4.1</w:t>
-      </w:r>
-      <w:r>
-        <w:rPr>
-          <w:rFonts w:ascii="Arial" w:eastAsiaTheme="majorEastAsia" w:hAnsi="Arial" w:cs="Arial"/>
-          <w:b/>
-          <w:bCs/>
-          <w:color w:val="1F497D" w:themeColor="text2"/>
-          <w:sz w:val="26"/>
-          <w:szCs w:val="26"/>
-        </w:rPr>
-        <w:t>7</w:t>
-      </w:r>
-      <w:r>
-        <w:rPr>
-          <w:rFonts w:ascii="Arial" w:eastAsiaTheme="majorEastAsia" w:hAnsi="Arial" w:cs="Arial"/>
-          <w:b/>
-          <w:bCs/>
-          <w:color w:val="1F497D" w:themeColor="text2"/>
-          <w:sz w:val="26"/>
-          <w:szCs w:val="26"/>
-        </w:rPr>
-        <w:t>.2 Criterios de aceptación</w:t>
+        <w:t>3</w:t>
+      </w:r>
+      <w:r>
+        <w:rPr>
+          <w:rFonts w:ascii="Arial" w:eastAsiaTheme="majorEastAsia" w:hAnsi="Arial" w:cs="Arial"/>
+          <w:b/>
+          <w:bCs/>
+          <w:color w:val="1F497D" w:themeColor="text2"/>
+          <w:sz w:val="26"/>
+          <w:szCs w:val="26"/>
+        </w:rPr>
+        <w:t>.17.2 Criterios de aceptación</w:t>
       </w:r>
     </w:p>
     <w:p>
@@ -9661,15 +12429,7 @@
           <w:color w:val="1F497D" w:themeColor="text2"/>
           <w:lang w:val="es-ES" w:eastAsia="es-ES"/>
         </w:rPr>
-        <w:t xml:space="preserve"> </w:t>
-      </w:r>
-      <w:r>
-        <w:rPr>
-          <w:rFonts w:ascii="Arial" w:hAnsi="Arial" w:cs="Arial"/>
-          <w:color w:val="1F497D" w:themeColor="text2"/>
-          <w:lang w:val="es-ES" w:eastAsia="es-ES"/>
-        </w:rPr>
-        <w:t>La selección de un resultado es obligatoria antes de registrar el seguimiento</w:t>
+        <w:t xml:space="preserve"> La selección de un resultado es obligatoria antes de registrar el seguimiento</w:t>
       </w:r>
     </w:p>
     <w:p>
@@ -9869,29 +12629,29 @@
           <w:sz w:val="26"/>
           <w:szCs w:val="26"/>
         </w:rPr>
-        <w:t>4.</w:t>
-      </w:r>
-      <w:r>
-        <w:rPr>
-          <w:rFonts w:ascii="Arial" w:eastAsiaTheme="majorEastAsia" w:hAnsi="Arial" w:cs="Arial"/>
-          <w:b/>
-          <w:bCs/>
-          <w:color w:val="1F497D" w:themeColor="text2"/>
-          <w:sz w:val="26"/>
-          <w:szCs w:val="26"/>
-        </w:rPr>
-        <w:t>1</w:t>
-      </w:r>
-      <w:r>
-        <w:rPr>
-          <w:rFonts w:ascii="Arial" w:eastAsiaTheme="majorEastAsia" w:hAnsi="Arial" w:cs="Arial"/>
-          <w:b/>
-          <w:bCs/>
-          <w:color w:val="1F497D" w:themeColor="text2"/>
-          <w:sz w:val="26"/>
-          <w:szCs w:val="26"/>
-        </w:rPr>
-        <w:t>8</w:t>
+        <w:t>3</w:t>
+      </w:r>
+      <w:r>
+        <w:rPr>
+          <w:rFonts w:ascii="Arial" w:eastAsiaTheme="majorEastAsia" w:hAnsi="Arial" w:cs="Arial"/>
+          <w:b/>
+          <w:bCs/>
+          <w:color w:val="1F497D" w:themeColor="text2"/>
+          <w:sz w:val="26"/>
+          <w:szCs w:val="26"/>
+        </w:rPr>
+        <w:t>.</w:t>
+      </w:r>
+      <w:r>
+        <w:rPr>
+          <w:rFonts w:ascii="Arial" w:eastAsiaTheme="majorEastAsia" w:hAnsi="Arial" w:cs="Arial"/>
+          <w:b/>
+          <w:bCs/>
+          <w:color w:val="1F497D" w:themeColor="text2"/>
+          <w:sz w:val="26"/>
+          <w:szCs w:val="26"/>
+        </w:rPr>
+        <w:t>18</w:t>
       </w:r>
       <w:r>
         <w:rPr>
@@ -9913,18 +12673,7 @@
           <w:sz w:val="26"/>
           <w:szCs w:val="26"/>
         </w:rPr>
-        <w:t>1</w:t>
-      </w:r>
-      <w:r>
-        <w:rPr>
-          <w:rFonts w:ascii="Arial" w:eastAsiaTheme="majorEastAsia" w:hAnsi="Arial" w:cs="Arial"/>
-          <w:b/>
-          <w:bCs/>
-          <w:color w:val="1F497D" w:themeColor="text2"/>
-          <w:sz w:val="26"/>
-          <w:szCs w:val="26"/>
-        </w:rPr>
-        <w:t>8</w:t>
+        <w:t>18</w:t>
       </w:r>
       <w:r>
         <w:rPr>
@@ -9946,18 +12695,7 @@
           <w:sz w:val="26"/>
           <w:szCs w:val="26"/>
         </w:rPr>
-        <w:t>C</w:t>
-      </w:r>
-      <w:r>
-        <w:rPr>
-          <w:rFonts w:ascii="Arial" w:eastAsiaTheme="majorEastAsia" w:hAnsi="Arial" w:cs="Arial"/>
-          <w:b/>
-          <w:bCs/>
-          <w:color w:val="1F497D" w:themeColor="text2"/>
-          <w:sz w:val="26"/>
-          <w:szCs w:val="26"/>
-        </w:rPr>
-        <w:t>onsultar historial y evolución</w:t>
+        <w:t>Consultar historial y evolución</w:t>
       </w:r>
     </w:p>
     <w:p>
@@ -9981,29 +12719,18 @@
           <w:sz w:val="26"/>
           <w:szCs w:val="26"/>
         </w:rPr>
-        <w:t>4.1</w:t>
-      </w:r>
-      <w:r>
-        <w:rPr>
-          <w:rFonts w:ascii="Arial" w:eastAsiaTheme="majorEastAsia" w:hAnsi="Arial" w:cs="Arial"/>
-          <w:b/>
-          <w:bCs/>
-          <w:color w:val="1F497D" w:themeColor="text2"/>
-          <w:sz w:val="26"/>
-          <w:szCs w:val="26"/>
-        </w:rPr>
-        <w:t>8</w:t>
-      </w:r>
-      <w:r>
-        <w:rPr>
-          <w:rFonts w:ascii="Arial" w:eastAsiaTheme="majorEastAsia" w:hAnsi="Arial" w:cs="Arial"/>
-          <w:b/>
-          <w:bCs/>
-          <w:color w:val="1F497D" w:themeColor="text2"/>
-          <w:sz w:val="26"/>
-          <w:szCs w:val="26"/>
-        </w:rPr>
-        <w:t>.1 Definición</w:t>
+        <w:t>3</w:t>
+      </w:r>
+      <w:r>
+        <w:rPr>
+          <w:rFonts w:ascii="Arial" w:eastAsiaTheme="majorEastAsia" w:hAnsi="Arial" w:cs="Arial"/>
+          <w:b/>
+          <w:bCs/>
+          <w:color w:val="1F497D" w:themeColor="text2"/>
+          <w:sz w:val="26"/>
+          <w:szCs w:val="26"/>
+        </w:rPr>
+        <w:t>.18.1 Definición</w:t>
       </w:r>
     </w:p>
     <w:p>
@@ -10044,29 +12771,18 @@
           <w:sz w:val="26"/>
           <w:szCs w:val="26"/>
         </w:rPr>
-        <w:t>4.1</w:t>
-      </w:r>
-      <w:r>
-        <w:rPr>
-          <w:rFonts w:ascii="Arial" w:eastAsiaTheme="majorEastAsia" w:hAnsi="Arial" w:cs="Arial"/>
-          <w:b/>
-          <w:bCs/>
-          <w:color w:val="1F497D" w:themeColor="text2"/>
-          <w:sz w:val="26"/>
-          <w:szCs w:val="26"/>
-        </w:rPr>
-        <w:t>8</w:t>
-      </w:r>
-      <w:r>
-        <w:rPr>
-          <w:rFonts w:ascii="Arial" w:eastAsiaTheme="majorEastAsia" w:hAnsi="Arial" w:cs="Arial"/>
-          <w:b/>
-          <w:bCs/>
-          <w:color w:val="1F497D" w:themeColor="text2"/>
-          <w:sz w:val="26"/>
-          <w:szCs w:val="26"/>
-        </w:rPr>
-        <w:t>.2 Criterios de aceptación</w:t>
+        <w:t>3</w:t>
+      </w:r>
+      <w:r>
+        <w:rPr>
+          <w:rFonts w:ascii="Arial" w:eastAsiaTheme="majorEastAsia" w:hAnsi="Arial" w:cs="Arial"/>
+          <w:b/>
+          <w:bCs/>
+          <w:color w:val="1F497D" w:themeColor="text2"/>
+          <w:sz w:val="26"/>
+          <w:szCs w:val="26"/>
+        </w:rPr>
+        <w:t>.18.2 Criterios de aceptación</w:t>
       </w:r>
     </w:p>
     <w:p>
@@ -10100,15 +12816,7 @@
           <w:color w:val="1F497D" w:themeColor="text2"/>
           <w:lang w:val="es-ES" w:eastAsia="es-ES"/>
         </w:rPr>
-        <w:t xml:space="preserve"> </w:t>
-      </w:r>
-      <w:r>
-        <w:rPr>
-          <w:rFonts w:ascii="Arial" w:hAnsi="Arial" w:cs="Arial"/>
-          <w:color w:val="1F497D" w:themeColor="text2"/>
-          <w:lang w:val="es-ES" w:eastAsia="es-ES"/>
-        </w:rPr>
-        <w:t>El sistema conserva los seguimientos anteriores.</w:t>
+        <w:t xml:space="preserve"> El sistema conserva los seguimientos anteriores.</w:t>
       </w:r>
     </w:p>
     <w:p>
@@ -13387,7 +16095,6 @@
     <w:basedOn w:val="Ttulo1"/>
     <w:next w:val="Normal"/>
     <w:uiPriority w:val="39"/>
-    <w:semiHidden/>
     <w:unhideWhenUsed/>
     <w:qFormat/>
     <w:rsid w:val="00C82195"/>
@@ -14171,6 +16878,7 @@
     <w:sig w:usb0="20000287" w:usb1="00000003" w:usb2="00000000" w:usb3="00000000" w:csb0="0000019F" w:csb1="00000000"/>
   </w:font>
   <w:font w:name="Yu Gothic Light">
+    <w:altName w:val="游ゴシック Light"/>
     <w:panose1 w:val="020B0300000000000000"/>
     <w:charset w:val="80"/>
     <w:family w:val="swiss"/>
@@ -14202,12 +16910,14 @@
     <w:rsid w:val="002C06A7"/>
     <w:rsid w:val="00320554"/>
     <w:rsid w:val="00387FD7"/>
+    <w:rsid w:val="004152AA"/>
     <w:rsid w:val="004F7F49"/>
     <w:rsid w:val="0057410B"/>
     <w:rsid w:val="00592893"/>
     <w:rsid w:val="00595623"/>
     <w:rsid w:val="005B27DB"/>
     <w:rsid w:val="005D6BB6"/>
+    <w:rsid w:val="0061757A"/>
     <w:rsid w:val="00687CD9"/>
     <w:rsid w:val="006A3AA6"/>
     <w:rsid w:val="006E2FCC"/>
@@ -14996,19 +17706,6 @@
 </file>
 
 <file path=customXml/item3.xml><?xml version="1.0" encoding="utf-8"?>
-<b:Sources xmlns:b="http://schemas.openxmlformats.org/officeDocument/2006/bibliography" xmlns="http://schemas.openxmlformats.org/officeDocument/2006/bibliography" SelectedStyle="\APA.XSL" StyleName="APA"/>
-</file>
-
-<file path=customXml/item4.xml><?xml version="1.0" encoding="utf-8"?>
-<?mso-contentType ?>
-<FormTemplates xmlns="http://schemas.microsoft.com/sharepoint/v3/contenttype/forms">
-  <Display>DocumentLibraryForm</Display>
-  <Edit>DocumentLibraryForm</Edit>
-  <New>DocumentLibraryForm</New>
-</FormTemplates>
-</file>
-
-<file path=customXml/item5.xml><?xml version="1.0" encoding="utf-8"?>
 <ct:contentTypeSchema xmlns:ct="http://schemas.microsoft.com/office/2006/metadata/contentType" xmlns:ma="http://schemas.microsoft.com/office/2006/metadata/properties/metaAttributes" ct:_="" ma:_="" ma:contentTypeName="Documento" ma:contentTypeID="0x0101005395107FFD641345A10C8A5ACACB9D20" ma:contentTypeVersion="13" ma:contentTypeDescription="Crear nuevo documento." ma:contentTypeScope="" ma:versionID="7407f70e7181b908656026f379795b2c">
   <xsd:schema xmlns:xsd="http://www.w3.org/2001/XMLSchema" xmlns:xs="http://www.w3.org/2001/XMLSchema" xmlns:p="http://schemas.microsoft.com/office/2006/metadata/properties" xmlns:ns2="e1e7bc46-bed0-459f-9452-a76b1c5b695e" xmlns:ns3="bb8cf7e1-610f-40a0-8f00-126b9d139fde" targetNamespace="http://schemas.microsoft.com/office/2006/metadata/properties" ma:root="true" ma:fieldsID="b29ea8901729e1eaaa4e48e09148c760" ns2:_="" ns3:_="">
     <xsd:import namespace="e1e7bc46-bed0-459f-9452-a76b1c5b695e"/>
@@ -15225,6 +17922,19 @@
 </ct:contentTypeSchema>
 </file>
 
+<file path=customXml/item4.xml><?xml version="1.0" encoding="utf-8"?>
+<?mso-contentType ?>
+<FormTemplates xmlns="http://schemas.microsoft.com/sharepoint/v3/contenttype/forms">
+  <Display>DocumentLibraryForm</Display>
+  <Edit>DocumentLibraryForm</Edit>
+  <New>DocumentLibraryForm</New>
+</FormTemplates>
+</file>
+
+<file path=customXml/item5.xml><?xml version="1.0" encoding="utf-8"?>
+<b:Sources xmlns:b="http://schemas.openxmlformats.org/officeDocument/2006/bibliography" xmlns="http://schemas.openxmlformats.org/officeDocument/2006/bibliography" SelectedStyle="\APA.XSL" StyleName="APA"/>
+</file>
+
 <file path=customXml/itemProps1.xml><?xml version="1.0" encoding="utf-8"?>
 <ds:datastoreItem xmlns:ds="http://schemas.openxmlformats.org/officeDocument/2006/customXml" ds:itemID="{55AF091B-3C7A-41E3-B477-F2FDAA23CFDA}">
   <ds:schemaRefs>
@@ -15244,22 +17954,6 @@
 </file>
 
 <file path=customXml/itemProps3.xml><?xml version="1.0" encoding="utf-8"?>
-<ds:datastoreItem xmlns:ds="http://schemas.openxmlformats.org/officeDocument/2006/customXml" ds:itemID="{BD6EC776-6679-4C69-98E3-6D068EA0A3C9}">
-  <ds:schemaRefs>
-    <ds:schemaRef ds:uri="http://schemas.openxmlformats.org/officeDocument/2006/bibliography"/>
-  </ds:schemaRefs>
-</ds:datastoreItem>
-</file>
-
-<file path=customXml/itemProps4.xml><?xml version="1.0" encoding="utf-8"?>
-<ds:datastoreItem xmlns:ds="http://schemas.openxmlformats.org/officeDocument/2006/customXml" ds:itemID="{EE9AAF0E-D63F-459F-A0FB-CDCE9F728F33}">
-  <ds:schemaRefs>
-    <ds:schemaRef ds:uri="http://schemas.microsoft.com/sharepoint/v3/contenttype/forms"/>
-  </ds:schemaRefs>
-</ds:datastoreItem>
-</file>
-
-<file path=customXml/itemProps5.xml><?xml version="1.0" encoding="utf-8"?>
 <ds:datastoreItem xmlns:ds="http://schemas.openxmlformats.org/officeDocument/2006/customXml" ds:itemID="{444115BD-C1C6-48AD-B714-E1866627071D}">
   <ds:schemaRefs>
     <ds:schemaRef ds:uri="http://schemas.microsoft.com/office/2006/metadata/contentType"/>
@@ -15276,4 +17970,20 @@
     <ds:schemaRef ds:uri="http://schemas.microsoft.com/internal/obd"/>
   </ds:schemaRefs>
 </ds:datastoreItem>
+</file>
+
+<file path=customXml/itemProps4.xml><?xml version="1.0" encoding="utf-8"?>
+<ds:datastoreItem xmlns:ds="http://schemas.openxmlformats.org/officeDocument/2006/customXml" ds:itemID="{EE9AAF0E-D63F-459F-A0FB-CDCE9F728F33}">
+  <ds:schemaRefs>
+    <ds:schemaRef ds:uri="http://schemas.microsoft.com/sharepoint/v3/contenttype/forms"/>
+  </ds:schemaRefs>
+</ds:datastoreItem>
+</file>
+
+<file path=customXml/itemProps5.xml><?xml version="1.0" encoding="utf-8"?>
+<ds:datastoreItem xmlns:ds="http://schemas.openxmlformats.org/officeDocument/2006/customXml" ds:itemID="{BD6EC776-6679-4C69-98E3-6D068EA0A3C9}">
+  <ds:schemaRefs>
+    <ds:schemaRef ds:uri="http://schemas.openxmlformats.org/officeDocument/2006/bibliography"/>
+  </ds:schemaRefs>
+</ds:datastoreItem>
 </file>